--- a/Thesis_SiebeEveraerts_draft4.docx
+++ b/Thesis_SiebeEveraerts_draft4.docx
@@ -1336,15 +1336,6 @@
           <w:szCs w:val="24"/>
           <w:lang w:val="en-US"/>
         </w:rPr>
-        <w:t xml:space="preserve"> </w:t>
-      </w:r>
-      <w:r>
-        <w:rPr>
-          <w:b w:val="0"/>
-          <w:bCs w:val="0"/>
-          <w:szCs w:val="24"/>
-          <w:lang w:val="en-US"/>
-        </w:rPr>
         <w:t>The other cycle includes MTX, a folate antagonist that blocks DNA replication by interfering with the synthesis of purines and pyrimidines</w:t>
       </w:r>
       <w:r>
@@ -3099,17 +3090,25 @@
           <w:lang w:val="en-US"/>
         </w:rPr>
         <w:noBreakHyphen/>
-        <w:t>CVAD regimen impair learning, memory, and neural plasticity, and to test whether enriched environments can buffer or reverse these deficits. This body of work forms the foundation for understanding chemotherapy</w:t>
-      </w:r>
-      <w:r>
-        <w:rPr>
-          <w:b w:val="0"/>
-          <w:bCs w:val="0"/>
-          <w:szCs w:val="24"/>
-          <w:lang w:val="en-US"/>
-        </w:rPr>
-        <w:noBreakHyphen/>
-        <w:t xml:space="preserve">related cognitive impairment at a mechanistic level. In the following sections, we first outline the </w:t>
+        <w:t xml:space="preserve">CVAD regimen impair learning, memory, and neural plasticity, and to test whether enriched environments can buffer or reverse these deficits. This body of work forms the foundation for understanding </w:t>
+      </w:r>
+      <w:r>
+        <w:rPr>
+          <w:b w:val="0"/>
+          <w:bCs w:val="0"/>
+          <w:szCs w:val="24"/>
+          <w:lang w:val="en-US"/>
+        </w:rPr>
+        <w:t>CICI</w:t>
+      </w:r>
+      <w:r>
+        <w:rPr>
+          <w:b w:val="0"/>
+          <w:bCs w:val="0"/>
+          <w:szCs w:val="24"/>
+          <w:lang w:val="en-US"/>
+        </w:rPr>
+        <w:t xml:space="preserve"> at a mechanistic level. In the following sections, we first outline the </w:t>
       </w:r>
       <w:r>
         <w:rPr>
@@ -4364,8 +4363,8 @@
         <w:spacing w:line="276" w:lineRule="auto"/>
         <w:ind w:firstLine="709"/>
         <w:rPr>
-          <w:i/>
-          <w:iCs/>
+          <w:b w:val="0"/>
+          <w:bCs w:val="0"/>
           <w:szCs w:val="24"/>
           <w:lang w:val="en-US"/>
         </w:rPr>
@@ -4377,7 +4376,16 @@
           <w:szCs w:val="24"/>
           <w:lang w:val="en-US"/>
         </w:rPr>
-        <w:t>MTX is among the most extensively studied anticancer drugs, largely due to its long clinical history.</w:t>
+        <w:t>MTX</w:t>
+      </w:r>
+      <w:r>
+        <w:rPr>
+          <w:b w:val="0"/>
+          <w:bCs w:val="0"/>
+          <w:szCs w:val="24"/>
+          <w:lang w:val="en-US"/>
+        </w:rPr>
+        <w:t xml:space="preserve"> is among the most extensively studied anticancer drugs, largely due to its long clinical history. It was developed in the early 1950s as a folic acid antagonist and as a less toxic successor to aminopterin, building on the discovery that folate antagonists could induce temporary leukemia remissions (Farber et al., 1948). Despite its therapeutic value, MTX</w:t>
       </w:r>
       <w:r>
         <w:rPr>
@@ -4395,7 +4403,133 @@
           <w:szCs w:val="24"/>
           <w:lang w:val="en-US"/>
         </w:rPr>
-        <w:t>It was developed in the early 1950s as a folic</w:t>
+        <w:t>carries significant neurotoxic risks that can manifest acutely, subacutely, or chronically</w:t>
+      </w:r>
+      <w:r>
+        <w:rPr>
+          <w:b w:val="0"/>
+          <w:bCs w:val="0"/>
+          <w:szCs w:val="24"/>
+          <w:lang w:val="en-US"/>
+        </w:rPr>
+        <w:t xml:space="preserve"> </w:t>
+      </w:r>
+      <w:r>
+        <w:rPr>
+          <w:b w:val="0"/>
+          <w:bCs w:val="0"/>
+          <w:szCs w:val="24"/>
+          <w:lang w:val="en-US"/>
+        </w:rPr>
+        <w:t>(Mshaymesh, 2025). Although the precise mechanisms underlying</w:t>
+      </w:r>
+      <w:r>
+        <w:rPr>
+          <w:b w:val="0"/>
+          <w:bCs w:val="0"/>
+          <w:szCs w:val="24"/>
+          <w:lang w:val="en-US"/>
+        </w:rPr>
+        <w:t xml:space="preserve"> </w:t>
+      </w:r>
+      <w:r>
+        <w:rPr>
+          <w:b w:val="0"/>
+          <w:bCs w:val="0"/>
+          <w:szCs w:val="24"/>
+          <w:lang w:val="en-US"/>
+        </w:rPr>
+        <w:t xml:space="preserve">MTX‑induced neurotoxicity remain incompletely understood, converging evidence points toward leukoencephalopathy, a structural alteration of cerebral white matter characterized by damage to oligodendrocytes and myelin </w:t>
+      </w:r>
+      <w:r>
+        <w:rPr>
+          <w:b w:val="0"/>
+          <w:bCs w:val="0"/>
+          <w:szCs w:val="24"/>
+          <w:lang w:val="en-US"/>
+        </w:rPr>
+        <w:t xml:space="preserve">structure </w:t>
+      </w:r>
+      <w:r>
+        <w:rPr>
+          <w:b w:val="0"/>
+          <w:bCs w:val="0"/>
+          <w:szCs w:val="24"/>
+          <w:lang w:val="en-US"/>
+        </w:rPr>
+        <w:t>(Mshaymesh, 2025). Experimental work supports this interpretation</w:t>
+      </w:r>
+      <w:r>
+        <w:rPr>
+          <w:b w:val="0"/>
+          <w:bCs w:val="0"/>
+          <w:szCs w:val="24"/>
+          <w:lang w:val="en-US"/>
+        </w:rPr>
+        <w:t>;</w:t>
+      </w:r>
+      <w:r>
+        <w:rPr>
+          <w:b w:val="0"/>
+          <w:bCs w:val="0"/>
+          <w:szCs w:val="24"/>
+          <w:lang w:val="en-US"/>
+        </w:rPr>
+        <w:t xml:space="preserve"> </w:t>
+      </w:r>
+      <w:r>
+        <w:rPr>
+          <w:b w:val="0"/>
+          <w:bCs w:val="0"/>
+          <w:szCs w:val="24"/>
+          <w:lang w:val="en-US"/>
+        </w:rPr>
+        <w:t>r</w:t>
+      </w:r>
+      <w:r>
+        <w:rPr>
+          <w:b w:val="0"/>
+          <w:bCs w:val="0"/>
+          <w:szCs w:val="24"/>
+          <w:lang w:val="en-US"/>
+        </w:rPr>
+        <w:t>ats treated with MTX show persistent reductions in oligodendrocytes and their progenitors, along with decreased corpus callosum volume and lower myelin basic protein levels</w:t>
+      </w:r>
+      <w:r>
+        <w:rPr>
+          <w:b w:val="0"/>
+          <w:bCs w:val="0"/>
+          <w:szCs w:val="24"/>
+          <w:lang w:val="en-US"/>
+        </w:rPr>
+        <w:t xml:space="preserve"> </w:t>
+      </w:r>
+      <w:r>
+        <w:rPr>
+          <w:b w:val="0"/>
+          <w:bCs w:val="0"/>
+          <w:szCs w:val="24"/>
+          <w:lang w:val="en-US"/>
+        </w:rPr>
+        <w:t xml:space="preserve">(Berlin et al., 2020). </w:t>
+      </w:r>
+      <w:r>
+        <w:rPr>
+          <w:b w:val="0"/>
+          <w:bCs w:val="0"/>
+          <w:szCs w:val="24"/>
+          <w:lang w:val="en-US"/>
+        </w:rPr>
+        <w:t>In the same study, it was shown that t</w:t>
+      </w:r>
+      <w:r>
+        <w:rPr>
+          <w:b w:val="0"/>
+          <w:bCs w:val="0"/>
+          <w:szCs w:val="24"/>
+          <w:lang w:val="en-US"/>
+        </w:rPr>
+        <w:t>hese white</w:t>
       </w:r>
       <w:r>
         <w:rPr>
@@ -4405,48 +4539,10 @@
           <w:lang w:val="en-US"/>
         </w:rPr>
         <w:noBreakHyphen/>
-        <w:t>acid antagonist and as a less toxic successor to aminopterin</w:t>
-      </w:r>
-      <w:r>
-        <w:rPr>
-          <w:b w:val="0"/>
-          <w:bCs w:val="0"/>
-          <w:szCs w:val="24"/>
-          <w:lang w:val="en-US"/>
-        </w:rPr>
-        <w:t xml:space="preserve">, </w:t>
-      </w:r>
-      <w:r>
-        <w:rPr>
-          <w:b w:val="0"/>
-          <w:bCs w:val="0"/>
-          <w:szCs w:val="24"/>
-          <w:lang w:val="en-US"/>
-        </w:rPr>
-        <w:t xml:space="preserve">building on the discovery that </w:t>
-      </w:r>
-      <w:r>
-        <w:rPr>
-          <w:b w:val="0"/>
-          <w:bCs w:val="0"/>
-          <w:szCs w:val="24"/>
-          <w:lang w:val="en-US"/>
-        </w:rPr>
-        <w:t>folate antagonists</w:t>
-      </w:r>
-      <w:r>
-        <w:rPr>
-          <w:b w:val="0"/>
-          <w:bCs w:val="0"/>
-          <w:szCs w:val="24"/>
-          <w:lang w:val="en-US"/>
-        </w:rPr>
-        <w:t xml:space="preserve"> could induce temporary leukemia remissions</w:t>
-      </w:r>
-      <w:r>
-        <w:rPr>
-          <w:b w:val="0"/>
-          <w:bCs w:val="0"/>
+        <w:t>matter changes are accompanied by impaired performance on memory tasks such as the Morris water maze and the novel object recognition test.</w:t>
+      </w:r>
+      <w:r>
+        <w:rPr>
           <w:szCs w:val="24"/>
           <w:lang w:val="en-US"/>
         </w:rPr>
@@ -4459,7 +4555,165 @@
           <w:szCs w:val="24"/>
           <w:lang w:val="en-US"/>
         </w:rPr>
-        <w:t>(Farber et al., 1948).</w:t>
+        <w:t>Similar to other components of the hyper</w:t>
+      </w:r>
+      <w:r>
+        <w:rPr>
+          <w:b w:val="0"/>
+          <w:bCs w:val="0"/>
+          <w:szCs w:val="24"/>
+          <w:lang w:val="en-US"/>
+        </w:rPr>
+        <w:noBreakHyphen/>
+        <w:t>CVAD regimen, the hippocampus appears particularly vulnerable, with MTX</w:t>
+      </w:r>
+      <w:r>
+        <w:rPr>
+          <w:b w:val="0"/>
+          <w:bCs w:val="0"/>
+          <w:szCs w:val="24"/>
+          <w:lang w:val="en-US"/>
+        </w:rPr>
+        <w:noBreakHyphen/>
+        <w:t xml:space="preserve">induced </w:t>
+      </w:r>
+      <w:r>
+        <w:rPr>
+          <w:b w:val="0"/>
+          <w:bCs w:val="0"/>
+          <w:szCs w:val="24"/>
+          <w:lang w:val="en-US"/>
+        </w:rPr>
+        <w:t xml:space="preserve">hippocampal </w:t>
+      </w:r>
+      <w:r>
+        <w:rPr>
+          <w:b w:val="0"/>
+          <w:bCs w:val="0"/>
+          <w:szCs w:val="24"/>
+          <w:lang w:val="en-US"/>
+        </w:rPr>
+        <w:t>damage producing depression</w:t>
+      </w:r>
+      <w:r>
+        <w:rPr>
+          <w:b w:val="0"/>
+          <w:bCs w:val="0"/>
+          <w:szCs w:val="24"/>
+          <w:lang w:val="en-US"/>
+        </w:rPr>
+        <w:noBreakHyphen/>
+        <w:t>like behavior and clear deficits in learning and memory</w:t>
+      </w:r>
+      <w:r>
+        <w:rPr>
+          <w:szCs w:val="24"/>
+          <w:lang w:val="en-US"/>
+        </w:rPr>
+        <w:t xml:space="preserve"> </w:t>
+      </w:r>
+      <w:r>
+        <w:rPr>
+          <w:b w:val="0"/>
+          <w:bCs w:val="0"/>
+          <w:szCs w:val="24"/>
+          <w:lang w:val="en-US"/>
+        </w:rPr>
+        <w:t xml:space="preserve">(Wen et al., 2018; Yang et al., 2011). Biochemically, MTX also produces cerebrospinal fluid folate </w:t>
+      </w:r>
+      <w:r>
+        <w:rPr>
+          <w:b w:val="0"/>
+          <w:bCs w:val="0"/>
+          <w:szCs w:val="24"/>
+          <w:lang w:val="en-US"/>
+        </w:rPr>
+        <w:lastRenderedPageBreak/>
+        <w:t xml:space="preserve">depletion and a reduced S‑adenosylmethionine to S‑adenosylhomocysteine ratio, an effect associated with spatial memory impairments </w:t>
+      </w:r>
+      <w:r>
+        <w:rPr>
+          <w:b w:val="0"/>
+          <w:bCs w:val="0"/>
+          <w:szCs w:val="24"/>
+          <w:lang w:val="en-US"/>
+        </w:rPr>
+        <w:t>(Li et al., 2010</w:t>
+      </w:r>
+      <w:r>
+        <w:rPr>
+          <w:b w:val="0"/>
+          <w:bCs w:val="0"/>
+          <w:szCs w:val="24"/>
+          <w:lang w:val="en-US"/>
+        </w:rPr>
+        <w:t>).</w:t>
+      </w:r>
+      <w:r>
+        <w:rPr>
+          <w:rFonts w:asciiTheme="minorHAnsi" w:hAnsiTheme="minorHAnsi" w:cstheme="minorBidi"/>
+          <w:b w:val="0"/>
+          <w:bCs w:val="0"/>
+          <w:sz w:val="22"/>
+          <w:szCs w:val="22"/>
+          <w:lang w:val="en-US"/>
+        </w:rPr>
+        <w:t xml:space="preserve"> </w:t>
+      </w:r>
+      <w:r>
+        <w:rPr>
+          <w:b w:val="0"/>
+          <w:bCs w:val="0"/>
+          <w:szCs w:val="24"/>
+          <w:lang w:val="en-US"/>
+        </w:rPr>
+        <w:t>These biochemical alterations may help explain the white</w:t>
+      </w:r>
+      <w:r>
+        <w:rPr>
+          <w:b w:val="0"/>
+          <w:bCs w:val="0"/>
+          <w:szCs w:val="24"/>
+          <w:lang w:val="en-US"/>
+        </w:rPr>
+        <w:noBreakHyphen/>
+        <w:t>matter pathology observed after MTX exposure</w:t>
+      </w:r>
+      <w:r>
+        <w:rPr>
+          <w:b w:val="0"/>
+          <w:bCs w:val="0"/>
+          <w:szCs w:val="24"/>
+          <w:lang w:val="en-US"/>
+        </w:rPr>
+        <w:t xml:space="preserve">. </w:t>
+      </w:r>
+      <w:r>
+        <w:rPr>
+          <w:b w:val="0"/>
+          <w:bCs w:val="0"/>
+          <w:szCs w:val="24"/>
+          <w:lang w:val="en-US"/>
+        </w:rPr>
+        <w:t>While</w:t>
+      </w:r>
+      <w:r>
+        <w:rPr>
+          <w:b w:val="0"/>
+          <w:bCs w:val="0"/>
+          <w:szCs w:val="24"/>
+          <w:lang w:val="en-US"/>
+        </w:rPr>
+        <w:t xml:space="preserve"> the full mechanism of MTX neurotoxicity has not yet been resolved</w:t>
+      </w:r>
+      <w:r>
+        <w:rPr>
+          <w:b w:val="0"/>
+          <w:bCs w:val="0"/>
+          <w:szCs w:val="24"/>
+          <w:lang w:val="en-US"/>
+        </w:rPr>
+        <w:t>, it is clear that MTX disrupts multiple neural systems and produces measurable deficits across several neurocognitive domains.</w:t>
       </w:r>
       <w:r>
         <w:rPr>
@@ -4516,6 +4770,480 @@
     </w:p>
     <w:p>
       <w:pPr>
+        <w:pStyle w:val="Resultsheading"/>
+        <w:numPr>
+          <w:ilvl w:val="0"/>
+          <w:numId w:val="0"/>
+        </w:numPr>
+        <w:spacing w:line="276" w:lineRule="auto"/>
+        <w:ind w:firstLine="709"/>
+        <w:rPr>
+          <w:b w:val="0"/>
+          <w:bCs w:val="0"/>
+          <w:szCs w:val="24"/>
+          <w:lang w:val="en-US"/>
+        </w:rPr>
+      </w:pPr>
+      <w:r>
+        <w:rPr>
+          <w:b w:val="0"/>
+          <w:bCs w:val="0"/>
+          <w:szCs w:val="24"/>
+          <w:lang w:val="en-US"/>
+        </w:rPr>
+        <w:t xml:space="preserve">Since we define </w:t>
+      </w:r>
+      <w:r>
+        <w:rPr>
+          <w:b w:val="0"/>
+          <w:bCs w:val="0"/>
+          <w:szCs w:val="24"/>
+          <w:lang w:val="en-US"/>
+        </w:rPr>
+        <w:t>EE</w:t>
+      </w:r>
+      <w:r>
+        <w:rPr>
+          <w:b w:val="0"/>
+          <w:bCs w:val="0"/>
+          <w:szCs w:val="24"/>
+          <w:lang w:val="en-US"/>
+        </w:rPr>
+        <w:t xml:space="preserve"> as the combined influence of cognitive, physical, social, and psychological stimulation, it is not surprising that a large body of work demonstrates its neurocognitive benefits. </w:t>
+      </w:r>
+      <w:r>
+        <w:rPr>
+          <w:b w:val="0"/>
+          <w:bCs w:val="0"/>
+          <w:szCs w:val="24"/>
+          <w:lang w:val="en-US"/>
+        </w:rPr>
+        <w:t xml:space="preserve">For example, spatial complexity </w:t>
+      </w:r>
+      <w:r>
+        <w:rPr>
+          <w:b w:val="0"/>
+          <w:bCs w:val="0"/>
+          <w:szCs w:val="24"/>
+          <w:lang w:val="en-US"/>
+        </w:rPr>
+        <w:t>reliably enhances neurogenesis and correlates positively with hippocampal plasticity (Khalil, 2024)</w:t>
+      </w:r>
+      <w:r>
+        <w:rPr>
+          <w:b w:val="0"/>
+          <w:bCs w:val="0"/>
+          <w:szCs w:val="24"/>
+          <w:lang w:val="en-US"/>
+        </w:rPr>
+        <w:t xml:space="preserve">. Furthermore, </w:t>
+      </w:r>
+      <w:r>
+        <w:rPr>
+          <w:b w:val="0"/>
+          <w:bCs w:val="0"/>
+          <w:szCs w:val="24"/>
+          <w:lang w:val="en-US"/>
+        </w:rPr>
+        <w:t>these neurogenic effects often coincide with improved learning and memory performance (Nilsson et al., 1999; Van Der Borght et al., 2007; Van Praag et al., 1999). Cognitive enrichment can even reverse early</w:t>
+      </w:r>
+      <w:r>
+        <w:rPr>
+          <w:b w:val="0"/>
+          <w:bCs w:val="0"/>
+          <w:szCs w:val="24"/>
+          <w:lang w:val="en-US"/>
+        </w:rPr>
+        <w:noBreakHyphen/>
+        <w:t>life stress–induced spatial memory deficits, likely through adjustments in dentate gyrus–CA3 synaptic connectivity (Shobe et al., 2025). Physical exercise, another component of EE, also exerts robust neural effects</w:t>
+      </w:r>
+      <w:r>
+        <w:rPr>
+          <w:b w:val="0"/>
+          <w:bCs w:val="0"/>
+          <w:szCs w:val="24"/>
+          <w:lang w:val="en-US"/>
+        </w:rPr>
+        <w:t>. V</w:t>
+      </w:r>
+      <w:r>
+        <w:rPr>
+          <w:b w:val="0"/>
+          <w:bCs w:val="0"/>
+          <w:szCs w:val="24"/>
+          <w:lang w:val="en-US"/>
+        </w:rPr>
+        <w:t>oluntary wheel running alters serotonin</w:t>
+      </w:r>
+      <w:r>
+        <w:rPr>
+          <w:b w:val="0"/>
+          <w:bCs w:val="0"/>
+          <w:szCs w:val="24"/>
+          <w:lang w:val="en-US"/>
+        </w:rPr>
+        <w:noBreakHyphen/>
+        <w:t xml:space="preserve"> and noradrenaline</w:t>
+      </w:r>
+      <w:r>
+        <w:rPr>
+          <w:b w:val="0"/>
+          <w:bCs w:val="0"/>
+          <w:szCs w:val="24"/>
+          <w:lang w:val="en-US"/>
+        </w:rPr>
+        <w:noBreakHyphen/>
+        <w:t>mediated stress responses in the dorsal raphe nucleus and locus coeruleus (Greenwood et al., 2003; Soares et al., 1999)</w:t>
+      </w:r>
+      <w:r>
+        <w:rPr>
+          <w:b w:val="0"/>
+          <w:bCs w:val="0"/>
+          <w:szCs w:val="24"/>
+          <w:lang w:val="en-US"/>
+        </w:rPr>
+        <w:t>.</w:t>
+      </w:r>
+      <w:r>
+        <w:rPr>
+          <w:b w:val="0"/>
+          <w:bCs w:val="0"/>
+          <w:szCs w:val="24"/>
+          <w:lang w:val="en-US"/>
+        </w:rPr>
+        <w:t xml:space="preserve"> Both the serotonin and noradrenaline systems are essential for regulating the stress response, which is behaviorally reduced after voluntary physical exercise</w:t>
+      </w:r>
+      <w:r>
+        <w:rPr>
+          <w:b w:val="0"/>
+          <w:bCs w:val="0"/>
+          <w:szCs w:val="24"/>
+          <w:lang w:val="en-US"/>
+        </w:rPr>
+        <w:t xml:space="preserve"> </w:t>
+      </w:r>
+      <w:r>
+        <w:rPr>
+          <w:b w:val="0"/>
+          <w:bCs w:val="0"/>
+          <w:szCs w:val="24"/>
+          <w:lang w:val="en-US"/>
+        </w:rPr>
+        <w:t>(Greenwood et al., 2007). Exercise further protects against neurodegenerative processes, with studies in Alzheimer’s mouse models showing prevention of AD</w:t>
+      </w:r>
+      <w:r>
+        <w:rPr>
+          <w:b w:val="0"/>
+          <w:bCs w:val="0"/>
+          <w:szCs w:val="24"/>
+          <w:lang w:val="en-US"/>
+        </w:rPr>
+        <w:noBreakHyphen/>
+        <w:t>related synaptic dysfunction (Revilla et al., 2014). Social enrichment</w:t>
+      </w:r>
+      <w:r>
+        <w:rPr>
+          <w:b w:val="0"/>
+          <w:bCs w:val="0"/>
+          <w:szCs w:val="24"/>
+          <w:lang w:val="en-US"/>
+        </w:rPr>
+        <w:t xml:space="preserve">, another dimension of EE, has </w:t>
+      </w:r>
+      <w:r>
+        <w:rPr>
+          <w:b w:val="0"/>
+          <w:bCs w:val="0"/>
+          <w:szCs w:val="24"/>
+          <w:lang w:val="en-US"/>
+        </w:rPr>
+        <w:t xml:space="preserve">also </w:t>
+      </w:r>
+      <w:r>
+        <w:rPr>
+          <w:b w:val="0"/>
+          <w:bCs w:val="0"/>
+          <w:szCs w:val="24"/>
+          <w:lang w:val="en-US"/>
+        </w:rPr>
+        <w:t xml:space="preserve">demonstrated neurocognitive benefits. For instance, </w:t>
+      </w:r>
+      <w:r>
+        <w:rPr>
+          <w:b w:val="0"/>
+          <w:bCs w:val="0"/>
+          <w:szCs w:val="24"/>
+          <w:lang w:val="en-US"/>
+        </w:rPr>
+        <w:t>communal nesting increases nerve growth factor, brain</w:t>
+      </w:r>
+      <w:r>
+        <w:rPr>
+          <w:b w:val="0"/>
+          <w:bCs w:val="0"/>
+          <w:szCs w:val="24"/>
+          <w:lang w:val="en-US"/>
+        </w:rPr>
+        <w:noBreakHyphen/>
+        <w:t>derived neurotrophic factor, and social competence in juvenile mice (Branchi et al., 2006)</w:t>
+      </w:r>
+      <w:r>
+        <w:rPr>
+          <w:b w:val="0"/>
+          <w:bCs w:val="0"/>
+          <w:szCs w:val="24"/>
+          <w:lang w:val="en-US"/>
+        </w:rPr>
+        <w:t>.</w:t>
+      </w:r>
+      <w:r>
+        <w:rPr>
+          <w:b w:val="0"/>
+          <w:bCs w:val="0"/>
+          <w:szCs w:val="24"/>
+          <w:lang w:val="en-US"/>
+        </w:rPr>
+        <w:t xml:space="preserve"> </w:t>
+      </w:r>
+      <w:r>
+        <w:rPr>
+          <w:b w:val="0"/>
+          <w:bCs w:val="0"/>
+          <w:szCs w:val="24"/>
+          <w:lang w:val="en-US"/>
+        </w:rPr>
+        <w:t>Likewise</w:t>
+      </w:r>
+      <w:r>
+        <w:rPr>
+          <w:b w:val="0"/>
+          <w:bCs w:val="0"/>
+          <w:szCs w:val="24"/>
+          <w:lang w:val="en-US"/>
+        </w:rPr>
+        <w:t>,</w:t>
+      </w:r>
+      <w:r>
+        <w:rPr>
+          <w:rFonts w:asciiTheme="minorHAnsi" w:hAnsiTheme="minorHAnsi" w:cstheme="minorBidi"/>
+          <w:b w:val="0"/>
+          <w:bCs w:val="0"/>
+          <w:sz w:val="22"/>
+          <w:szCs w:val="22"/>
+          <w:lang w:val="en-US"/>
+        </w:rPr>
+        <w:t xml:space="preserve"> </w:t>
+      </w:r>
+      <w:r>
+        <w:rPr>
+          <w:b w:val="0"/>
+          <w:bCs w:val="0"/>
+          <w:szCs w:val="24"/>
+          <w:lang w:val="en-US"/>
+        </w:rPr>
+        <w:t>s</w:t>
+      </w:r>
+      <w:r>
+        <w:rPr>
+          <w:b w:val="0"/>
+          <w:bCs w:val="0"/>
+          <w:szCs w:val="24"/>
+          <w:lang w:val="en-US"/>
+        </w:rPr>
+        <w:t>ocial housing enhances cognitive performance and lowers ROS levels relative to social isolation</w:t>
+      </w:r>
+      <w:r>
+        <w:rPr>
+          <w:szCs w:val="24"/>
+          <w:lang w:val="en-US"/>
+        </w:rPr>
+        <w:t xml:space="preserve"> </w:t>
+      </w:r>
+      <w:r>
+        <w:rPr>
+          <w:b w:val="0"/>
+          <w:bCs w:val="0"/>
+          <w:szCs w:val="24"/>
+          <w:lang w:val="en-US"/>
+        </w:rPr>
+        <w:t>(Doulames et al., 2014).</w:t>
+      </w:r>
+      <w:r>
+        <w:rPr>
+          <w:b w:val="0"/>
+          <w:bCs w:val="0"/>
+          <w:szCs w:val="24"/>
+          <w:lang w:val="en-US"/>
+        </w:rPr>
+        <w:t xml:space="preserve"> </w:t>
+      </w:r>
+      <w:r>
+        <w:rPr>
+          <w:b w:val="0"/>
+          <w:bCs w:val="0"/>
+          <w:szCs w:val="24"/>
+          <w:lang w:val="en-US"/>
+        </w:rPr>
+        <w:t>Taken together, the literature provides robust evidence that EE</w:t>
+      </w:r>
+      <w:r>
+        <w:rPr>
+          <w:b w:val="0"/>
+          <w:bCs w:val="0"/>
+          <w:szCs w:val="24"/>
+          <w:lang w:val="en-US"/>
+        </w:rPr>
+        <w:t xml:space="preserve"> </w:t>
+      </w:r>
+      <w:r>
+        <w:rPr>
+          <w:b w:val="0"/>
+          <w:bCs w:val="0"/>
+          <w:szCs w:val="24"/>
+          <w:lang w:val="en-US"/>
+        </w:rPr>
+        <w:t>supports neurocognitive functioning and improves performance across a range of behavioral domains.</w:t>
+      </w:r>
+    </w:p>
+    <w:p>
+      <w:pPr>
+        <w:pStyle w:val="Resultsheading"/>
+        <w:numPr>
+          <w:ilvl w:val="0"/>
+          <w:numId w:val="0"/>
+        </w:numPr>
+        <w:spacing w:line="276" w:lineRule="auto"/>
+        <w:ind w:firstLine="709"/>
+        <w:rPr>
+          <w:b w:val="0"/>
+          <w:bCs w:val="0"/>
+          <w:szCs w:val="24"/>
+          <w:lang w:val="en-US"/>
+        </w:rPr>
+      </w:pPr>
+      <w:r>
+        <w:rPr>
+          <w:b w:val="0"/>
+          <w:bCs w:val="0"/>
+          <w:szCs w:val="24"/>
+          <w:lang w:val="en-US"/>
+        </w:rPr>
+        <w:t xml:space="preserve">The body of literature examining the neuroprotective role of EE is comparatively limited. </w:t>
+      </w:r>
+      <w:r>
+        <w:rPr>
+          <w:b w:val="0"/>
+          <w:bCs w:val="0"/>
+          <w:szCs w:val="24"/>
+          <w:lang w:val="en-US"/>
+        </w:rPr>
+        <w:t>For example, a study using an incomplete chemotherapy regimen showed that chemotherapy</w:t>
+      </w:r>
+      <w:r>
+        <w:rPr>
+          <w:b w:val="0"/>
+          <w:bCs w:val="0"/>
+          <w:szCs w:val="24"/>
+          <w:lang w:val="en-US"/>
+        </w:rPr>
+        <w:noBreakHyphen/>
+        <w:t>treated rats housed in a poor environment (PE) were impaired on tasks assessing spatial memory and learning, whereas chemotherapy</w:t>
+      </w:r>
+      <w:r>
+        <w:rPr>
+          <w:b w:val="0"/>
+          <w:bCs w:val="0"/>
+          <w:szCs w:val="24"/>
+          <w:lang w:val="en-US"/>
+        </w:rPr>
+        <w:noBreakHyphen/>
+        <w:t>treated rats in EE performed at normal levels. Moreover, performance differences between groups correlated with levels of neurogenesis</w:t>
+      </w:r>
+      <w:r>
+        <w:rPr>
+          <w:b w:val="0"/>
+          <w:bCs w:val="0"/>
+          <w:szCs w:val="24"/>
+          <w:lang w:val="en-US"/>
+        </w:rPr>
+        <w:t xml:space="preserve"> </w:t>
+      </w:r>
+      <w:r>
+        <w:rPr>
+          <w:b w:val="0"/>
+          <w:bCs w:val="0"/>
+          <w:szCs w:val="24"/>
+          <w:lang w:val="en-US"/>
+        </w:rPr>
+        <w:t>(Winocur et al., 2016). Notably, the EE used in that study contained minimal cognitive stimulation. Other work has shown that EE can enhance sensitivity to chemotherapeutic treatment during cancer, although potential side</w:t>
+      </w:r>
+      <w:r>
+        <w:rPr>
+          <w:b w:val="0"/>
+          <w:bCs w:val="0"/>
+          <w:szCs w:val="24"/>
+          <w:lang w:val="en-US"/>
+        </w:rPr>
+        <w:noBreakHyphen/>
+        <w:t xml:space="preserve">effects were not assessed (Wu et al., 2016). </w:t>
+      </w:r>
+      <w:r>
+        <w:rPr>
+          <w:b w:val="0"/>
+          <w:bCs w:val="0"/>
+          <w:szCs w:val="24"/>
+          <w:lang w:val="en-US"/>
+        </w:rPr>
+        <w:t xml:space="preserve">This shows </w:t>
+      </w:r>
+      <w:r>
+        <w:rPr>
+          <w:b w:val="0"/>
+          <w:bCs w:val="0"/>
+          <w:szCs w:val="24"/>
+          <w:lang w:val="en-US"/>
+        </w:rPr>
+        <w:t xml:space="preserve">a clear study investigating the effects of a </w:t>
+      </w:r>
+      <w:r>
+        <w:rPr>
+          <w:b w:val="0"/>
+          <w:bCs w:val="0"/>
+          <w:szCs w:val="24"/>
+          <w:lang w:val="en-US"/>
+        </w:rPr>
+        <w:t xml:space="preserve">comprehensive </w:t>
+      </w:r>
+      <w:r>
+        <w:rPr>
+          <w:b w:val="0"/>
+          <w:bCs w:val="0"/>
+          <w:szCs w:val="24"/>
+          <w:lang w:val="en-US"/>
+        </w:rPr>
+        <w:t xml:space="preserve">EE on </w:t>
+      </w:r>
+      <w:r>
+        <w:rPr>
+          <w:b w:val="0"/>
+          <w:bCs w:val="0"/>
+          <w:szCs w:val="24"/>
+          <w:lang w:val="en-US"/>
+        </w:rPr>
+        <w:t xml:space="preserve">CICI following a </w:t>
+      </w:r>
+      <w:r>
+        <w:rPr>
+          <w:b w:val="0"/>
+          <w:bCs w:val="0"/>
+          <w:szCs w:val="24"/>
+          <w:lang w:val="en-US"/>
+        </w:rPr>
+        <w:t>clinically relevant chemotherapy regimen in juvenile mice modeling ALL survivors is still lacking.</w:t>
+      </w:r>
+    </w:p>
+    <w:p>
+      <w:pPr>
         <w:pStyle w:val="introduction"/>
       </w:pPr>
       <w:r>
@@ -4539,6 +5267,7 @@
           <w:szCs w:val="24"/>
           <w:lang w:val="en-GB"/>
         </w:rPr>
+        <w:lastRenderedPageBreak/>
         <w:t xml:space="preserve">This thesis </w:t>
       </w:r>
       <w:r>
@@ -4647,7 +5376,16 @@
           <w:szCs w:val="24"/>
           <w:lang w:val="en-GB"/>
         </w:rPr>
-        <w:t>rodent model</w:t>
+        <w:t>mouse</w:t>
+      </w:r>
+      <w:r>
+        <w:rPr>
+          <w:rFonts w:ascii="Times New Roman" w:hAnsi="Times New Roman" w:cs="Times New Roman"/>
+          <w:sz w:val="24"/>
+          <w:szCs w:val="24"/>
+          <w:lang w:val="en-GB"/>
+        </w:rPr>
+        <w:t xml:space="preserve"> model</w:t>
       </w:r>
       <w:r>
         <w:rPr>
@@ -4827,7 +5565,7 @@
           <w:rFonts w:ascii="Times New Roman" w:hAnsi="Times New Roman" w:cs="Times New Roman"/>
           <w:sz w:val="24"/>
           <w:szCs w:val="24"/>
-          <w:lang w:val="en-US"/>
+          <w:lang w:val="en-GB"/>
         </w:rPr>
       </w:pPr>
       <w:r>
@@ -4873,17 +5611,7 @@
           <w:szCs w:val="24"/>
           <w:lang w:val="en-GB"/>
         </w:rPr>
-        <w:t xml:space="preserve"> are as follows. First, we hypothesize that hyper-CVAD treatment will lead to a reduction in overall cognitive ability. These changes are </w:t>
-      </w:r>
-      <w:r>
-        <w:rPr>
-          <w:rFonts w:ascii="Times New Roman" w:hAnsi="Times New Roman" w:cs="Times New Roman"/>
-          <w:sz w:val="24"/>
-          <w:szCs w:val="24"/>
-          <w:lang w:val="en-GB"/>
-        </w:rPr>
-        <w:lastRenderedPageBreak/>
-        <w:t>expected to manifest as a main effect of treatment on a test battery assessing memory, cognitive flexibility, anxiety, social interaction, and attention. Second, we hypothesize that environmental enrichment will enhance cognitive performance regardless of treatment condition, observable as a main effect of environment on the same test battery. F</w:t>
+        <w:t xml:space="preserve"> are as follows. First, we hypothesize that hyper-CVAD treatment will lead to a reduction in overall cognitive ability. These changes are expected to manifest as a main effect of treatment on a test battery assessing memory, cognitive flexibility, anxiety, social interaction, and attention. Second, we hypothesize that environmental enrichment will enhance cognitive performance regardless of treatment condition, observable as a main effect of environment on the same test battery. F</w:t>
       </w:r>
       <w:r>
         <w:rPr>
@@ -4920,17 +5648,26 @@
           <w:rFonts w:ascii="Times New Roman" w:hAnsi="Times New Roman" w:cs="Times New Roman"/>
           <w:sz w:val="24"/>
           <w:szCs w:val="24"/>
+          <w:lang w:val="en-US"/>
+        </w:rPr>
+      </w:pPr>
+      <w:r>
+        <w:rPr>
+          <w:rFonts w:ascii="Times New Roman" w:hAnsi="Times New Roman" w:cs="Times New Roman"/>
+          <w:sz w:val="24"/>
+          <w:szCs w:val="24"/>
+          <w:lang w:val="en-US"/>
+        </w:rPr>
+        <w:t>Because this study combines a comprehensive EE paradigm with a clinically relevant chemotherapy regimen for ALL, it aims to inform future translational approaches that improve quality of life in ALL survivors</w:t>
+      </w:r>
+      <w:r>
+        <w:rPr>
+          <w:rFonts w:ascii="Times New Roman" w:hAnsi="Times New Roman" w:cs="Times New Roman"/>
+          <w:sz w:val="24"/>
+          <w:szCs w:val="24"/>
           <w:lang w:val="en-GB"/>
         </w:rPr>
-      </w:pPr>
-      <w:r>
-        <w:rPr>
-          <w:rFonts w:ascii="Times New Roman" w:hAnsi="Times New Roman" w:cs="Times New Roman"/>
-          <w:sz w:val="24"/>
-          <w:szCs w:val="24"/>
-          <w:lang w:val="en-GB"/>
-        </w:rPr>
-        <w:t>From a broader perspective, this work aims to facilitate future translational applications that enhance quality of life in patients with acute lymphoblastic leukemia.</w:t>
+        <w:t>.</w:t>
       </w:r>
       <w:r>
         <w:rPr>
@@ -5139,6 +5876,7 @@
         <w:pStyle w:val="Sectionheading"/>
       </w:pPr>
       <w:r>
+        <w:lastRenderedPageBreak/>
         <w:t>Methods and Design</w:t>
       </w:r>
     </w:p>
@@ -5240,7 +5978,6 @@
           <w:szCs w:val="24"/>
           <w:lang w:val="en-US"/>
         </w:rPr>
-        <w:lastRenderedPageBreak/>
         <w:t>Table 1</w:t>
       </w:r>
     </w:p>
@@ -6314,10 +7051,99 @@
           <w:szCs w:val="24"/>
           <w:lang w:val="en-GB"/>
         </w:rPr>
-        <w:t xml:space="preserve">; </w:t>
+        <w:t xml:space="preserve">; See appendix </w:t>
+      </w:r>
+      <w:r>
+        <w:rPr>
+          <w:rFonts w:ascii="Times New Roman" w:hAnsi="Times New Roman" w:cs="Times New Roman"/>
+          <w:sz w:val="24"/>
+          <w:szCs w:val="24"/>
+          <w:lang w:val="en-GB"/>
+        </w:rPr>
+        <w:t>Fig. I</w:t>
+      </w:r>
+      <w:r>
+        <w:rPr>
+          <w:rFonts w:ascii="Times New Roman" w:hAnsi="Times New Roman" w:cs="Times New Roman"/>
+          <w:sz w:val="24"/>
+          <w:szCs w:val="24"/>
+          <w:lang w:val="en-GB"/>
+        </w:rPr>
+        <w:t xml:space="preserve"> for weight graphs</w:t>
+      </w:r>
+      <w:r>
+        <w:rPr>
+          <w:rFonts w:ascii="Times New Roman" w:hAnsi="Times New Roman" w:cs="Times New Roman"/>
+          <w:sz w:val="24"/>
+          <w:szCs w:val="24"/>
+          <w:lang w:val="en-GB"/>
+        </w:rPr>
+        <w:t xml:space="preserve"> and Table I and II for analyses</w:t>
+      </w:r>
+      <w:r>
+        <w:rPr>
+          <w:rFonts w:ascii="Times New Roman" w:hAnsi="Times New Roman" w:cs="Times New Roman"/>
+          <w:sz w:val="24"/>
+          <w:szCs w:val="24"/>
+          <w:lang w:val="en-GB"/>
+        </w:rPr>
+        <w:t>) were included in the experiment. Table 1 shows the number of mice allocated to each experimental group.</w:t>
+      </w:r>
+      <w:r>
+        <w:rPr>
+          <w:rFonts w:ascii="Times New Roman" w:hAnsi="Times New Roman" w:cs="Times New Roman"/>
+          <w:sz w:val="24"/>
+          <w:szCs w:val="24"/>
+          <w:lang w:val="en-GB"/>
+        </w:rPr>
+        <w:t xml:space="preserve"> </w:t>
+      </w:r>
+      <w:r>
+        <w:rPr>
+          <w:rFonts w:ascii="Times New Roman" w:hAnsi="Times New Roman" w:cs="Times New Roman"/>
+          <w:sz w:val="24"/>
+          <w:szCs w:val="24"/>
+          <w:lang w:val="en-GB"/>
+        </w:rPr>
+        <w:t>Animals that died before the endpoint were excluded from analysis</w:t>
+      </w:r>
+      <w:r>
+        <w:rPr>
+          <w:rFonts w:ascii="Times New Roman" w:hAnsi="Times New Roman" w:cs="Times New Roman"/>
+          <w:sz w:val="24"/>
+          <w:szCs w:val="24"/>
+          <w:lang w:val="en-GB"/>
+        </w:rPr>
+        <w:t xml:space="preserve"> (n = </w:t>
+      </w:r>
+      <w:r>
+        <w:rPr>
+          <w:rFonts w:ascii="Times New Roman" w:hAnsi="Times New Roman" w:cs="Times New Roman"/>
+          <w:sz w:val="24"/>
+          <w:szCs w:val="24"/>
+          <w:lang w:val="en-GB"/>
+        </w:rPr>
+        <w:t>1</w:t>
+      </w:r>
+      <w:r>
+        <w:rPr>
+          <w:rFonts w:ascii="Times New Roman" w:hAnsi="Times New Roman" w:cs="Times New Roman"/>
+          <w:sz w:val="24"/>
+          <w:szCs w:val="24"/>
+          <w:lang w:val="en-GB"/>
+        </w:rPr>
+        <w:t>)</w:t>
+      </w:r>
+      <w:r>
+        <w:rPr>
+          <w:rFonts w:ascii="Times New Roman" w:hAnsi="Times New Roman" w:cs="Times New Roman"/>
+          <w:sz w:val="24"/>
+          <w:szCs w:val="24"/>
+          <w:lang w:val="en-GB"/>
+        </w:rPr>
+        <w:t xml:space="preserve">. </w:t>
       </w:r>
       <w:commentRangeStart w:id="2"/>
-      <w:commentRangeStart w:id="3"/>
       <w:r>
         <w:rPr>
           <w:rFonts w:ascii="Times New Roman" w:hAnsi="Times New Roman" w:cs="Times New Roman"/>
@@ -6325,7 +7151,16 @@
           <w:szCs w:val="24"/>
           <w:lang w:val="en-GB"/>
         </w:rPr>
-        <w:t>See appendix fig. for weight graphs</w:t>
+        <w:t>Humane endpoints were applied in accordance with institutional guidelines.</w:t>
+      </w:r>
+      <w:r>
+        <w:rPr>
+          <w:rFonts w:ascii="Times New Roman" w:hAnsi="Times New Roman" w:cs="Times New Roman"/>
+          <w:sz w:val="24"/>
+          <w:szCs w:val="24"/>
+          <w:lang w:val="en-GB"/>
+        </w:rPr>
+        <w:t xml:space="preserve"> </w:t>
       </w:r>
       <w:commentRangeEnd w:id="2"/>
       <w:r>
@@ -6337,110 +7172,6 @@
           <w:lang w:val="en-GB"/>
         </w:rPr>
         <w:commentReference w:id="2"/>
-      </w:r>
-      <w:commentRangeEnd w:id="3"/>
-      <w:r>
-        <w:rPr>
-          <w:rStyle w:val="CommentReference"/>
-          <w:rFonts w:ascii="Times New Roman" w:hAnsi="Times New Roman" w:cs="Times New Roman"/>
-          <w:sz w:val="24"/>
-          <w:szCs w:val="24"/>
-          <w:lang w:val="en-GB"/>
-        </w:rPr>
-        <w:commentReference w:id="3"/>
-      </w:r>
-      <w:r>
-        <w:rPr>
-          <w:rFonts w:ascii="Times New Roman" w:hAnsi="Times New Roman" w:cs="Times New Roman"/>
-          <w:sz w:val="24"/>
-          <w:szCs w:val="24"/>
-          <w:lang w:val="en-GB"/>
-        </w:rPr>
-        <w:t>) were included in the experiment. Table 1 shows the number of mice allocated to each experimental group.</w:t>
-      </w:r>
-      <w:r>
-        <w:rPr>
-          <w:rFonts w:ascii="Times New Roman" w:hAnsi="Times New Roman" w:cs="Times New Roman"/>
-          <w:sz w:val="24"/>
-          <w:szCs w:val="24"/>
-          <w:lang w:val="en-GB"/>
-        </w:rPr>
-        <w:t xml:space="preserve"> </w:t>
-      </w:r>
-      <w:r>
-        <w:rPr>
-          <w:rFonts w:ascii="Times New Roman" w:hAnsi="Times New Roman" w:cs="Times New Roman"/>
-          <w:sz w:val="24"/>
-          <w:szCs w:val="24"/>
-          <w:lang w:val="en-GB"/>
-        </w:rPr>
-        <w:t>Animals that died before the endpoint were excluded from analysis</w:t>
-      </w:r>
-      <w:r>
-        <w:rPr>
-          <w:rFonts w:ascii="Times New Roman" w:hAnsi="Times New Roman" w:cs="Times New Roman"/>
-          <w:sz w:val="24"/>
-          <w:szCs w:val="24"/>
-          <w:lang w:val="en-GB"/>
-        </w:rPr>
-        <w:t xml:space="preserve"> (n = </w:t>
-      </w:r>
-      <w:r>
-        <w:rPr>
-          <w:rFonts w:ascii="Times New Roman" w:hAnsi="Times New Roman" w:cs="Times New Roman"/>
-          <w:sz w:val="24"/>
-          <w:szCs w:val="24"/>
-          <w:lang w:val="en-GB"/>
-        </w:rPr>
-        <w:t>1</w:t>
-      </w:r>
-      <w:r>
-        <w:rPr>
-          <w:rFonts w:ascii="Times New Roman" w:hAnsi="Times New Roman" w:cs="Times New Roman"/>
-          <w:sz w:val="24"/>
-          <w:szCs w:val="24"/>
-          <w:lang w:val="en-GB"/>
-        </w:rPr>
-        <w:t>)</w:t>
-      </w:r>
-      <w:r>
-        <w:rPr>
-          <w:rFonts w:ascii="Times New Roman" w:hAnsi="Times New Roman" w:cs="Times New Roman"/>
-          <w:sz w:val="24"/>
-          <w:szCs w:val="24"/>
-          <w:lang w:val="en-GB"/>
-        </w:rPr>
-        <w:t xml:space="preserve">. </w:t>
-      </w:r>
-      <w:commentRangeStart w:id="4"/>
-      <w:r>
-        <w:rPr>
-          <w:rFonts w:ascii="Times New Roman" w:hAnsi="Times New Roman" w:cs="Times New Roman"/>
-          <w:sz w:val="24"/>
-          <w:szCs w:val="24"/>
-          <w:lang w:val="en-GB"/>
-        </w:rPr>
-        <w:t>Humane endpoints were applied in accordance with institutional guidelines.</w:t>
-      </w:r>
-      <w:r>
-        <w:rPr>
-          <w:rFonts w:ascii="Times New Roman" w:hAnsi="Times New Roman" w:cs="Times New Roman"/>
-          <w:sz w:val="24"/>
-          <w:szCs w:val="24"/>
-          <w:lang w:val="en-GB"/>
-        </w:rPr>
-        <w:t xml:space="preserve"> </w:t>
-      </w:r>
-      <w:commentRangeEnd w:id="4"/>
-      <w:r>
-        <w:rPr>
-          <w:rStyle w:val="CommentReference"/>
-          <w:rFonts w:ascii="Times New Roman" w:hAnsi="Times New Roman" w:cs="Times New Roman"/>
-          <w:sz w:val="24"/>
-          <w:szCs w:val="24"/>
-          <w:lang w:val="en-GB"/>
-        </w:rPr>
-        <w:commentReference w:id="4"/>
       </w:r>
       <w:r>
         <w:rPr>
@@ -6610,7 +7341,17 @@
           <w:szCs w:val="24"/>
           <w:lang w:val="en-US"/>
         </w:rPr>
-        <w:t xml:space="preserve">The experiment included two manipulated factors: treatment and environment. </w:t>
+        <w:t xml:space="preserve">The experiment included two manipulated </w:t>
+      </w:r>
+      <w:r>
+        <w:rPr>
+          <w:rFonts w:ascii="Times New Roman" w:hAnsi="Times New Roman" w:cs="Times New Roman"/>
+          <w:sz w:val="24"/>
+          <w:szCs w:val="24"/>
+          <w:lang w:val="en-US"/>
+        </w:rPr>
+        <w:lastRenderedPageBreak/>
+        <w:t xml:space="preserve">factors: treatment and environment. </w:t>
       </w:r>
       <w:r>
         <w:rPr>
@@ -6764,17 +7505,7 @@
           <w:szCs w:val="24"/>
           <w:lang w:val="en-US"/>
         </w:rPr>
-        <w:t xml:space="preserve">methotrexate </w:t>
-      </w:r>
-      <w:r>
-        <w:rPr>
-          <w:rFonts w:ascii="Times New Roman" w:hAnsi="Times New Roman" w:cs="Times New Roman"/>
-          <w:sz w:val="24"/>
-          <w:szCs w:val="24"/>
-          <w:lang w:val="en-US"/>
-        </w:rPr>
-        <w:lastRenderedPageBreak/>
-        <w:t xml:space="preserve">(100mg/kg), cyclophosphamide (150mg/kg), vincristine (0.3 mg/kg), doxorubicin (4mg/kg), and dexamethasone (16mg/kg). </w:t>
+        <w:t xml:space="preserve">methotrexate (100mg/kg), cyclophosphamide (150mg/kg), vincristine (0.3 mg/kg), doxorubicin (4mg/kg), and dexamethasone (16mg/kg). </w:t>
       </w:r>
       <w:r>
         <w:rPr>
@@ -6940,7 +7671,7 @@
           <w:lang w:val="en-US"/>
         </w:rPr>
         <w:drawing>
-          <wp:inline distT="0" distB="0" distL="0" distR="0" wp14:anchorId="2DC578DB" wp14:editId="7AB95B80">
+          <wp:inline distT="0" distB="0" distL="0" distR="0" wp14:anchorId="2DC578DB" wp14:editId="1645BE5B">
             <wp:extent cx="5760720" cy="904576"/>
             <wp:effectExtent l="0" t="0" r="0" b="0"/>
             <wp:docPr id="490171308" name="Picture 2"/>
@@ -7593,7 +8324,17 @@
           <w:szCs w:val="24"/>
           <w:lang w:val="en-US"/>
         </w:rPr>
-        <w:t xml:space="preserve"> cage and two weeks in an alternative enriched environment. The alternative enriched environment consisted of a larger transparent cage equipped with additional running wheels, marbles, and hiding boxes. The order in which mice experienced the two enrichment setups was counterbalanced to minimize order effects.</w:t>
+        <w:t xml:space="preserve"> cage and two weeks in an alternative enriched environment. The alternative </w:t>
+      </w:r>
+      <w:r>
+        <w:rPr>
+          <w:rFonts w:ascii="Times New Roman" w:hAnsi="Times New Roman" w:cs="Times New Roman"/>
+          <w:sz w:val="24"/>
+          <w:szCs w:val="24"/>
+          <w:lang w:val="en-US"/>
+        </w:rPr>
+        <w:lastRenderedPageBreak/>
+        <w:t>enriched environment consisted of a larger transparent cage equipped with additional running wheels, marbles, and hiding boxes. The order in which mice experienced the two enrichment setups was counterbalanced to minimize order effects.</w:t>
       </w:r>
       <w:r>
         <w:rPr>
@@ -7723,7 +8464,6 @@
         <w:rPr>
           <w:noProof/>
         </w:rPr>
-        <w:lastRenderedPageBreak/>
         <w:drawing>
           <wp:inline distT="0" distB="0" distL="0" distR="0" wp14:anchorId="20768093" wp14:editId="1F290D17">
             <wp:extent cx="4561556" cy="2686050"/>
@@ -8048,6 +8788,7 @@
           <w:szCs w:val="24"/>
           <w:lang w:val="en-US"/>
         </w:rPr>
+        <w:lastRenderedPageBreak/>
         <w:drawing>
           <wp:inline distT="0" distB="0" distL="0" distR="0" wp14:anchorId="024483C9" wp14:editId="6B2DCE89">
             <wp:extent cx="4467225" cy="2510507"/>
@@ -8116,7 +8857,6 @@
           <w:szCs w:val="24"/>
           <w:lang w:val="en-US"/>
         </w:rPr>
-        <w:lastRenderedPageBreak/>
         <w:t xml:space="preserve">Note. </w:t>
       </w:r>
       <w:r>
@@ -8424,7 +9164,7 @@
           <w:lang w:val="en-US"/>
         </w:rPr>
         <w:drawing>
-          <wp:inline distT="0" distB="0" distL="0" distR="0" wp14:anchorId="1D443C78" wp14:editId="39653545">
+          <wp:inline distT="0" distB="0" distL="0" distR="0" wp14:anchorId="1D443C78" wp14:editId="79503D1F">
             <wp:extent cx="1751162" cy="1670485"/>
             <wp:effectExtent l="0" t="0" r="1905" b="6350"/>
             <wp:docPr id="1430163639" name="Picture 4"/>
@@ -8634,7 +9374,17 @@
           <w:szCs w:val="24"/>
           <w:lang w:val="en-US"/>
         </w:rPr>
-        <w:t xml:space="preserve"> The primary outcome measures were total path length, time spent in the periphery, and time spent in the center. To minimize confounding effects from olfactory cues, the arena was thoroughly cleaned before and after each trial</w:t>
+        <w:t xml:space="preserve"> The primary outcome measures were total path length, time </w:t>
+      </w:r>
+      <w:r>
+        <w:rPr>
+          <w:rFonts w:ascii="Times New Roman" w:hAnsi="Times New Roman" w:cs="Times New Roman"/>
+          <w:sz w:val="24"/>
+          <w:szCs w:val="24"/>
+          <w:lang w:val="en-US"/>
+        </w:rPr>
+        <w:lastRenderedPageBreak/>
+        <w:t>spent in the periphery, and time spent in the center. To minimize confounding effects from olfactory cues, the arena was thoroughly cleaned before and after each trial</w:t>
       </w:r>
       <w:r>
         <w:rPr>
@@ -9087,7 +9837,6 @@
           <w:szCs w:val="24"/>
           <w:lang w:val="en-US"/>
         </w:rPr>
-        <w:lastRenderedPageBreak/>
         <w:t>The novel object recognition (NOR) test is commonly used to assess reco</w:t>
       </w:r>
       <w:r>
@@ -9775,6 +10524,7 @@
           <w:szCs w:val="24"/>
           <w:lang w:val="en-US"/>
         </w:rPr>
+        <w:lastRenderedPageBreak/>
         <w:t xml:space="preserve">Novel </w:t>
       </w:r>
       <w:r>
@@ -10100,7 +10850,6 @@
           <w:szCs w:val="24"/>
           <w:lang w:val="en-GB"/>
         </w:rPr>
-        <w:lastRenderedPageBreak/>
         <w:t xml:space="preserve"> </w:t>
       </w:r>
       <w:r>
@@ -10173,7 +10922,7 @@
         </w:rPr>
         <w:t xml:space="preserve">The rotarod task assesses motor coordination and balance by placing mice on a rotating </w:t>
       </w:r>
-      <w:commentRangeStart w:id="5"/>
+      <w:commentRangeStart w:id="3"/>
       <w:r>
         <w:rPr>
           <w:rFonts w:ascii="Times New Roman" w:hAnsi="Times New Roman" w:cs="Times New Roman"/>
@@ -10183,7 +10932,7 @@
         </w:rPr>
         <w:t>rod</w:t>
       </w:r>
-      <w:commentRangeEnd w:id="5"/>
+      <w:commentRangeEnd w:id="3"/>
       <w:r>
         <w:rPr>
           <w:rStyle w:val="CommentReference"/>
@@ -10192,7 +10941,7 @@
           <w:szCs w:val="24"/>
           <w:lang w:val="en-US"/>
         </w:rPr>
-        <w:commentReference w:id="5"/>
+        <w:commentReference w:id="3"/>
       </w:r>
       <w:r>
         <w:rPr>
@@ -11384,7 +12133,17 @@
           <w:szCs w:val="24"/>
           <w:lang w:val="en-US"/>
         </w:rPr>
-        <w:t xml:space="preserve">Following the same rationale described for the novel object recognition task regarding novelty preference (see </w:t>
+        <w:t xml:space="preserve">Following the same rationale described for the novel object </w:t>
+      </w:r>
+      <w:r>
+        <w:rPr>
+          <w:rFonts w:ascii="Times New Roman" w:hAnsi="Times New Roman" w:cs="Times New Roman"/>
+          <w:sz w:val="24"/>
+          <w:szCs w:val="24"/>
+          <w:lang w:val="en-US"/>
+        </w:rPr>
+        <w:lastRenderedPageBreak/>
+        <w:t xml:space="preserve">recognition task regarding novelty preference (see </w:t>
       </w:r>
       <w:r>
         <w:rPr>
@@ -11610,7 +12369,6 @@
           <w:szCs w:val="24"/>
           <w:lang w:val="en-US"/>
         </w:rPr>
-        <w:lastRenderedPageBreak/>
         <w:drawing>
           <wp:inline distT="0" distB="0" distL="0" distR="0" wp14:anchorId="62C073B4" wp14:editId="75F04D58">
             <wp:extent cx="5752842" cy="1621767"/>
@@ -12194,7 +12952,17 @@
           <w:szCs w:val="24"/>
           <w:lang w:val="en-US"/>
         </w:rPr>
-        <w:t xml:space="preserve">. Water temperature was measured daily to ensure stability, as deviations toward colder or warmer temperatures can impair both learning and locomotion. The pool was divided into four virtual quadrants, which served as the starting positions during the experiment (Figure 7A). One of these quadrants was designated as the target quadrant and contained a hidden escape platform that mice were required to locate to exit the water. Because the water was rendered opaque, the platform was minimally visible, increasing reliance on learned spatial cues rather than direct visual detection and thereby promoting learning. The quadrant directly opposite the original target quadrant was designated as the reversal target quadrant and was used in later stages of the protocol to assess reversal learning. </w:t>
+        <w:t xml:space="preserve">. Water temperature was measured daily to ensure stability, as deviations toward colder or warmer temperatures can impair both learning and locomotion. The pool was divided into four virtual quadrants, which served as </w:t>
+      </w:r>
+      <w:r>
+        <w:rPr>
+          <w:rFonts w:ascii="Times New Roman" w:hAnsi="Times New Roman" w:cs="Times New Roman"/>
+          <w:sz w:val="24"/>
+          <w:szCs w:val="24"/>
+          <w:lang w:val="en-US"/>
+        </w:rPr>
+        <w:lastRenderedPageBreak/>
+        <w:t xml:space="preserve">the starting positions during the experiment (Figure 7A). One of these quadrants was designated as the target quadrant and contained a hidden escape platform that mice were required to locate to exit the water. Because the water was rendered opaque, the platform was minimally visible, increasing reliance on learned spatial cues rather than direct visual detection and thereby promoting learning. The quadrant directly opposite the original target quadrant was designated as the reversal target quadrant and was used in later stages of the protocol to assess reversal learning. </w:t>
       </w:r>
     </w:p>
     <w:p>
@@ -12214,17 +12982,7 @@
           <w:szCs w:val="24"/>
           <w:lang w:val="en-US"/>
         </w:rPr>
-        <w:t xml:space="preserve">The full Morris water maze protocol lasted three weeks and consisted of an acquisition phase, probe trials, a reversal acquisition phase, and a reversal probe trial. The protocol began with the acquisition phase, during which the platform was placed in the original target </w:t>
-      </w:r>
-      <w:r>
-        <w:rPr>
-          <w:rFonts w:ascii="Times New Roman" w:hAnsi="Times New Roman" w:cs="Times New Roman"/>
-          <w:sz w:val="24"/>
-          <w:szCs w:val="24"/>
-          <w:lang w:val="en-US"/>
-        </w:rPr>
-        <w:lastRenderedPageBreak/>
-        <w:t xml:space="preserve">quadrant. For a total of ten training days, mice learned to locate the escape platform using distal spatial cues. Each day, all mice performed four swim trials from four different starting positions, with up to 100 seconds available to locate the platform. Mice that failed to locate the platform within this time were guided to it by the experimenter and allowed to remain there for 15–20 seconds to facilitate learning of spatial cues. Starting positions were determined by a randomized daily sequence, with each sequence used only once. On the sixth and eleventh day, probe trials were conducted. For each of these trials, the platform was removed and each mouse completed a single swim starting from the quadrant opposite the original target quadrant. Mice were allowed to swim freely for 100 seconds, and the time spent in the original target quadrant was recorded as an index of spatial reference memory. On the same day as the final probe trial, the reversal acquisition phase began. This phase followed the same procedure as the initial acquisition, except that the platform was relocated to the opposite target quadrant. Reversal acquisition lasted five days, during which mice again completed four daily swim trials with a maximum duration of 100 seconds to locate the platform. On the sixteenth day, a reversal probe trial was conducted in which the platform was removed from the reversal target quadrant, and mice were allowed to swim freely for 100 seconds. Total path length, distance until the platform was reached, and time spent in the </w:t>
+        <w:t xml:space="preserve">The full Morris water maze protocol lasted three weeks and consisted of an acquisition phase, probe trials, a reversal acquisition phase, and a reversal probe trial. The protocol began with the acquisition phase, during which the platform was placed in the original target quadrant. For a total of ten training days, mice learned to locate the escape platform using distal spatial cues. Each day, all mice performed four swim trials from four different starting positions, with up to 100 seconds available to locate the platform. Mice that failed to locate the platform within this time were guided to it by the experimenter and allowed to remain there for 15–20 seconds to facilitate learning of spatial cues. Starting positions were determined by a randomized daily sequence, with each sequence used only once. On the sixth and eleventh day, probe trials were conducted. For each of these trials, the platform was removed and each mouse completed a single swim starting from the quadrant opposite the original target quadrant. Mice were allowed to swim freely for 100 seconds, and the time spent in the original target quadrant was recorded as an index of spatial reference memory. On the same day as the final probe trial, the reversal acquisition phase began. This phase followed the same procedure as the initial acquisition, except that the platform was relocated to the opposite target quadrant. Reversal acquisition lasted five days, during which mice again completed four daily swim trials with a maximum duration of 100 seconds to locate the platform. On the sixteenth day, a reversal probe trial was conducted in which the platform was removed from the reversal target quadrant, and mice were allowed to swim freely for 100 seconds. Total path length, distance until the platform was reached, and time spent in the </w:t>
       </w:r>
       <w:r>
         <w:rPr>
@@ -12503,6 +13261,7 @@
           <w:szCs w:val="24"/>
           <w:lang w:val="en-US"/>
         </w:rPr>
+        <w:lastRenderedPageBreak/>
         <w:t xml:space="preserve">Note. </w:t>
       </w:r>
       <w:r>
@@ -12681,17 +13440,7 @@
           <w:szCs w:val="24"/>
           <w:lang w:val="en-US"/>
         </w:rPr>
-        <w:t xml:space="preserve">During the training phase, one of the two goal arms was closed off, </w:t>
-      </w:r>
-      <w:r>
-        <w:rPr>
-          <w:rFonts w:ascii="Times New Roman" w:hAnsi="Times New Roman" w:cs="Times New Roman"/>
-          <w:sz w:val="24"/>
-          <w:szCs w:val="24"/>
-          <w:lang w:val="en-US"/>
-        </w:rPr>
-        <w:lastRenderedPageBreak/>
-        <w:t>with the choice determined by a predetermined randomized order (Figure 7B left). Each mouse was given 5 min to explore the starting arm and the single open goal arm. After training, mice were returned to their home cage for 5 min while the apparatus was thoroughly cleaned with 50% ethanol. For the testing phase, mice were again placed in the starting arm, but now both goal arms were open (Figure 7B right). Mice were given another 5 min to explore their environment freely. Novel arm preference (NAP) was calculated as an index of spatial working memory (</w:t>
+        <w:t>During the training phase, one of the two goal arms was closed off, with the choice determined by a predetermined randomized order (Figure 7B left). Each mouse was given 5 min to explore the starting arm and the single open goal arm. After training, mice were returned to their home cage for 5 min while the apparatus was thoroughly cleaned with 50% ethanol. For the testing phase, mice were again placed in the starting arm, but now both goal arms were open (Figure 7B right). Mice were given another 5 min to explore their environment freely. Novel arm preference (NAP) was calculated as an index of spatial working memory (</w:t>
       </w:r>
       <m:oMath>
         <m:r>
@@ -13164,7 +13913,17 @@
           <w:szCs w:val="24"/>
           <w:lang w:val="en-GB"/>
         </w:rPr>
-        <w:t xml:space="preserve">on each outcome variable. When measurements were repeated within subjects, repeated‑measures ANOVAs were used to account for within‑subject dependency. In cases where the data exhibited hierarchical or </w:t>
+        <w:t xml:space="preserve">on each outcome variable. </w:t>
+      </w:r>
+      <w:r>
+        <w:rPr>
+          <w:rFonts w:ascii="Times New Roman" w:hAnsi="Times New Roman" w:cs="Times New Roman"/>
+          <w:sz w:val="24"/>
+          <w:szCs w:val="24"/>
+          <w:lang w:val="en-GB"/>
+        </w:rPr>
+        <w:lastRenderedPageBreak/>
+        <w:t xml:space="preserve">When measurements were repeated within subjects, repeated‑measures ANOVAs were used to account for within‑subject dependency. In cases where the data exhibited hierarchical or </w:t>
       </w:r>
       <w:r>
         <w:rPr>
@@ -13430,7 +14189,6 @@
           <w:szCs w:val="24"/>
           <w:lang w:val="en-GB"/>
         </w:rPr>
-        <w:lastRenderedPageBreak/>
         <w:tab/>
       </w:r>
       <w:r>
@@ -13995,9 +14753,70 @@
     </w:p>
     <w:p>
       <w:pPr>
+        <w:rPr>
+          <w:rFonts w:ascii="Times New Roman" w:hAnsi="Times New Roman" w:cs="Times New Roman"/>
+          <w:sz w:val="24"/>
+          <w:szCs w:val="24"/>
+          <w:lang w:val="en-US"/>
+        </w:rPr>
+      </w:pPr>
+    </w:p>
+    <w:p>
+      <w:pPr>
+        <w:rPr>
+          <w:rFonts w:ascii="Times New Roman" w:hAnsi="Times New Roman" w:cs="Times New Roman"/>
+          <w:sz w:val="24"/>
+          <w:szCs w:val="24"/>
+          <w:lang w:val="en-US"/>
+        </w:rPr>
+      </w:pPr>
+    </w:p>
+    <w:p>
+      <w:pPr>
+        <w:rPr>
+          <w:rFonts w:ascii="Times New Roman" w:hAnsi="Times New Roman" w:cs="Times New Roman"/>
+          <w:sz w:val="24"/>
+          <w:szCs w:val="24"/>
+          <w:lang w:val="en-US"/>
+        </w:rPr>
+      </w:pPr>
+    </w:p>
+    <w:p>
+      <w:pPr>
+        <w:rPr>
+          <w:rFonts w:ascii="Times New Roman" w:hAnsi="Times New Roman" w:cs="Times New Roman"/>
+          <w:sz w:val="24"/>
+          <w:szCs w:val="24"/>
+          <w:lang w:val="en-US"/>
+        </w:rPr>
+      </w:pPr>
+    </w:p>
+    <w:p>
+      <w:pPr>
+        <w:rPr>
+          <w:rFonts w:ascii="Times New Roman" w:hAnsi="Times New Roman" w:cs="Times New Roman"/>
+          <w:sz w:val="24"/>
+          <w:szCs w:val="24"/>
+          <w:lang w:val="en-US"/>
+        </w:rPr>
+      </w:pPr>
+    </w:p>
+    <w:p>
+      <w:pPr>
+        <w:rPr>
+          <w:rFonts w:ascii="Times New Roman" w:hAnsi="Times New Roman" w:cs="Times New Roman"/>
+          <w:sz w:val="24"/>
+          <w:szCs w:val="24"/>
+          <w:lang w:val="en-US"/>
+        </w:rPr>
+      </w:pPr>
+    </w:p>
+    <w:p>
+      <w:pPr>
         <w:pStyle w:val="Sectionheading"/>
       </w:pPr>
       <w:r>
+        <w:lastRenderedPageBreak/>
         <w:t>Results</w:t>
       </w:r>
     </w:p>
@@ -15164,7 +15983,6 @@
           <w:szCs w:val="24"/>
           <w:lang w:val="en-US"/>
         </w:rPr>
-        <w:lastRenderedPageBreak/>
         <w:t>However,</w:t>
       </w:r>
       <w:r>
@@ -15677,6 +16495,7 @@
           <w:szCs w:val="24"/>
           <w:lang w:val="en-US"/>
         </w:rPr>
+        <w:lastRenderedPageBreak/>
         <w:t xml:space="preserve">Thigmotaxis </w:t>
       </w:r>
       <w:r>
@@ -17545,17 +18364,7 @@
           <w:lang w:val="en-US"/>
         </w:rPr>
         <w:noBreakHyphen/>
-        <w:t xml:space="preserve">hoc comparisons suggested that the chemotherapy effect was larger when conditioned on PE, as supported by the </w:t>
-      </w:r>
-      <w:r>
-        <w:rPr>
-          <w:rFonts w:ascii="Times New Roman" w:hAnsi="Times New Roman" w:cs="Times New Roman"/>
-          <w:sz w:val="24"/>
-          <w:szCs w:val="24"/>
-          <w:lang w:val="en-US"/>
-        </w:rPr>
-        <w:lastRenderedPageBreak/>
-        <w:t>Bayesian comparison. However, because the interaction was not significant, this apparent difference</w:t>
+        <w:t>hoc comparisons suggested that the chemotherapy effect was larger when conditioned on PE, as supported by the Bayesian comparison. However, because the interaction was not significant, this apparent difference</w:t>
       </w:r>
       <w:r>
         <w:rPr>
@@ -17837,6 +18646,7 @@
           <w:szCs w:val="24"/>
           <w:lang w:val="en-GB"/>
         </w:rPr>
+        <w:lastRenderedPageBreak/>
         <w:t xml:space="preserve">Note. </w:t>
       </w:r>
       <w:r>
@@ -19626,7 +20436,6 @@
         </w:numPr>
       </w:pPr>
       <w:r>
-        <w:lastRenderedPageBreak/>
         <w:t>Figure 10</w:t>
       </w:r>
     </w:p>
@@ -20337,7 +21146,17 @@
           <w:szCs w:val="24"/>
           <w:lang w:val="en-US"/>
         </w:rPr>
-        <w:t xml:space="preserve">. The environment effect was also non-significant </w:t>
+        <w:t xml:space="preserve">. The </w:t>
+      </w:r>
+      <w:r>
+        <w:rPr>
+          <w:rFonts w:ascii="Times New Roman" w:hAnsi="Times New Roman" w:cs="Times New Roman"/>
+          <w:sz w:val="24"/>
+          <w:szCs w:val="24"/>
+          <w:lang w:val="en-US"/>
+        </w:rPr>
+        <w:lastRenderedPageBreak/>
+        <w:t xml:space="preserve">environment effect was also non-significant </w:t>
       </w:r>
       <w:r>
         <w:rPr>
@@ -22597,17 +23416,7 @@
           <w:szCs w:val="24"/>
           <w:lang w:val="en-US"/>
         </w:rPr>
-        <w:t xml:space="preserve"> </w:t>
-      </w:r>
-      <w:r>
-        <w:rPr>
-          <w:rFonts w:ascii="Times New Roman" w:hAnsi="Times New Roman" w:cs="Times New Roman"/>
-          <w:sz w:val="24"/>
-          <w:szCs w:val="24"/>
-          <w:lang w:val="en-US"/>
-        </w:rPr>
-        <w:lastRenderedPageBreak/>
-        <w:t>cannot be interpreted as providing a protective influence on either memory retention or general exploration</w:t>
+        <w:t xml:space="preserve"> cannot be interpreted as providing a protective influence on either memory retention or general exploration</w:t>
       </w:r>
       <w:r>
         <w:rPr>
@@ -25114,7 +25923,17 @@
           <w:szCs w:val="24"/>
           <w:lang w:val="en-US"/>
         </w:rPr>
-        <w:t>imilarly, Bayesian analysis found anecdotal evidence for</w:t>
+        <w:t xml:space="preserve">imilarly, Bayesian </w:t>
+      </w:r>
+      <w:r>
+        <w:rPr>
+          <w:rFonts w:ascii="Times New Roman" w:hAnsi="Times New Roman" w:cs="Times New Roman"/>
+          <w:sz w:val="24"/>
+          <w:szCs w:val="24"/>
+          <w:lang w:val="en-US"/>
+        </w:rPr>
+        <w:lastRenderedPageBreak/>
+        <w:t>analysis found anecdotal evidence for</w:t>
       </w:r>
       <w:r>
         <w:rPr>
@@ -26212,7 +27031,6 @@
           <w:noProof/>
           <w:lang w:val="en-US"/>
         </w:rPr>
-        <w:lastRenderedPageBreak/>
         <w:drawing>
           <wp:inline distT="0" distB="0" distL="0" distR="0" wp14:anchorId="47E84B36" wp14:editId="16CD560B">
             <wp:extent cx="3776022" cy="2202180"/>
@@ -27888,6 +28706,7 @@
           <w:szCs w:val="24"/>
           <w:lang w:val="en-US"/>
         </w:rPr>
+        <w:lastRenderedPageBreak/>
         <w:drawing>
           <wp:inline distT="0" distB="0" distL="0" distR="0" wp14:anchorId="3B1EF94A" wp14:editId="629319D4">
             <wp:extent cx="3634740" cy="2270760"/>
@@ -27997,17 +28816,7 @@
           <w:szCs w:val="24"/>
           <w:lang w:val="en-US"/>
         </w:rPr>
-        <w:t xml:space="preserve"> stranger mouse during the last </w:t>
-      </w:r>
-      <w:r>
-        <w:rPr>
-          <w:rFonts w:ascii="Times New Roman" w:hAnsi="Times New Roman" w:cs="Times New Roman"/>
-          <w:sz w:val="24"/>
-          <w:szCs w:val="24"/>
-          <w:lang w:val="en-US"/>
-        </w:rPr>
-        <w:lastRenderedPageBreak/>
-        <w:t xml:space="preserve">stage of the SPSN, representing social memory. </w:t>
+        <w:t xml:space="preserve"> stranger mouse during the last stage of the SPSN, representing social memory. </w:t>
       </w:r>
       <w:r>
         <w:rPr>
@@ -29785,6 +30594,7 @@
           <w:szCs w:val="24"/>
           <w:lang w:val="en-US"/>
         </w:rPr>
+        <w:lastRenderedPageBreak/>
         <w:drawing>
           <wp:inline distT="0" distB="0" distL="0" distR="0" wp14:anchorId="163F7D3F" wp14:editId="62896961">
             <wp:extent cx="2505075" cy="1926981"/>
@@ -30648,17 +31458,7 @@
           <w:szCs w:val="24"/>
           <w:lang w:val="en-US"/>
         </w:rPr>
-        <w:t xml:space="preserve">and </w:t>
-      </w:r>
-      <w:r>
-        <w:rPr>
-          <w:rFonts w:ascii="Times New Roman" w:hAnsi="Times New Roman" w:cs="Times New Roman"/>
-          <w:sz w:val="24"/>
-          <w:szCs w:val="24"/>
-          <w:lang w:val="en-US"/>
-        </w:rPr>
-        <w:lastRenderedPageBreak/>
-        <w:t>environment effects</w:t>
+        <w:t>and environment effects</w:t>
       </w:r>
       <w:r>
         <w:rPr>
@@ -31493,7 +32293,17 @@
           <w:szCs w:val="24"/>
           <w:lang w:val="en-US"/>
         </w:rPr>
-        <w:t>. In contrast, the Day × Environment interaction did not reach significance (</w:t>
+        <w:t xml:space="preserve">. In contrast, the Day × Environment </w:t>
+      </w:r>
+      <w:r>
+        <w:rPr>
+          <w:rFonts w:ascii="Times New Roman" w:hAnsi="Times New Roman" w:cs="Times New Roman"/>
+          <w:sz w:val="24"/>
+          <w:szCs w:val="24"/>
+          <w:lang w:val="en-US"/>
+        </w:rPr>
+        <w:lastRenderedPageBreak/>
+        <w:t>interaction did not reach significance (</w:t>
       </w:r>
       <w:r>
         <w:rPr>
@@ -31865,7 +32675,6 @@
           <w:szCs w:val="24"/>
           <w:lang w:val="en-US"/>
         </w:rPr>
-        <w:lastRenderedPageBreak/>
         <w:drawing>
           <wp:inline distT="0" distB="0" distL="0" distR="0" wp14:anchorId="027D00A2" wp14:editId="20471B8D">
             <wp:extent cx="5133975" cy="2324100"/>
@@ -32716,7 +33525,17 @@
           <w:szCs w:val="24"/>
           <w:lang w:val="en-US"/>
         </w:rPr>
-        <w:t xml:space="preserve">The same applies to the Day × Treatment interaction, which confirms our earlier assumption that the apparent effect was driven by </w:t>
+        <w:t xml:space="preserve">The same applies to the Day × Treatment interaction, which confirms our earlier </w:t>
+      </w:r>
+      <w:r>
+        <w:rPr>
+          <w:rFonts w:ascii="Times New Roman" w:hAnsi="Times New Roman" w:cs="Times New Roman"/>
+          <w:sz w:val="24"/>
+          <w:szCs w:val="24"/>
+          <w:lang w:val="en-US"/>
+        </w:rPr>
+        <w:lastRenderedPageBreak/>
+        <w:t xml:space="preserve">assumption that the apparent effect was driven by </w:t>
       </w:r>
       <w:r>
         <w:rPr>
@@ -32832,7 +33651,6 @@
           <w:szCs w:val="24"/>
           <w:lang w:val="en-US"/>
         </w:rPr>
-        <w:lastRenderedPageBreak/>
         <w:drawing>
           <wp:inline distT="0" distB="0" distL="0" distR="0" wp14:anchorId="5E5D1558" wp14:editId="3408C33C">
             <wp:extent cx="3524250" cy="2228850"/>
@@ -32946,7 +33764,7 @@
         </w:rPr>
         <w:t xml:space="preserve">To quantify </w:t>
       </w:r>
-      <w:commentRangeStart w:id="6"/>
+      <w:commentRangeStart w:id="4"/>
       <w:r>
         <w:rPr>
           <w:rFonts w:ascii="Times New Roman" w:hAnsi="Times New Roman" w:cs="Times New Roman"/>
@@ -32958,7 +33776,7 @@
         </w:rPr>
         <w:t>spatial memory retention</w:t>
       </w:r>
-      <w:commentRangeEnd w:id="6"/>
+      <w:commentRangeEnd w:id="4"/>
       <w:r>
         <w:rPr>
           <w:rStyle w:val="CommentReference"/>
@@ -32967,7 +33785,7 @@
           <w:szCs w:val="24"/>
           <w:lang w:val="en-US"/>
         </w:rPr>
-        <w:commentReference w:id="6"/>
+        <w:commentReference w:id="4"/>
       </w:r>
       <w:r>
         <w:rPr>
@@ -34400,6 +35218,7 @@
           <w:szCs w:val="24"/>
           <w:lang w:val="en-US"/>
         </w:rPr>
+        <w:lastRenderedPageBreak/>
         <w:t>Taken together, the results indicate a clear learning effect across days for all mice. Learning rates differed between treatments, with CVAD</w:t>
       </w:r>
       <w:r>
@@ -34475,17 +35294,7 @@
           <w:lang w:val="en-US"/>
         </w:rPr>
         <w:noBreakHyphen/>
-        <w:t xml:space="preserve">induced deficit in the initial starting </w:t>
-      </w:r>
-      <w:r>
-        <w:rPr>
-          <w:rFonts w:ascii="Times New Roman" w:hAnsi="Times New Roman" w:cs="Times New Roman"/>
-          <w:sz w:val="24"/>
-          <w:szCs w:val="24"/>
-          <w:lang w:val="en-US"/>
-        </w:rPr>
-        <w:lastRenderedPageBreak/>
-        <w:t>value, indicating that EE supported overall activity levels before learning had occurred</w:t>
+        <w:t>induced deficit in the initial starting value, indicating that EE supported overall activity levels before learning had occurred</w:t>
       </w:r>
       <w:r>
         <w:rPr>
@@ -36845,6 +37654,7 @@
           <w:szCs w:val="24"/>
           <w:lang w:val="en-US"/>
         </w:rPr>
+        <w:lastRenderedPageBreak/>
         <w:t xml:space="preserve">Results from the reversal acquisition phase  </w:t>
       </w:r>
     </w:p>
@@ -36866,9 +37676,8 @@
           <w:szCs w:val="24"/>
           <w:lang w:val="en-US"/>
         </w:rPr>
-        <w:lastRenderedPageBreak/>
         <w:drawing>
-          <wp:inline distT="0" distB="0" distL="0" distR="0" wp14:anchorId="310C1BEA" wp14:editId="3E0AA4E8">
+          <wp:inline distT="0" distB="0" distL="0" distR="0" wp14:anchorId="310C1BEA" wp14:editId="41FF46E9">
             <wp:extent cx="4686300" cy="2321333"/>
             <wp:effectExtent l="0" t="0" r="0" b="3175"/>
             <wp:docPr id="2112177372" name="Picture 1"/>
@@ -39053,6 +39862,7 @@
           <w:szCs w:val="24"/>
           <w:lang w:val="en-US"/>
         </w:rPr>
+        <w:lastRenderedPageBreak/>
         <w:drawing>
           <wp:inline distT="0" distB="0" distL="0" distR="0" wp14:anchorId="082A9441" wp14:editId="1DB53BAD">
             <wp:extent cx="2446020" cy="2038350"/>
@@ -39122,7 +39932,6 @@
           <w:szCs w:val="24"/>
           <w:lang w:val="en-US"/>
         </w:rPr>
-        <w:lastRenderedPageBreak/>
         <w:t xml:space="preserve">Note. </w:t>
       </w:r>
       <w:r>
@@ -39729,7 +40538,16 @@
           <w:szCs w:val="24"/>
           <w:lang w:val="en-US"/>
         </w:rPr>
-        <w:t>. Overall, chemotherapy-treated mice explored less than saline-treated mice. The environment × treatment interaction was also non</w:t>
+        <w:t xml:space="preserve">. Overall, chemotherapy-treated mice explored less than saline-treated mice. The environment × treatment interaction </w:t>
+      </w:r>
+      <w:r>
+        <w:rPr>
+          <w:b w:val="0"/>
+          <w:bCs w:val="0"/>
+          <w:szCs w:val="24"/>
+          <w:lang w:val="en-US"/>
+        </w:rPr>
+        <w:t>was also non</w:t>
       </w:r>
       <w:r>
         <w:rPr>
@@ -39739,25 +40557,7 @@
           <w:lang w:val="en-US"/>
         </w:rPr>
         <w:noBreakHyphen/>
-        <w:t>significant</w:t>
-      </w:r>
-      <w:r>
-        <w:rPr>
-          <w:b w:val="0"/>
-          <w:bCs w:val="0"/>
-          <w:szCs w:val="24"/>
-          <w:lang w:val="en-US"/>
-        </w:rPr>
-        <w:t xml:space="preserve"> </w:t>
-      </w:r>
-      <w:r>
-        <w:rPr>
-          <w:b w:val="0"/>
-          <w:bCs w:val="0"/>
-          <w:szCs w:val="24"/>
-          <w:lang w:val="en-US"/>
-        </w:rPr>
-        <w:t>(</w:t>
+        <w:t>significant (</w:t>
       </w:r>
       <w:r>
         <w:rPr>
@@ -39777,43 +40577,7 @@
           <w:szCs w:val="24"/>
           <w:lang w:val="en-US"/>
         </w:rPr>
-        <w:t>(</w:t>
-      </w:r>
-      <w:r>
-        <w:rPr>
-          <w:b w:val="0"/>
-          <w:bCs w:val="0"/>
-          <w:szCs w:val="24"/>
-          <w:lang w:val="en-US"/>
-        </w:rPr>
-        <w:t>30</w:t>
-      </w:r>
-      <w:r>
-        <w:rPr>
-          <w:b w:val="0"/>
-          <w:bCs w:val="0"/>
-          <w:szCs w:val="24"/>
-          <w:lang w:val="en-US"/>
-        </w:rPr>
-        <w:t xml:space="preserve">) = </w:t>
-      </w:r>
-      <w:r>
-        <w:rPr>
-          <w:b w:val="0"/>
-          <w:bCs w:val="0"/>
-          <w:szCs w:val="24"/>
-          <w:lang w:val="en-US"/>
-        </w:rPr>
-        <w:t>0.72</w:t>
-      </w:r>
-      <w:r>
-        <w:rPr>
-          <w:b w:val="0"/>
-          <w:bCs w:val="0"/>
-          <w:szCs w:val="24"/>
-          <w:lang w:val="en-US"/>
-        </w:rPr>
-        <w:t xml:space="preserve">, </w:t>
+        <w:t xml:space="preserve">(30) = 0.72, </w:t>
       </w:r>
       <w:r>
         <w:rPr>
@@ -39833,25 +40597,7 @@
           <w:szCs w:val="24"/>
           <w:lang w:val="en-US"/>
         </w:rPr>
-        <w:t xml:space="preserve"> = 0.</w:t>
-      </w:r>
-      <w:r>
-        <w:rPr>
-          <w:b w:val="0"/>
-          <w:bCs w:val="0"/>
-          <w:szCs w:val="24"/>
-          <w:lang w:val="en-US"/>
-        </w:rPr>
-        <w:t>48</w:t>
-      </w:r>
-      <w:r>
-        <w:rPr>
-          <w:b w:val="0"/>
-          <w:bCs w:val="0"/>
-          <w:szCs w:val="24"/>
-          <w:lang w:val="en-US"/>
-        </w:rPr>
-        <w:t xml:space="preserve">, </w:t>
+        <w:t xml:space="preserve"> = 0.48, </w:t>
       </w:r>
       <w:r>
         <w:rPr>
@@ -39871,52 +40617,7 @@
           <w:szCs w:val="24"/>
           <w:lang w:val="en-US"/>
         </w:rPr>
-        <w:t xml:space="preserve"> = 0.0</w:t>
-      </w:r>
-      <w:r>
-        <w:rPr>
-          <w:b w:val="0"/>
-          <w:bCs w:val="0"/>
-          <w:szCs w:val="24"/>
-          <w:lang w:val="en-US"/>
-        </w:rPr>
-        <w:t>1</w:t>
-      </w:r>
-      <w:r>
-        <w:rPr>
-          <w:b w:val="0"/>
-          <w:bCs w:val="0"/>
-          <w:szCs w:val="24"/>
-          <w:lang w:val="en-US"/>
-        </w:rPr>
-        <w:t>)</w:t>
-      </w:r>
-      <w:r>
-        <w:rPr>
-          <w:b w:val="0"/>
-          <w:bCs w:val="0"/>
-          <w:szCs w:val="24"/>
-          <w:lang w:val="en-US"/>
-        </w:rPr>
-        <w:t xml:space="preserve">. </w:t>
-      </w:r>
-      <w:r>
-        <w:rPr>
-          <w:b w:val="0"/>
-          <w:bCs w:val="0"/>
-          <w:szCs w:val="24"/>
-          <w:lang w:val="en-US"/>
-        </w:rPr>
-        <w:t xml:space="preserve">Bayes factors provided only </w:t>
-      </w:r>
-      <w:r>
-        <w:rPr>
-          <w:b w:val="0"/>
-          <w:bCs w:val="0"/>
-          <w:szCs w:val="24"/>
-          <w:lang w:val="en-US"/>
-        </w:rPr>
-        <w:t xml:space="preserve">anecdotal evidence for the absence of environment </w:t>
+        <w:t xml:space="preserve"> = 0.01). Bayes factors provided only anecdotal evidence for the absence of environment </w:t>
       </w:r>
       <w:r>
         <w:rPr>
@@ -39945,9 +40646,6 @@
           </m:sSubPr>
           <m:e>
             <m:r>
-              <m:rPr>
-                <m:sty m:val="bi"/>
-              </m:rPr>
               <w:rPr>
                 <w:rFonts w:ascii="Cambria Math" w:hAnsi="Cambria Math"/>
                 <w:szCs w:val="24"/>
@@ -39958,9 +40656,6 @@
           </m:e>
           <m:sub>
             <m:r>
-              <m:rPr>
-                <m:sty m:val="bi"/>
-              </m:rPr>
               <w:rPr>
                 <w:rFonts w:ascii="Cambria Math" w:hAnsi="Cambria Math"/>
                 <w:szCs w:val="24"/>
@@ -40006,9 +40701,6 @@
           </m:sSubPr>
           <m:e>
             <m:r>
-              <m:rPr>
-                <m:sty m:val="bi"/>
-              </m:rPr>
               <w:rPr>
                 <w:rFonts w:ascii="Cambria Math" w:hAnsi="Cambria Math"/>
                 <w:szCs w:val="24"/>
@@ -40018,9 +40710,6 @@
           </m:e>
           <m:sub>
             <m:r>
-              <m:rPr>
-                <m:sty m:val="bi"/>
-              </m:rPr>
               <w:rPr>
                 <w:rFonts w:ascii="Cambria Math" w:hAnsi="Cambria Math"/>
                 <w:szCs w:val="24"/>
@@ -40077,9 +40766,6 @@
           </m:sSubPr>
           <m:e>
             <m:r>
-              <m:rPr>
-                <m:sty m:val="bi"/>
-              </m:rPr>
               <w:rPr>
                 <w:rFonts w:ascii="Cambria Math" w:hAnsi="Cambria Math"/>
                 <w:szCs w:val="24"/>
@@ -40090,9 +40776,6 @@
           </m:e>
           <m:sub>
             <m:r>
-              <m:rPr>
-                <m:sty m:val="bi"/>
-              </m:rPr>
               <w:rPr>
                 <w:rFonts w:ascii="Cambria Math" w:hAnsi="Cambria Math"/>
                 <w:szCs w:val="24"/>
@@ -40138,9 +40821,6 @@
           </m:sSubPr>
           <m:e>
             <m:r>
-              <m:rPr>
-                <m:sty m:val="bi"/>
-              </m:rPr>
               <w:rPr>
                 <w:rFonts w:ascii="Cambria Math" w:hAnsi="Cambria Math"/>
                 <w:szCs w:val="24"/>
@@ -40150,9 +40830,6 @@
           </m:e>
           <m:sub>
             <m:r>
-              <m:rPr>
-                <m:sty m:val="bi"/>
-              </m:rPr>
               <w:rPr>
                 <w:rFonts w:ascii="Cambria Math" w:hAnsi="Cambria Math"/>
                 <w:szCs w:val="24"/>
@@ -40209,9 +40886,6 @@
           </m:sSubPr>
           <m:e>
             <m:r>
-              <m:rPr>
-                <m:sty m:val="bi"/>
-              </m:rPr>
               <w:rPr>
                 <w:rFonts w:ascii="Cambria Math" w:hAnsi="Cambria Math"/>
                 <w:szCs w:val="24"/>
@@ -40222,9 +40896,6 @@
           </m:e>
           <m:sub>
             <m:r>
-              <m:rPr>
-                <m:sty m:val="bi"/>
-              </m:rPr>
               <w:rPr>
                 <w:rFonts w:ascii="Cambria Math" w:hAnsi="Cambria Math"/>
                 <w:szCs w:val="24"/>
@@ -40270,9 +40941,6 @@
           </m:sSubPr>
           <m:e>
             <m:r>
-              <m:rPr>
-                <m:sty m:val="bi"/>
-              </m:rPr>
               <w:rPr>
                 <w:rFonts w:ascii="Cambria Math" w:hAnsi="Cambria Math"/>
                 <w:szCs w:val="24"/>
@@ -40282,9 +40950,6 @@
           </m:e>
           <m:sub>
             <m:r>
-              <m:rPr>
-                <m:sty m:val="bi"/>
-              </m:rPr>
               <w:rPr>
                 <w:rFonts w:ascii="Cambria Math" w:hAnsi="Cambria Math"/>
                 <w:szCs w:val="24"/>
@@ -40606,9 +41271,6 @@
           </m:sSubPr>
           <m:e>
             <m:r>
-              <m:rPr>
-                <m:sty m:val="bi"/>
-              </m:rPr>
               <w:rPr>
                 <w:rFonts w:ascii="Cambria Math" w:hAnsi="Cambria Math"/>
                 <w:szCs w:val="24"/>
@@ -40619,9 +41281,6 @@
           </m:e>
           <m:sub>
             <m:r>
-              <m:rPr>
-                <m:sty m:val="bi"/>
-              </m:rPr>
               <w:rPr>
                 <w:rFonts w:ascii="Cambria Math" w:hAnsi="Cambria Math"/>
                 <w:szCs w:val="24"/>
@@ -40667,9 +41326,6 @@
           </m:sSubPr>
           <m:e>
             <m:r>
-              <m:rPr>
-                <m:sty m:val="bi"/>
-              </m:rPr>
               <w:rPr>
                 <w:rFonts w:ascii="Cambria Math" w:hAnsi="Cambria Math"/>
                 <w:szCs w:val="24"/>
@@ -40679,9 +41335,6 @@
           </m:e>
           <m:sub>
             <m:r>
-              <m:rPr>
-                <m:sty m:val="bi"/>
-              </m:rPr>
               <w:rPr>
                 <w:rFonts w:ascii="Cambria Math" w:hAnsi="Cambria Math"/>
                 <w:szCs w:val="24"/>
@@ -40738,9 +41391,6 @@
           </m:sSubPr>
           <m:e>
             <m:r>
-              <m:rPr>
-                <m:sty m:val="bi"/>
-              </m:rPr>
               <w:rPr>
                 <w:rFonts w:ascii="Cambria Math" w:hAnsi="Cambria Math"/>
                 <w:szCs w:val="24"/>
@@ -40751,9 +41401,6 @@
           </m:e>
           <m:sub>
             <m:r>
-              <m:rPr>
-                <m:sty m:val="bi"/>
-              </m:rPr>
               <w:rPr>
                 <w:rFonts w:ascii="Cambria Math" w:hAnsi="Cambria Math"/>
                 <w:szCs w:val="24"/>
@@ -40799,9 +41446,6 @@
           </m:sSubPr>
           <m:e>
             <m:r>
-              <m:rPr>
-                <m:sty m:val="bi"/>
-              </m:rPr>
               <w:rPr>
                 <w:rFonts w:ascii="Cambria Math" w:hAnsi="Cambria Math"/>
                 <w:szCs w:val="24"/>
@@ -40811,9 +41455,6 @@
           </m:e>
           <m:sub>
             <m:r>
-              <m:rPr>
-                <m:sty m:val="bi"/>
-              </m:rPr>
               <w:rPr>
                 <w:rFonts w:ascii="Cambria Math" w:hAnsi="Cambria Math"/>
                 <w:szCs w:val="24"/>
@@ -40870,9 +41511,6 @@
           </m:sSubPr>
           <m:e>
             <m:r>
-              <m:rPr>
-                <m:sty m:val="bi"/>
-              </m:rPr>
               <w:rPr>
                 <w:rFonts w:ascii="Cambria Math" w:hAnsi="Cambria Math"/>
                 <w:szCs w:val="24"/>
@@ -40883,9 +41521,6 @@
           </m:e>
           <m:sub>
             <m:r>
-              <m:rPr>
-                <m:sty m:val="bi"/>
-              </m:rPr>
               <w:rPr>
                 <w:rFonts w:ascii="Cambria Math" w:hAnsi="Cambria Math"/>
                 <w:szCs w:val="24"/>
@@ -40931,9 +41566,6 @@
           </m:sSubPr>
           <m:e>
             <m:r>
-              <m:rPr>
-                <m:sty m:val="bi"/>
-              </m:rPr>
               <w:rPr>
                 <w:rFonts w:ascii="Cambria Math" w:hAnsi="Cambria Math"/>
                 <w:szCs w:val="24"/>
@@ -40943,9 +41575,6 @@
           </m:e>
           <m:sub>
             <m:r>
-              <m:rPr>
-                <m:sty m:val="bi"/>
-              </m:rPr>
               <w:rPr>
                 <w:rFonts w:ascii="Cambria Math" w:hAnsi="Cambria Math"/>
                 <w:szCs w:val="24"/>
@@ -40987,6 +41616,7 @@
         <w:rPr>
           <w:lang w:val="en-US"/>
         </w:rPr>
+        <w:lastRenderedPageBreak/>
         <w:t>Passive avoidance</w:t>
       </w:r>
     </w:p>
@@ -41661,17 +42291,7 @@
           <w:szCs w:val="24"/>
           <w:lang w:val="en-US"/>
         </w:rPr>
-        <w:t xml:space="preserve">and only anecdotal evidence for the </w:t>
-      </w:r>
-      <w:r>
-        <w:rPr>
-          <w:rFonts w:ascii="Times New Roman" w:hAnsi="Times New Roman" w:cs="Times New Roman"/>
-          <w:sz w:val="24"/>
-          <w:szCs w:val="24"/>
-          <w:lang w:val="en-US"/>
-        </w:rPr>
-        <w:lastRenderedPageBreak/>
-        <w:t>absence of a treatment effect</w:t>
+        <w:t>and only anecdotal evidence for the absence of a treatment effect</w:t>
       </w:r>
       <w:r>
         <w:rPr>
@@ -43392,6 +44012,14 @@
     </w:p>
     <w:p>
       <w:pPr>
+        <w:pStyle w:val="Sectionheading"/>
+      </w:pPr>
+      <w:r>
+        <w:t>Discussion &amp; Limitations</w:t>
+      </w:r>
+    </w:p>
+    <w:p>
+      <w:pPr>
         <w:ind w:firstLine="709"/>
         <w:rPr>
           <w:rFonts w:ascii="Times New Roman" w:hAnsi="Times New Roman" w:cs="Times New Roman"/>
@@ -43636,7 +44264,17 @@
           <w:szCs w:val="24"/>
           <w:lang w:val="en-GB"/>
         </w:rPr>
-        <w:t xml:space="preserve">Kantarjian, H. M., O’Brien, S., Smith, T. L., Cortes, J., Giles, F. J., Beran, M., Pierce, S., Huh, Y., Andreeff, M., Koller, C., Ha, C. S., Keating, M. J., Murphy, S., &amp; Freireich, E. J. (2000). Results of treatment with Hyper-CVAD, a Dose-Intensive regimen, in adult acute lymphocytic leukemia. </w:t>
+        <w:t xml:space="preserve">Kantarjian, H. M., O’Brien, S., Smith, T. L., Cortes, J., Giles, F. J., Beran, M., Pierce, S., Huh, Y., Andreeff, M., Koller, C., Ha, C. S., Keating, M. J., Murphy, S., &amp; Freireich, E. J. (2000). Results of treatment with Hyper-CVAD, a Dose-Intensive </w:t>
+      </w:r>
+      <w:r>
+        <w:rPr>
+          <w:rFonts w:ascii="Times New Roman" w:hAnsi="Times New Roman" w:cs="Times New Roman"/>
+          <w:sz w:val="24"/>
+          <w:szCs w:val="24"/>
+          <w:lang w:val="en-GB"/>
+        </w:rPr>
+        <w:lastRenderedPageBreak/>
+        <w:t xml:space="preserve">regimen, in adult acute lymphocytic leukemia. </w:t>
       </w:r>
       <w:r>
         <w:rPr>
@@ -43811,14 +44449,7 @@
         <w:rPr>
           <w:lang w:val="en-US"/>
         </w:rPr>
-        <w:t>Contribution of distinctive outcome measures to the assessment of anxiety in the open field: A meta-</w:t>
-      </w:r>
-      <w:r>
-        <w:rPr>
-          <w:lang w:val="en-US"/>
-        </w:rPr>
-        <w:lastRenderedPageBreak/>
-        <w:t xml:space="preserve">analysis of factors mediating open-field test variability in rodent models of anxiety. </w:t>
+        <w:t xml:space="preserve">Contribution of distinctive outcome measures to the assessment of anxiety in the open field: A meta-analysis of factors mediating open-field test variability in rodent models of anxiety. </w:t>
       </w:r>
       <w:r>
         <w:rPr>
@@ -44322,6 +44953,7 @@
         <w:rPr>
           <w:lang w:val="en-US"/>
         </w:rPr>
+        <w:lastRenderedPageBreak/>
         <w:t xml:space="preserve">Redish, A. D., &amp; Touretzky, D. S. (1998). The Role of the Hippocampus in Solving the Morris Water Maze. </w:t>
       </w:r>
       <w:r>
@@ -44502,14 +45134,7 @@
         <w:rPr>
           <w:lang w:val="en-US"/>
         </w:rPr>
-        <w:t xml:space="preserve">D’Isa, R., Comi, G., &amp; Leocani, L. (2021). Apparatus design and behavioural testing protocol for the evaluation of spatial working memory in mice through the </w:t>
-      </w:r>
-      <w:r>
-        <w:rPr>
-          <w:lang w:val="en-US"/>
-        </w:rPr>
-        <w:lastRenderedPageBreak/>
-        <w:t xml:space="preserve">spontaneous alternation T-maze. </w:t>
+        <w:t xml:space="preserve">D’Isa, R., Comi, G., &amp; Leocani, L. (2021). Apparatus design and behavioural testing protocol for the evaluation of spatial working memory in mice through the spontaneous alternation T-maze. </w:t>
       </w:r>
       <w:r>
         <w:rPr>
@@ -44958,7 +45583,15 @@
           <w:i/>
           <w:iCs/>
         </w:rPr>
-        <w:t>The Indonesian Biomedical Journal</w:t>
+        <w:t xml:space="preserve">The </w:t>
+      </w:r>
+      <w:r>
+        <w:rPr>
+          <w:i/>
+          <w:iCs/>
+        </w:rPr>
+        <w:lastRenderedPageBreak/>
+        <w:t>Indonesian Biomedical Journal</w:t>
       </w:r>
       <w:r>
         <w:t xml:space="preserve">, </w:t>
@@ -45159,7 +45792,7 @@
       </w:r>
     </w:p>
   </w:comment>
-  <w:comment w:id="2" w:author="Siebe Everaerts" w:date="2025-12-31T15:29:00Z" w:initials="SE">
+  <w:comment w:id="2" w:author="Siebe Everaerts" w:date="2025-12-30T14:58:00Z" w:initials="SE">
     <w:p>
       <w:pPr>
         <w:pStyle w:val="CommentText"/>
@@ -45171,11 +45804,11 @@
         <w:annotationRef/>
       </w:r>
       <w:r>
-        <w:t>Idea to include 1 graph with subplains for the weights, is this a good idea?</w:t>
+        <w:t xml:space="preserve">Add humane endpoints in appendix? </w:t>
       </w:r>
     </w:p>
   </w:comment>
-  <w:comment w:id="3" w:author="Siebe Everaerts" w:date="2026-03-30T11:42:00Z" w:initials="SE">
+  <w:comment w:id="3" w:author="Siebe Everaerts" w:date="2026-03-25T22:21:00Z" w:initials="SE">
     <w:p>
       <w:pPr>
         <w:pStyle w:val="CommentText"/>
@@ -45187,43 +45820,11 @@
         <w:annotationRef/>
       </w:r>
       <w:r>
-        <w:t>Each cage gets a line plot showing the trajectory of weights</w:t>
+        <w:t>Figure?</w:t>
       </w:r>
     </w:p>
   </w:comment>
-  <w:comment w:id="4" w:author="Siebe Everaerts" w:date="2025-12-30T14:58:00Z" w:initials="SE">
-    <w:p>
-      <w:pPr>
-        <w:pStyle w:val="CommentText"/>
-      </w:pPr>
-      <w:r>
-        <w:rPr>
-          <w:rStyle w:val="CommentReference"/>
-        </w:rPr>
-        <w:annotationRef/>
-      </w:r>
-      <w:r>
-        <w:t xml:space="preserve">Add humane endpoints in appendix? </w:t>
-      </w:r>
-    </w:p>
-  </w:comment>
-  <w:comment w:id="5" w:author="Siebe Everaerts" w:date="2026-03-25T22:21:00Z" w:initials="SE">
-    <w:p>
-      <w:pPr>
-        <w:pStyle w:val="CommentText"/>
-      </w:pPr>
-      <w:r>
-        <w:rPr>
-          <w:rStyle w:val="CommentReference"/>
-        </w:rPr>
-        <w:annotationRef/>
-      </w:r>
-      <w:r>
-        <w:t>Figure?</w:t>
-      </w:r>
-    </w:p>
-  </w:comment>
-  <w:comment w:id="6" w:author="Siebe Everaerts" w:date="2026-04-28T10:43:00Z" w:initials="SE">
+  <w:comment w:id="4" w:author="Siebe Everaerts" w:date="2026-04-28T10:43:00Z" w:initials="SE">
     <w:p>
       <w:pPr>
         <w:pStyle w:val="CommentText"/>
@@ -45246,8 +45847,6 @@
 <w15:commentsEx xmlns:wpc="http://schemas.microsoft.com/office/word/2010/wordprocessingCanvas" xmlns:cx="http://schemas.microsoft.com/office/drawing/2014/chartex" xmlns:cx1="http://schemas.microsoft.com/office/drawing/2015/9/8/chartex" xmlns:cx2="http://schemas.microsoft.com/office/drawing/2015/10/21/chartex" xmlns:cx3="http://schemas.microsoft.com/office/drawing/2016/5/9/chartex" xmlns:cx4="http://schemas.microsoft.com/office/drawing/2016/5/10/chartex" xmlns:cx5="http://schemas.microsoft.com/office/drawing/2016/5/11/chartex" xmlns:cx6="http://schemas.microsoft.com/office/drawing/2016/5/12/chartex" xmlns:cx7="http://schemas.microsoft.com/office/drawing/2016/5/13/chartex" xmlns:cx8="http://schemas.microsoft.com/office/drawing/2016/5/14/chartex" xmlns:mc="http://schemas.openxmlformats.org/markup-compatibility/2006" xmlns:aink="http://schemas.microsoft.com/office/drawing/2016/ink" xmlns:am3d="http://schemas.microsoft.com/office/drawing/2017/model3d" xmlns:o="urn:schemas-microsoft-com:office:office" xmlns:oel="http://schemas.microsoft.com/office/2019/extlst" xmlns:r="http://schemas.openxmlformats.org/officeDocument/2006/relationships" xmlns:m="http://schemas.openxmlformats.org/officeDocument/2006/math" xmlns:v="urn:schemas-microsoft-com:vml" xmlns:wp14="http://schemas.microsoft.com/office/word/2010/wordprocessingDrawing" xmlns:wp="http://schemas.openxmlformats.org/drawingml/2006/wordprocessingDrawing" xmlns:w10="urn:schemas-microsoft-com:office:word" xmlns:w="http://schemas.openxmlformats.org/wordprocessingml/2006/main" xmlns:w14="http://schemas.microsoft.com/office/word/2010/wordml" xmlns:w15="http://schemas.microsoft.com/office/word/2012/wordml" xmlns:w16cex="http://schemas.microsoft.com/office/word/2018/wordml/cex" xmlns:w16cid="http://schemas.microsoft.com/office/word/2016/wordml/cid" xmlns:w16="http://schemas.microsoft.com/office/word/2018/wordml" xmlns:w16du="http://schemas.microsoft.com/office/word/2023/wordml/word16du" xmlns:w16sdtdh="http://schemas.microsoft.com/office/word/2020/wordml/sdtdatahash" xmlns:w16sdtfl="http://schemas.microsoft.com/office/word/2024/wordml/sdtformatlock" xmlns:w16se="http://schemas.microsoft.com/office/word/2015/wordml/symex" xmlns:wpg="http://schemas.microsoft.com/office/word/2010/wordprocessingGroup" xmlns:wpi="http://schemas.microsoft.com/office/word/2010/wordprocessingInk" xmlns:wne="http://schemas.microsoft.com/office/word/2006/wordml" xmlns:wps="http://schemas.microsoft.com/office/word/2010/wordprocessingShape" mc:Ignorable="w14 w15 w16se w16cid w16 w16cex w16sdtdh w16sdtfl w16du wp14">
   <w15:commentEx w15:paraId="28A4F178" w15:done="0"/>
   <w15:commentEx w15:paraId="278E5D73" w15:done="1"/>
-  <w15:commentEx w15:paraId="3D572181" w15:done="0"/>
-  <w15:commentEx w15:paraId="433231D9" w15:paraIdParent="3D572181" w15:done="0"/>
   <w15:commentEx w15:paraId="77185E49" w15:done="0"/>
   <w15:commentEx w15:paraId="7E054862" w15:done="1"/>
   <w15:commentEx w15:paraId="10DD7EAC" w15:done="0"/>
@@ -45258,8 +45857,6 @@
 <w16cex:commentsExtensible xmlns:wpc="http://schemas.microsoft.com/office/word/2010/wordprocessingCanvas" xmlns:cx="http://schemas.microsoft.com/office/drawing/2014/chartex" xmlns:cx1="http://schemas.microsoft.com/office/drawing/2015/9/8/chartex" xmlns:cx2="http://schemas.microsoft.com/office/drawing/2015/10/21/chartex" xmlns:cx3="http://schemas.microsoft.com/office/drawing/2016/5/9/chartex" xmlns:cx4="http://schemas.microsoft.com/office/drawing/2016/5/10/chartex" xmlns:cx5="http://schemas.microsoft.com/office/drawing/2016/5/11/chartex" xmlns:cx6="http://schemas.microsoft.com/office/drawing/2016/5/12/chartex" xmlns:cx7="http://schemas.microsoft.com/office/drawing/2016/5/13/chartex" xmlns:cx8="http://schemas.microsoft.com/office/drawing/2016/5/14/chartex" xmlns:cr="http://schemas.microsoft.com/office/comments/2020/reactions" xmlns:mc="http://schemas.openxmlformats.org/markup-compatibility/2006" xmlns:aink="http://schemas.microsoft.com/office/drawing/2016/ink" xmlns:am3d="http://schemas.microsoft.com/office/drawing/2017/model3d" xmlns:o="urn:schemas-microsoft-com:office:office" xmlns:oel="http://schemas.microsoft.com/office/2019/extlst" xmlns:r="http://schemas.openxmlformats.org/officeDocument/2006/relationships" xmlns:m="http://schemas.openxmlformats.org/officeDocument/2006/math" xmlns:v="urn:schemas-microsoft-com:vml" xmlns:wp14="http://schemas.microsoft.com/office/word/2010/wordprocessingDrawing" xmlns:wp="http://schemas.openxmlformats.org/drawingml/2006/wordprocessingDrawing" xmlns:w10="urn:schemas-microsoft-com:office:word" xmlns:w="http://schemas.openxmlformats.org/wordprocessingml/2006/main" xmlns:w14="http://schemas.microsoft.com/office/word/2010/wordml" xmlns:w15="http://schemas.microsoft.com/office/word/2012/wordml" xmlns:w16cex="http://schemas.microsoft.com/office/word/2018/wordml/cex" xmlns:w16cid="http://schemas.microsoft.com/office/word/2016/wordml/cid" xmlns:w16="http://schemas.microsoft.com/office/word/2018/wordml" xmlns:w16du="http://schemas.microsoft.com/office/word/2023/wordml/word16du" xmlns:w16sdtdh="http://schemas.microsoft.com/office/word/2020/wordml/sdtdatahash" xmlns:w16sdtfl="http://schemas.microsoft.com/office/word/2024/wordml/sdtformatlock" xmlns:w16se="http://schemas.microsoft.com/office/word/2015/wordml/symex" xmlns:wpg="http://schemas.microsoft.com/office/word/2010/wordprocessingGroup" xmlns:wpi="http://schemas.microsoft.com/office/word/2010/wordprocessingInk" xmlns:wne="http://schemas.microsoft.com/office/word/2006/wordml" xmlns:wps="http://schemas.microsoft.com/office/word/2010/wordprocessingShape" mc:Ignorable="w14 w15 w16se w16cid w16 w16cex w16sdtdh w16sdtfl cr w16du wp14">
   <w16cex:commentExtensible w16cex:durableId="26FB8593" w16cex:dateUtc="2026-04-20T14:38:00Z"/>
   <w16cex:commentExtensible w16cex:durableId="486FA5EB" w16cex:dateUtc="2026-03-30T19:51:00Z"/>
-  <w16cex:commentExtensible w16cex:durableId="29B81969" w16cex:dateUtc="2025-12-31T14:29:00Z"/>
-  <w16cex:commentExtensible w16cex:durableId="34D8A559" w16cex:dateUtc="2026-03-30T09:42:00Z"/>
   <w16cex:commentExtensible w16cex:durableId="2E2493B1" w16cex:dateUtc="2025-12-30T13:58:00Z"/>
   <w16cex:commentExtensible w16cex:durableId="768468CE" w16cex:dateUtc="2026-03-25T21:21:00Z"/>
   <w16cex:commentExtensible w16cex:durableId="3C4AE3C2" w16cex:dateUtc="2026-04-28T08:43:00Z"/>
@@ -45270,8 +45867,6 @@
 <w16cid:commentsIds xmlns:wpc="http://schemas.microsoft.com/office/word/2010/wordprocessingCanvas" xmlns:cx="http://schemas.microsoft.com/office/drawing/2014/chartex" xmlns:cx1="http://schemas.microsoft.com/office/drawing/2015/9/8/chartex" xmlns:cx2="http://schemas.microsoft.com/office/drawing/2015/10/21/chartex" xmlns:cx3="http://schemas.microsoft.com/office/drawing/2016/5/9/chartex" xmlns:cx4="http://schemas.microsoft.com/office/drawing/2016/5/10/chartex" xmlns:cx5="http://schemas.microsoft.com/office/drawing/2016/5/11/chartex" xmlns:cx6="http://schemas.microsoft.com/office/drawing/2016/5/12/chartex" xmlns:cx7="http://schemas.microsoft.com/office/drawing/2016/5/13/chartex" xmlns:cx8="http://schemas.microsoft.com/office/drawing/2016/5/14/chartex" xmlns:mc="http://schemas.openxmlformats.org/markup-compatibility/2006" xmlns:aink="http://schemas.microsoft.com/office/drawing/2016/ink" xmlns:am3d="http://schemas.microsoft.com/office/drawing/2017/model3d" xmlns:o="urn:schemas-microsoft-com:office:office" xmlns:oel="http://schemas.microsoft.com/office/2019/extlst" xmlns:r="http://schemas.openxmlformats.org/officeDocument/2006/relationships" xmlns:m="http://schemas.openxmlformats.org/officeDocument/2006/math" xmlns:v="urn:schemas-microsoft-com:vml" xmlns:wp14="http://schemas.microsoft.com/office/word/2010/wordprocessingDrawing" xmlns:wp="http://schemas.openxmlformats.org/drawingml/2006/wordprocessingDrawing" xmlns:w10="urn:schemas-microsoft-com:office:word" xmlns:w="http://schemas.openxmlformats.org/wordprocessingml/2006/main" xmlns:w14="http://schemas.microsoft.com/office/word/2010/wordml" xmlns:w15="http://schemas.microsoft.com/office/word/2012/wordml" xmlns:w16cex="http://schemas.microsoft.com/office/word/2018/wordml/cex" xmlns:w16cid="http://schemas.microsoft.com/office/word/2016/wordml/cid" xmlns:w16="http://schemas.microsoft.com/office/word/2018/wordml" xmlns:w16du="http://schemas.microsoft.com/office/word/2023/wordml/word16du" xmlns:w16sdtdh="http://schemas.microsoft.com/office/word/2020/wordml/sdtdatahash" xmlns:w16sdtfl="http://schemas.microsoft.com/office/word/2024/wordml/sdtformatlock" xmlns:w16se="http://schemas.microsoft.com/office/word/2015/wordml/symex" xmlns:wpg="http://schemas.microsoft.com/office/word/2010/wordprocessingGroup" xmlns:wpi="http://schemas.microsoft.com/office/word/2010/wordprocessingInk" xmlns:wne="http://schemas.microsoft.com/office/word/2006/wordml" xmlns:wps="http://schemas.microsoft.com/office/word/2010/wordprocessingShape" mc:Ignorable="w14 w15 w16se w16cid w16 w16cex w16sdtdh w16sdtfl w16du wp14">
   <w16cid:commentId w16cid:paraId="28A4F178" w16cid:durableId="26FB8593"/>
   <w16cid:commentId w16cid:paraId="278E5D73" w16cid:durableId="486FA5EB"/>
-  <w16cid:commentId w16cid:paraId="3D572181" w16cid:durableId="29B81969"/>
-  <w16cid:commentId w16cid:paraId="433231D9" w16cid:durableId="34D8A559"/>
   <w16cid:commentId w16cid:paraId="77185E49" w16cid:durableId="2E2493B1"/>
   <w16cid:commentId w16cid:paraId="7E054862" w16cid:durableId="768468CE"/>
   <w16cid:commentId w16cid:paraId="10DD7EAC" w16cid:durableId="3C4AE3C2"/>
@@ -45735,8 +46330,8 @@
   <w:abstractNum w:abstractNumId="3" w15:restartNumberingAfterBreak="0">
     <w:nsid w:val="229852A8"/>
     <w:multiLevelType w:val="hybridMultilevel"/>
-    <w:tmpl w:val="74C2A5C8"/>
-    <w:lvl w:ilvl="0" w:tplc="E9D0922A">
+    <w:tmpl w:val="7AEAE4A2"/>
+    <w:lvl w:ilvl="0" w:tplc="B274A9A2">
       <w:start w:val="1"/>
       <w:numFmt w:val="decimal"/>
       <w:pStyle w:val="introduction"/>
@@ -45747,6 +46342,7 @@
       </w:pPr>
       <w:rPr>
         <w:rFonts w:hint="default"/>
+        <w:lang w:val="en-US"/>
       </w:rPr>
     </w:lvl>
     <w:lvl w:ilvl="1" w:tplc="04130019" w:tentative="1">

--- a/Thesis_SiebeEveraerts_draft4.docx
+++ b/Thesis_SiebeEveraerts_draft4.docx
@@ -2986,7 +2986,52 @@
           <w:szCs w:val="24"/>
           <w:lang w:val="en-US"/>
         </w:rPr>
-        <w:t xml:space="preserve"> within the overarching concept of an enriched environment (EE), as they each offer enhanced stimulation across cognitive, physical, psychological, or social domains. Yet, despite this shared foundation, there is little to no evidence for a multimodal EE program that integrates all components into a single intervention in human populations.</w:t>
+        <w:t xml:space="preserve"> within the overarching concept of an enriched environment (EE), as they each offer enhanced stimulation across cognitive, </w:t>
+      </w:r>
+      <w:r>
+        <w:rPr>
+          <w:b w:val="0"/>
+          <w:bCs w:val="0"/>
+          <w:szCs w:val="24"/>
+          <w:lang w:val="en-US"/>
+        </w:rPr>
+        <w:t>sensory</w:t>
+      </w:r>
+      <w:r>
+        <w:rPr>
+          <w:b w:val="0"/>
+          <w:bCs w:val="0"/>
+          <w:szCs w:val="24"/>
+          <w:lang w:val="en-US"/>
+        </w:rPr>
+        <w:t>, psychological, or social domains</w:t>
+      </w:r>
+      <w:r>
+        <w:rPr>
+          <w:b w:val="0"/>
+          <w:bCs w:val="0"/>
+          <w:szCs w:val="24"/>
+          <w:lang w:val="en-US"/>
+        </w:rPr>
+        <w:t xml:space="preserve"> (</w:t>
+      </w:r>
+      <w:r>
+        <w:rPr>
+          <w:b w:val="0"/>
+          <w:bCs w:val="0"/>
+          <w:szCs w:val="24"/>
+          <w:lang w:val="en-US"/>
+        </w:rPr>
+        <w:t>Han et al., 2022)</w:t>
+      </w:r>
+      <w:r>
+        <w:rPr>
+          <w:b w:val="0"/>
+          <w:bCs w:val="0"/>
+          <w:szCs w:val="24"/>
+          <w:lang w:val="en-US"/>
+        </w:rPr>
+        <w:t>. Yet, despite this shared foundation, there is little to no evidence for a multimodal EE program that integrates all components into a single intervention in human populations.</w:t>
       </w:r>
     </w:p>
     <w:p>
@@ -4791,25 +4836,25 @@
           <w:szCs w:val="24"/>
           <w:lang w:val="en-US"/>
         </w:rPr>
-        <w:t xml:space="preserve">Since we define </w:t>
-      </w:r>
-      <w:r>
-        <w:rPr>
-          <w:b w:val="0"/>
-          <w:bCs w:val="0"/>
-          <w:szCs w:val="24"/>
-          <w:lang w:val="en-US"/>
-        </w:rPr>
-        <w:t>EE</w:t>
-      </w:r>
-      <w:r>
-        <w:rPr>
-          <w:b w:val="0"/>
-          <w:bCs w:val="0"/>
-          <w:szCs w:val="24"/>
-          <w:lang w:val="en-US"/>
-        </w:rPr>
-        <w:t xml:space="preserve"> as the combined influence of cognitive, physical, social, and psychological stimulation, it is not surprising that a large body of work demonstrates its neurocognitive benefits. </w:t>
+        <w:t xml:space="preserve">Since we define EE as the combined influence of cognitive, physical, social, and </w:t>
+      </w:r>
+      <w:r>
+        <w:rPr>
+          <w:b w:val="0"/>
+          <w:bCs w:val="0"/>
+          <w:szCs w:val="24"/>
+          <w:lang w:val="en-US"/>
+        </w:rPr>
+        <w:t>sensory</w:t>
+      </w:r>
+      <w:r>
+        <w:rPr>
+          <w:b w:val="0"/>
+          <w:bCs w:val="0"/>
+          <w:szCs w:val="24"/>
+          <w:lang w:val="en-US"/>
+        </w:rPr>
+        <w:t xml:space="preserve"> stimulation, it is not surprising that a large body of work demonstrates its neurocognitive benefits. </w:t>
       </w:r>
       <w:r>
         <w:rPr>
@@ -5084,25 +5129,7 @@
           <w:szCs w:val="24"/>
           <w:lang w:val="en-US"/>
         </w:rPr>
-        <w:t>Taken together, the literature provides robust evidence that EE</w:t>
-      </w:r>
-      <w:r>
-        <w:rPr>
-          <w:b w:val="0"/>
-          <w:bCs w:val="0"/>
-          <w:szCs w:val="24"/>
-          <w:lang w:val="en-US"/>
-        </w:rPr>
-        <w:t xml:space="preserve"> </w:t>
-      </w:r>
-      <w:r>
-        <w:rPr>
-          <w:b w:val="0"/>
-          <w:bCs w:val="0"/>
-          <w:szCs w:val="24"/>
-          <w:lang w:val="en-US"/>
-        </w:rPr>
-        <w:t>supports neurocognitive functioning and improves performance across a range of behavioral domains.</w:t>
+        <w:t>Taken together, the literature provides robust evidence that EE supports neurocognitive functioning and improves performance across a range of behavioral domains.</w:t>
       </w:r>
     </w:p>
     <w:p>
@@ -7671,7 +7698,7 @@
           <w:lang w:val="en-US"/>
         </w:rPr>
         <w:drawing>
-          <wp:inline distT="0" distB="0" distL="0" distR="0" wp14:anchorId="2DC578DB" wp14:editId="1645BE5B">
+          <wp:inline distT="0" distB="0" distL="0" distR="0" wp14:anchorId="2DC578DB" wp14:editId="6C993B1A">
             <wp:extent cx="5760720" cy="904576"/>
             <wp:effectExtent l="0" t="0" r="0" b="0"/>
             <wp:docPr id="490171308" name="Picture 2"/>
@@ -9164,7 +9191,7 @@
           <w:lang w:val="en-US"/>
         </w:rPr>
         <w:drawing>
-          <wp:inline distT="0" distB="0" distL="0" distR="0" wp14:anchorId="1D443C78" wp14:editId="79503D1F">
+          <wp:inline distT="0" distB="0" distL="0" distR="0" wp14:anchorId="1D443C78" wp14:editId="2EED9C7D">
             <wp:extent cx="1751162" cy="1670485"/>
             <wp:effectExtent l="0" t="0" r="1905" b="6350"/>
             <wp:docPr id="1430163639" name="Picture 4"/>
@@ -16570,7 +16597,16 @@
           <w:szCs w:val="24"/>
           <w:lang w:val="en-US"/>
         </w:rPr>
-        <w:t xml:space="preserve">environment in both peripheral </w:t>
+        <w:t>treatment</w:t>
+      </w:r>
+      <w:r>
+        <w:rPr>
+          <w:rFonts w:ascii="Times New Roman" w:hAnsi="Times New Roman" w:cs="Times New Roman"/>
+          <w:sz w:val="24"/>
+          <w:szCs w:val="24"/>
+          <w:lang w:val="en-US"/>
+        </w:rPr>
+        <w:t xml:space="preserve"> in both peripheral </w:t>
       </w:r>
       <w:r>
         <w:rPr>
@@ -17301,7 +17337,25 @@
           <w:szCs w:val="24"/>
           <w:lang w:val="en-US"/>
         </w:rPr>
-        <w:t>This pattern could suggest that with a larger sample, the environment effect on peripheral time might have reached significance, whereas for central time the effect is likely genuinely absent.</w:t>
+        <w:t xml:space="preserve">This pattern could suggest that with a larger sample, the </w:t>
+      </w:r>
+      <w:r>
+        <w:rPr>
+          <w:rFonts w:ascii="Times New Roman" w:hAnsi="Times New Roman" w:cs="Times New Roman"/>
+          <w:sz w:val="24"/>
+          <w:szCs w:val="24"/>
+          <w:lang w:val="en-US"/>
+        </w:rPr>
+        <w:t xml:space="preserve">treatment </w:t>
+      </w:r>
+      <w:r>
+        <w:rPr>
+          <w:rFonts w:ascii="Times New Roman" w:hAnsi="Times New Roman" w:cs="Times New Roman"/>
+          <w:sz w:val="24"/>
+          <w:szCs w:val="24"/>
+          <w:lang w:val="en-US"/>
+        </w:rPr>
+        <w:t>effect on peripheral time might have reached significance, whereas for central time the effect is likely genuinely absent.</w:t>
       </w:r>
       <w:r>
         <w:rPr>
@@ -20695,7 +20749,25 @@
           <w:szCs w:val="24"/>
           <w:lang w:val="en-US"/>
         </w:rPr>
-        <w:t>Fgure 10A</w:t>
+        <w:t>F</w:t>
+      </w:r>
+      <w:r>
+        <w:rPr>
+          <w:rFonts w:ascii="Times New Roman" w:hAnsi="Times New Roman" w:cs="Times New Roman"/>
+          <w:sz w:val="24"/>
+          <w:szCs w:val="24"/>
+          <w:lang w:val="en-US"/>
+        </w:rPr>
+        <w:t>i</w:t>
+      </w:r>
+      <w:r>
+        <w:rPr>
+          <w:rFonts w:ascii="Times New Roman" w:hAnsi="Times New Roman" w:cs="Times New Roman"/>
+          <w:sz w:val="24"/>
+          <w:szCs w:val="24"/>
+          <w:lang w:val="en-US"/>
+        </w:rPr>
+        <w:t>gure 10A</w:t>
       </w:r>
       <w:r>
         <w:rPr>
@@ -27216,7 +27288,25 @@
           <w:szCs w:val="24"/>
           <w:lang w:val="en-US"/>
         </w:rPr>
-        <w:t>Figure12A</w:t>
+        <w:t>Figure</w:t>
+      </w:r>
+      <w:r>
+        <w:rPr>
+          <w:rFonts w:ascii="Times New Roman" w:hAnsi="Times New Roman" w:cs="Times New Roman"/>
+          <w:sz w:val="24"/>
+          <w:szCs w:val="24"/>
+          <w:lang w:val="en-US"/>
+        </w:rPr>
+        <w:t xml:space="preserve"> </w:t>
+      </w:r>
+      <w:r>
+        <w:rPr>
+          <w:rFonts w:ascii="Times New Roman" w:hAnsi="Times New Roman" w:cs="Times New Roman"/>
+          <w:sz w:val="24"/>
+          <w:szCs w:val="24"/>
+          <w:lang w:val="en-US"/>
+        </w:rPr>
+        <w:t>12A</w:t>
       </w:r>
       <w:r>
         <w:rPr>
@@ -28901,7 +28991,25 @@
           <w:szCs w:val="24"/>
           <w:lang w:val="en-US"/>
         </w:rPr>
-        <w:t>Figure12B</w:t>
+        <w:t>Figure</w:t>
+      </w:r>
+      <w:r>
+        <w:rPr>
+          <w:rFonts w:ascii="Times New Roman" w:hAnsi="Times New Roman" w:cs="Times New Roman"/>
+          <w:sz w:val="24"/>
+          <w:szCs w:val="24"/>
+          <w:lang w:val="en-US"/>
+        </w:rPr>
+        <w:t xml:space="preserve"> </w:t>
+      </w:r>
+      <w:r>
+        <w:rPr>
+          <w:rFonts w:ascii="Times New Roman" w:hAnsi="Times New Roman" w:cs="Times New Roman"/>
+          <w:sz w:val="24"/>
+          <w:szCs w:val="24"/>
+          <w:lang w:val="en-US"/>
+        </w:rPr>
+        <w:t>12B</w:t>
       </w:r>
       <w:r>
         <w:rPr>
@@ -29003,7 +29111,16 @@
           <w:szCs w:val="24"/>
           <w:lang w:val="en-US"/>
         </w:rPr>
-        <w:t xml:space="preserve"> 0.01</w:t>
+        <w:t xml:space="preserve"> 0.0</w:t>
+      </w:r>
+      <w:r>
+        <w:rPr>
+          <w:rFonts w:ascii="Times New Roman" w:hAnsi="Times New Roman" w:cs="Times New Roman"/>
+          <w:sz w:val="24"/>
+          <w:szCs w:val="24"/>
+          <w:lang w:val="en-US"/>
+        </w:rPr>
+        <w:t>2</w:t>
       </w:r>
       <w:r>
         <w:rPr>
@@ -29059,7 +29176,16 @@
           <w:szCs w:val="24"/>
           <w:lang w:val="en-US"/>
         </w:rPr>
-        <w:t>0.91</w:t>
+        <w:t>0.</w:t>
+      </w:r>
+      <w:r>
+        <w:rPr>
+          <w:rFonts w:ascii="Times New Roman" w:hAnsi="Times New Roman" w:cs="Times New Roman"/>
+          <w:sz w:val="24"/>
+          <w:szCs w:val="24"/>
+          <w:lang w:val="en-US"/>
+        </w:rPr>
+        <w:t>88</w:t>
       </w:r>
       <w:r>
         <w:rPr>
@@ -29107,7 +29233,25 @@
           <w:szCs w:val="24"/>
           <w:lang w:val="en-US"/>
         </w:rPr>
-        <w:t>&lt; 0.001</w:t>
+        <w:t>=</w:t>
+      </w:r>
+      <w:r>
+        <w:rPr>
+          <w:rFonts w:ascii="Times New Roman" w:hAnsi="Times New Roman" w:cs="Times New Roman"/>
+          <w:sz w:val="24"/>
+          <w:szCs w:val="24"/>
+          <w:lang w:val="en-US"/>
+        </w:rPr>
+        <w:t xml:space="preserve"> 0.00</w:t>
+      </w:r>
+      <w:r>
+        <w:rPr>
+          <w:rFonts w:ascii="Times New Roman" w:hAnsi="Times New Roman" w:cs="Times New Roman"/>
+          <w:sz w:val="24"/>
+          <w:szCs w:val="24"/>
+          <w:lang w:val="en-US"/>
+        </w:rPr>
+        <w:t>7</w:t>
       </w:r>
       <w:r>
         <w:rPr>
@@ -29125,7 +29269,25 @@
           <w:szCs w:val="24"/>
           <w:lang w:val="en-US"/>
         </w:rPr>
-        <w:t>, but a significant main effect of treatment</w:t>
+        <w:t xml:space="preserve">, </w:t>
+      </w:r>
+      <w:r>
+        <w:rPr>
+          <w:rFonts w:ascii="Times New Roman" w:hAnsi="Times New Roman" w:cs="Times New Roman"/>
+          <w:sz w:val="24"/>
+          <w:szCs w:val="24"/>
+          <w:lang w:val="en-US"/>
+        </w:rPr>
+        <w:t>and no</w:t>
+      </w:r>
+      <w:r>
+        <w:rPr>
+          <w:rFonts w:ascii="Times New Roman" w:hAnsi="Times New Roman" w:cs="Times New Roman"/>
+          <w:sz w:val="24"/>
+          <w:szCs w:val="24"/>
+          <w:lang w:val="en-US"/>
+        </w:rPr>
+        <w:t xml:space="preserve"> main effect of treatment</w:t>
       </w:r>
       <w:r>
         <w:rPr>
@@ -29163,7 +29325,16 @@
           <w:szCs w:val="24"/>
           <w:lang w:val="en-US"/>
         </w:rPr>
-        <w:t xml:space="preserve"> 7.27</w:t>
+        <w:t xml:space="preserve"> </w:t>
+      </w:r>
+      <w:r>
+        <w:rPr>
+          <w:rFonts w:ascii="Times New Roman" w:hAnsi="Times New Roman" w:cs="Times New Roman"/>
+          <w:sz w:val="24"/>
+          <w:szCs w:val="24"/>
+          <w:lang w:val="en-US"/>
+        </w:rPr>
+        <w:t>0.35</w:t>
       </w:r>
       <w:r>
         <w:rPr>
@@ -29219,7 +29390,16 @@
           <w:szCs w:val="24"/>
           <w:lang w:val="en-US"/>
         </w:rPr>
-        <w:t>0.01</w:t>
+        <w:t>0.</w:t>
+      </w:r>
+      <w:r>
+        <w:rPr>
+          <w:rFonts w:ascii="Times New Roman" w:hAnsi="Times New Roman" w:cs="Times New Roman"/>
+          <w:sz w:val="24"/>
+          <w:szCs w:val="24"/>
+          <w:lang w:val="en-US"/>
+        </w:rPr>
+        <w:t>56</w:t>
       </w:r>
       <w:r>
         <w:rPr>
@@ -29276,6 +29456,211 @@
           <w:szCs w:val="24"/>
           <w:lang w:val="en-US"/>
         </w:rPr>
+        <w:t>.01</w:t>
+      </w:r>
+      <w:r>
+        <w:rPr>
+          <w:rFonts w:ascii="Times New Roman" w:hAnsi="Times New Roman" w:cs="Times New Roman"/>
+          <w:sz w:val="24"/>
+          <w:szCs w:val="24"/>
+          <w:lang w:val="en-US"/>
+        </w:rPr>
+        <w:t>)</w:t>
+      </w:r>
+      <w:r>
+        <w:rPr>
+          <w:rFonts w:ascii="Times New Roman" w:hAnsi="Times New Roman" w:cs="Times New Roman"/>
+          <w:sz w:val="24"/>
+          <w:szCs w:val="24"/>
+          <w:lang w:val="en-US"/>
+        </w:rPr>
+        <w:t xml:space="preserve">. The interaction </w:t>
+      </w:r>
+      <w:r>
+        <w:rPr>
+          <w:rFonts w:ascii="Times New Roman" w:hAnsi="Times New Roman" w:cs="Times New Roman"/>
+          <w:sz w:val="24"/>
+          <w:szCs w:val="24"/>
+          <w:lang w:val="en-US"/>
+        </w:rPr>
+        <w:t>also did</w:t>
+      </w:r>
+      <w:r>
+        <w:rPr>
+          <w:rFonts w:ascii="Times New Roman" w:hAnsi="Times New Roman" w:cs="Times New Roman"/>
+          <w:sz w:val="24"/>
+          <w:szCs w:val="24"/>
+          <w:lang w:val="en-US"/>
+        </w:rPr>
+        <w:t xml:space="preserve"> not reach significance</w:t>
+      </w:r>
+      <w:r>
+        <w:rPr>
+          <w:rFonts w:ascii="Times New Roman" w:hAnsi="Times New Roman" w:cs="Times New Roman"/>
+          <w:sz w:val="24"/>
+          <w:szCs w:val="24"/>
+          <w:lang w:val="en-US"/>
+        </w:rPr>
+        <w:t xml:space="preserve"> (</w:t>
+      </w:r>
+      <w:r>
+        <w:rPr>
+          <w:rFonts w:ascii="Times New Roman" w:hAnsi="Times New Roman" w:cs="Times New Roman"/>
+          <w:i/>
+          <w:iCs/>
+          <w:sz w:val="24"/>
+          <w:szCs w:val="24"/>
+          <w:lang w:val="en-US"/>
+        </w:rPr>
+        <w:t>F</w:t>
+      </w:r>
+      <w:r>
+        <w:rPr>
+          <w:rFonts w:ascii="Times New Roman" w:hAnsi="Times New Roman" w:cs="Times New Roman"/>
+          <w:sz w:val="24"/>
+          <w:szCs w:val="24"/>
+          <w:lang w:val="en-US"/>
+        </w:rPr>
+        <w:t>(1, 30) =</w:t>
+      </w:r>
+      <w:r>
+        <w:rPr>
+          <w:rFonts w:ascii="Times New Roman" w:hAnsi="Times New Roman" w:cs="Times New Roman"/>
+          <w:sz w:val="24"/>
+          <w:szCs w:val="24"/>
+          <w:lang w:val="en-US"/>
+        </w:rPr>
+        <w:t xml:space="preserve"> 0.</w:t>
+      </w:r>
+      <w:r>
+        <w:rPr>
+          <w:rFonts w:ascii="Times New Roman" w:hAnsi="Times New Roman" w:cs="Times New Roman"/>
+          <w:sz w:val="24"/>
+          <w:szCs w:val="24"/>
+          <w:lang w:val="en-US"/>
+        </w:rPr>
+        <w:t>79</w:t>
+      </w:r>
+      <w:r>
+        <w:rPr>
+          <w:rFonts w:ascii="Times New Roman" w:hAnsi="Times New Roman" w:cs="Times New Roman"/>
+          <w:sz w:val="24"/>
+          <w:szCs w:val="24"/>
+          <w:lang w:val="en-US"/>
+        </w:rPr>
+        <w:t xml:space="preserve">, </w:t>
+      </w:r>
+      <w:r>
+        <w:rPr>
+          <w:rFonts w:ascii="Times New Roman" w:hAnsi="Times New Roman" w:cs="Times New Roman"/>
+          <w:i/>
+          <w:iCs/>
+          <w:sz w:val="24"/>
+          <w:szCs w:val="24"/>
+          <w:lang w:val="en-US"/>
+        </w:rPr>
+        <w:t>p</w:t>
+      </w:r>
+      <w:r>
+        <w:rPr>
+          <w:rFonts w:ascii="Times New Roman" w:hAnsi="Times New Roman" w:cs="Times New Roman"/>
+          <w:sz w:val="24"/>
+          <w:szCs w:val="24"/>
+          <w:lang w:val="en-US"/>
+        </w:rPr>
+        <w:t xml:space="preserve"> </w:t>
+      </w:r>
+      <w:r>
+        <w:rPr>
+          <w:rFonts w:ascii="Times New Roman" w:hAnsi="Times New Roman" w:cs="Times New Roman"/>
+          <w:sz w:val="24"/>
+          <w:szCs w:val="24"/>
+          <w:lang w:val="en-US"/>
+        </w:rPr>
+        <w:t>=</w:t>
+      </w:r>
+      <w:r>
+        <w:rPr>
+          <w:rFonts w:ascii="Times New Roman" w:hAnsi="Times New Roman" w:cs="Times New Roman"/>
+          <w:sz w:val="24"/>
+          <w:szCs w:val="24"/>
+          <w:lang w:val="en-US"/>
+        </w:rPr>
+        <w:t xml:space="preserve"> </w:t>
+      </w:r>
+      <w:r>
+        <w:rPr>
+          <w:rFonts w:ascii="Times New Roman" w:hAnsi="Times New Roman" w:cs="Times New Roman"/>
+          <w:sz w:val="24"/>
+          <w:szCs w:val="24"/>
+          <w:lang w:val="en-US"/>
+        </w:rPr>
+        <w:t>0.</w:t>
+      </w:r>
+      <w:r>
+        <w:rPr>
+          <w:rFonts w:ascii="Times New Roman" w:hAnsi="Times New Roman" w:cs="Times New Roman"/>
+          <w:sz w:val="24"/>
+          <w:szCs w:val="24"/>
+          <w:lang w:val="en-US"/>
+        </w:rPr>
+        <w:t>38</w:t>
+      </w:r>
+      <w:r>
+        <w:rPr>
+          <w:rFonts w:ascii="Times New Roman" w:hAnsi="Times New Roman" w:cs="Times New Roman"/>
+          <w:sz w:val="24"/>
+          <w:szCs w:val="24"/>
+          <w:lang w:val="en-US"/>
+        </w:rPr>
+        <w:t xml:space="preserve">, </w:t>
+      </w:r>
+      <w:r>
+        <w:rPr>
+          <w:rFonts w:ascii="Times New Roman" w:hAnsi="Times New Roman" w:cs="Times New Roman"/>
+          <w:i/>
+          <w:iCs/>
+          <w:sz w:val="24"/>
+          <w:szCs w:val="24"/>
+        </w:rPr>
+        <w:t>η</w:t>
+      </w:r>
+      <w:r>
+        <w:rPr>
+          <w:rFonts w:ascii="Times New Roman" w:hAnsi="Times New Roman" w:cs="Times New Roman"/>
+          <w:i/>
+          <w:iCs/>
+          <w:sz w:val="24"/>
+          <w:szCs w:val="24"/>
+          <w:lang w:val="en-US"/>
+        </w:rPr>
+        <w:t>²</w:t>
+      </w:r>
+      <w:r>
+        <w:rPr>
+          <w:rFonts w:ascii="Times New Roman" w:hAnsi="Times New Roman" w:cs="Times New Roman"/>
+          <w:sz w:val="24"/>
+          <w:szCs w:val="24"/>
+          <w:lang w:val="en-US"/>
+        </w:rPr>
+        <w:t xml:space="preserve"> = </w:t>
+      </w:r>
+      <w:r>
+        <w:rPr>
+          <w:rFonts w:ascii="Times New Roman" w:hAnsi="Times New Roman" w:cs="Times New Roman"/>
+          <w:sz w:val="24"/>
+          <w:szCs w:val="24"/>
+          <w:lang w:val="en-US"/>
+        </w:rPr>
+        <w:t>0</w:t>
+      </w:r>
+      <w:r>
+        <w:rPr>
+          <w:rFonts w:ascii="Times New Roman" w:hAnsi="Times New Roman" w:cs="Times New Roman"/>
+          <w:sz w:val="24"/>
+          <w:szCs w:val="24"/>
+          <w:lang w:val="en-US"/>
+        </w:rPr>
         <w:t>.</w:t>
       </w:r>
       <w:r>
@@ -29285,175 +29670,6 @@
           <w:szCs w:val="24"/>
           <w:lang w:val="en-US"/>
         </w:rPr>
-        <w:t>20</w:t>
-      </w:r>
-      <w:r>
-        <w:rPr>
-          <w:rFonts w:ascii="Times New Roman" w:hAnsi="Times New Roman" w:cs="Times New Roman"/>
-          <w:sz w:val="24"/>
-          <w:szCs w:val="24"/>
-          <w:lang w:val="en-US"/>
-        </w:rPr>
-        <w:t>)</w:t>
-      </w:r>
-      <w:r>
-        <w:rPr>
-          <w:rFonts w:ascii="Times New Roman" w:hAnsi="Times New Roman" w:cs="Times New Roman"/>
-          <w:sz w:val="24"/>
-          <w:szCs w:val="24"/>
-          <w:lang w:val="en-US"/>
-        </w:rPr>
-        <w:t>, with Saline-treated animals spending more time exploring the novel mouse</w:t>
-      </w:r>
-      <w:r>
-        <w:rPr>
-          <w:rFonts w:ascii="Times New Roman" w:hAnsi="Times New Roman" w:cs="Times New Roman"/>
-          <w:sz w:val="24"/>
-          <w:szCs w:val="24"/>
-          <w:lang w:val="en-US"/>
-        </w:rPr>
-        <w:t>. The interaction did not reach significance</w:t>
-      </w:r>
-      <w:r>
-        <w:rPr>
-          <w:rFonts w:ascii="Times New Roman" w:hAnsi="Times New Roman" w:cs="Times New Roman"/>
-          <w:sz w:val="24"/>
-          <w:szCs w:val="24"/>
-          <w:lang w:val="en-US"/>
-        </w:rPr>
-        <w:t xml:space="preserve"> (</w:t>
-      </w:r>
-      <w:r>
-        <w:rPr>
-          <w:rFonts w:ascii="Times New Roman" w:hAnsi="Times New Roman" w:cs="Times New Roman"/>
-          <w:i/>
-          <w:iCs/>
-          <w:sz w:val="24"/>
-          <w:szCs w:val="24"/>
-          <w:lang w:val="en-US"/>
-        </w:rPr>
-        <w:t>F</w:t>
-      </w:r>
-      <w:r>
-        <w:rPr>
-          <w:rFonts w:ascii="Times New Roman" w:hAnsi="Times New Roman" w:cs="Times New Roman"/>
-          <w:sz w:val="24"/>
-          <w:szCs w:val="24"/>
-          <w:lang w:val="en-US"/>
-        </w:rPr>
-        <w:t>(1, 30) =</w:t>
-      </w:r>
-      <w:r>
-        <w:rPr>
-          <w:rFonts w:ascii="Times New Roman" w:hAnsi="Times New Roman" w:cs="Times New Roman"/>
-          <w:sz w:val="24"/>
-          <w:szCs w:val="24"/>
-          <w:lang w:val="en-US"/>
-        </w:rPr>
-        <w:t xml:space="preserve"> 0.24</w:t>
-      </w:r>
-      <w:r>
-        <w:rPr>
-          <w:rFonts w:ascii="Times New Roman" w:hAnsi="Times New Roman" w:cs="Times New Roman"/>
-          <w:sz w:val="24"/>
-          <w:szCs w:val="24"/>
-          <w:lang w:val="en-US"/>
-        </w:rPr>
-        <w:t xml:space="preserve">, </w:t>
-      </w:r>
-      <w:r>
-        <w:rPr>
-          <w:rFonts w:ascii="Times New Roman" w:hAnsi="Times New Roman" w:cs="Times New Roman"/>
-          <w:i/>
-          <w:iCs/>
-          <w:sz w:val="24"/>
-          <w:szCs w:val="24"/>
-          <w:lang w:val="en-US"/>
-        </w:rPr>
-        <w:t>p</w:t>
-      </w:r>
-      <w:r>
-        <w:rPr>
-          <w:rFonts w:ascii="Times New Roman" w:hAnsi="Times New Roman" w:cs="Times New Roman"/>
-          <w:sz w:val="24"/>
-          <w:szCs w:val="24"/>
-          <w:lang w:val="en-US"/>
-        </w:rPr>
-        <w:t xml:space="preserve"> </w:t>
-      </w:r>
-      <w:r>
-        <w:rPr>
-          <w:rFonts w:ascii="Times New Roman" w:hAnsi="Times New Roman" w:cs="Times New Roman"/>
-          <w:sz w:val="24"/>
-          <w:szCs w:val="24"/>
-          <w:lang w:val="en-US"/>
-        </w:rPr>
-        <w:t>=</w:t>
-      </w:r>
-      <w:r>
-        <w:rPr>
-          <w:rFonts w:ascii="Times New Roman" w:hAnsi="Times New Roman" w:cs="Times New Roman"/>
-          <w:sz w:val="24"/>
-          <w:szCs w:val="24"/>
-          <w:lang w:val="en-US"/>
-        </w:rPr>
-        <w:t xml:space="preserve"> </w:t>
-      </w:r>
-      <w:r>
-        <w:rPr>
-          <w:rFonts w:ascii="Times New Roman" w:hAnsi="Times New Roman" w:cs="Times New Roman"/>
-          <w:sz w:val="24"/>
-          <w:szCs w:val="24"/>
-          <w:lang w:val="en-US"/>
-        </w:rPr>
-        <w:t>0.63</w:t>
-      </w:r>
-      <w:r>
-        <w:rPr>
-          <w:rFonts w:ascii="Times New Roman" w:hAnsi="Times New Roman" w:cs="Times New Roman"/>
-          <w:sz w:val="24"/>
-          <w:szCs w:val="24"/>
-          <w:lang w:val="en-US"/>
-        </w:rPr>
-        <w:t xml:space="preserve">, </w:t>
-      </w:r>
-      <w:r>
-        <w:rPr>
-          <w:rFonts w:ascii="Times New Roman" w:hAnsi="Times New Roman" w:cs="Times New Roman"/>
-          <w:i/>
-          <w:iCs/>
-          <w:sz w:val="24"/>
-          <w:szCs w:val="24"/>
-        </w:rPr>
-        <w:t>η</w:t>
-      </w:r>
-      <w:r>
-        <w:rPr>
-          <w:rFonts w:ascii="Times New Roman" w:hAnsi="Times New Roman" w:cs="Times New Roman"/>
-          <w:i/>
-          <w:iCs/>
-          <w:sz w:val="24"/>
-          <w:szCs w:val="24"/>
-          <w:lang w:val="en-US"/>
-        </w:rPr>
-        <w:t>²</w:t>
-      </w:r>
-      <w:r>
-        <w:rPr>
-          <w:rFonts w:ascii="Times New Roman" w:hAnsi="Times New Roman" w:cs="Times New Roman"/>
-          <w:sz w:val="24"/>
-          <w:szCs w:val="24"/>
-          <w:lang w:val="en-US"/>
-        </w:rPr>
-        <w:t xml:space="preserve"> = </w:t>
-      </w:r>
-      <w:r>
-        <w:rPr>
-          <w:rFonts w:ascii="Times New Roman" w:hAnsi="Times New Roman" w:cs="Times New Roman"/>
-          <w:sz w:val="24"/>
-          <w:szCs w:val="24"/>
-          <w:lang w:val="en-US"/>
-        </w:rPr>
         <w:t>0</w:t>
       </w:r>
       <w:r>
@@ -29463,16 +29679,7 @@
           <w:szCs w:val="24"/>
           <w:lang w:val="en-US"/>
         </w:rPr>
-        <w:t>.</w:t>
-      </w:r>
-      <w:r>
-        <w:rPr>
-          <w:rFonts w:ascii="Times New Roman" w:hAnsi="Times New Roman" w:cs="Times New Roman"/>
-          <w:sz w:val="24"/>
-          <w:szCs w:val="24"/>
-          <w:lang w:val="en-US"/>
-        </w:rPr>
-        <w:t>008</w:t>
+        <w:t>3</w:t>
       </w:r>
       <w:r>
         <w:rPr>
@@ -29567,7 +29774,17 @@
           <w:szCs w:val="24"/>
           <w:lang w:val="en-US"/>
         </w:rPr>
-        <w:t>0.30</w:t>
+        <w:t>0.</w:t>
+      </w:r>
+      <w:r>
+        <w:rPr>
+          <w:rFonts w:ascii="Times New Roman" w:eastAsiaTheme="minorEastAsia" w:hAnsi="Times New Roman" w:cs="Times New Roman"/>
+          <w:iCs/>
+          <w:sz w:val="24"/>
+          <w:szCs w:val="24"/>
+          <w:lang w:val="en-US"/>
+        </w:rPr>
+        <w:t>29</w:t>
       </w:r>
       <w:r>
         <w:rPr>
@@ -29656,7 +29873,7 @@
           <w:szCs w:val="24"/>
           <w:lang w:val="en-US"/>
         </w:rPr>
-        <w:t>0.41</w:t>
+        <w:t>0.</w:t>
       </w:r>
       <w:r>
         <w:rPr>
@@ -29665,6 +29882,15 @@
           <w:szCs w:val="24"/>
           <w:lang w:val="en-US"/>
         </w:rPr>
+        <w:t>54</w:t>
+      </w:r>
+      <w:r>
+        <w:rPr>
+          <w:rFonts w:ascii="Times New Roman" w:eastAsiaTheme="minorEastAsia" w:hAnsi="Times New Roman" w:cs="Times New Roman"/>
+          <w:sz w:val="24"/>
+          <w:szCs w:val="24"/>
+          <w:lang w:val="en-US"/>
+        </w:rPr>
         <w:t>;</w:t>
       </w:r>
       <w:r>
@@ -29674,7 +29900,7 @@
           <w:szCs w:val="24"/>
           <w:lang w:val="en-US"/>
         </w:rPr>
-        <w:t>0.71</w:t>
+        <w:t>0.</w:t>
       </w:r>
       <w:r>
         <w:rPr>
@@ -29683,6 +29909,15 @@
           <w:szCs w:val="24"/>
           <w:lang w:val="en-US"/>
         </w:rPr>
+        <w:t>64</w:t>
+      </w:r>
+      <w:r>
+        <w:rPr>
+          <w:rFonts w:ascii="Times New Roman" w:eastAsiaTheme="minorEastAsia" w:hAnsi="Times New Roman" w:cs="Times New Roman"/>
+          <w:sz w:val="24"/>
+          <w:szCs w:val="24"/>
+          <w:lang w:val="en-US"/>
+        </w:rPr>
         <w:t>]</w:t>
       </w:r>
       <w:r>
@@ -29710,16 +29945,16 @@
           <w:szCs w:val="24"/>
           <w:lang w:val="en-US"/>
         </w:rPr>
-        <w:t xml:space="preserve"> absence of an</w:t>
-      </w:r>
-      <w:r>
-        <w:rPr>
-          <w:rFonts w:ascii="Times New Roman" w:hAnsi="Times New Roman" w:cs="Times New Roman"/>
-          <w:sz w:val="24"/>
-          <w:szCs w:val="24"/>
-          <w:lang w:val="en-US"/>
-        </w:rPr>
-        <w:t xml:space="preserve"> interaction</w:t>
+        <w:t xml:space="preserve"> absence of a</w:t>
+      </w:r>
+      <w:r>
+        <w:rPr>
+          <w:rFonts w:ascii="Times New Roman" w:hAnsi="Times New Roman" w:cs="Times New Roman"/>
+          <w:sz w:val="24"/>
+          <w:szCs w:val="24"/>
+          <w:lang w:val="en-US"/>
+        </w:rPr>
+        <w:t xml:space="preserve"> treatment effect</w:t>
       </w:r>
       <w:r>
         <w:rPr>
@@ -29786,7 +30021,17 @@
           <w:szCs w:val="24"/>
           <w:lang w:val="en-US"/>
         </w:rPr>
-        <w:t>0.54</w:t>
+        <w:t>0.</w:t>
+      </w:r>
+      <w:r>
+        <w:rPr>
+          <w:rFonts w:ascii="Times New Roman" w:eastAsiaTheme="minorEastAsia" w:hAnsi="Times New Roman" w:cs="Times New Roman"/>
+          <w:iCs/>
+          <w:sz w:val="24"/>
+          <w:szCs w:val="24"/>
+          <w:lang w:val="en-US"/>
+        </w:rPr>
+        <w:t>34</w:t>
       </w:r>
       <w:r>
         <w:rPr>
@@ -29875,7 +30120,7 @@
           <w:szCs w:val="24"/>
           <w:lang w:val="en-US"/>
         </w:rPr>
-        <w:t>0.87</w:t>
+        <w:t>0.</w:t>
       </w:r>
       <w:r>
         <w:rPr>
@@ -29884,6 +30129,15 @@
           <w:szCs w:val="24"/>
           <w:lang w:val="en-US"/>
         </w:rPr>
+        <w:t>78</w:t>
+      </w:r>
+      <w:r>
+        <w:rPr>
+          <w:rFonts w:ascii="Times New Roman" w:eastAsiaTheme="minorEastAsia" w:hAnsi="Times New Roman" w:cs="Times New Roman"/>
+          <w:sz w:val="24"/>
+          <w:szCs w:val="24"/>
+          <w:lang w:val="en-US"/>
+        </w:rPr>
         <w:t>;</w:t>
       </w:r>
       <w:r>
@@ -29893,7 +30147,7 @@
           <w:szCs w:val="24"/>
           <w:lang w:val="en-US"/>
         </w:rPr>
-        <w:t>0.94</w:t>
+        <w:t>0.</w:t>
       </w:r>
       <w:r>
         <w:rPr>
@@ -29902,6 +30156,15 @@
           <w:szCs w:val="24"/>
           <w:lang w:val="en-US"/>
         </w:rPr>
+        <w:t>40</w:t>
+      </w:r>
+      <w:r>
+        <w:rPr>
+          <w:rFonts w:ascii="Times New Roman" w:eastAsiaTheme="minorEastAsia" w:hAnsi="Times New Roman" w:cs="Times New Roman"/>
+          <w:sz w:val="24"/>
+          <w:szCs w:val="24"/>
+          <w:lang w:val="en-US"/>
+        </w:rPr>
         <w:t>]</w:t>
       </w:r>
       <w:r>
@@ -29938,82 +30201,7 @@
           <w:szCs w:val="24"/>
           <w:lang w:val="en-US"/>
         </w:rPr>
-        <w:t>Post</w:t>
-      </w:r>
-      <w:r>
-        <w:rPr>
-          <w:rFonts w:ascii="Times New Roman" w:hAnsi="Times New Roman" w:cs="Times New Roman"/>
-          <w:sz w:val="24"/>
-          <w:szCs w:val="24"/>
-          <w:lang w:val="en-US"/>
-        </w:rPr>
-        <w:noBreakHyphen/>
-        <w:t>hoc comparisons were conducted to</w:t>
-      </w:r>
-      <w:r>
-        <w:rPr>
-          <w:rFonts w:ascii="Times New Roman" w:hAnsi="Times New Roman" w:cs="Times New Roman"/>
-          <w:sz w:val="24"/>
-          <w:szCs w:val="24"/>
-          <w:lang w:val="en-US"/>
-        </w:rPr>
-        <w:t xml:space="preserve"> </w:t>
-      </w:r>
-      <w:r>
-        <w:rPr>
-          <w:rFonts w:ascii="Times New Roman" w:hAnsi="Times New Roman" w:cs="Times New Roman"/>
-          <w:sz w:val="24"/>
-          <w:szCs w:val="24"/>
-          <w:lang w:val="en-US"/>
-        </w:rPr>
-        <w:t>examine the treatment effect</w:t>
-      </w:r>
-      <w:r>
-        <w:rPr>
-          <w:rFonts w:ascii="Times New Roman" w:hAnsi="Times New Roman" w:cs="Times New Roman"/>
-          <w:sz w:val="24"/>
-          <w:szCs w:val="24"/>
-          <w:lang w:val="en-US"/>
-        </w:rPr>
-        <w:t xml:space="preserve"> further</w:t>
-      </w:r>
-      <w:r>
-        <w:rPr>
-          <w:rFonts w:ascii="Times New Roman" w:hAnsi="Times New Roman" w:cs="Times New Roman"/>
-          <w:sz w:val="24"/>
-          <w:szCs w:val="24"/>
-          <w:lang w:val="en-US"/>
-        </w:rPr>
-        <w:t>. Under PE conditions, saline</w:t>
-      </w:r>
-      <w:r>
-        <w:rPr>
-          <w:rFonts w:ascii="Times New Roman" w:hAnsi="Times New Roman" w:cs="Times New Roman"/>
-          <w:sz w:val="24"/>
-          <w:szCs w:val="24"/>
-          <w:lang w:val="en-US"/>
-        </w:rPr>
-        <w:noBreakHyphen/>
-        <w:t>treated mice spent more time near the novel stranger mouse than chemotherapy</w:t>
-      </w:r>
-      <w:r>
-        <w:rPr>
-          <w:rFonts w:ascii="Times New Roman" w:hAnsi="Times New Roman" w:cs="Times New Roman"/>
-          <w:sz w:val="24"/>
-          <w:szCs w:val="24"/>
-          <w:lang w:val="en-US"/>
-        </w:rPr>
-        <w:noBreakHyphen/>
-        <w:t>treated mice</w:t>
-      </w:r>
-      <w:r>
-        <w:rPr>
-          <w:rFonts w:ascii="Times New Roman" w:hAnsi="Times New Roman" w:cs="Times New Roman"/>
-          <w:sz w:val="24"/>
-          <w:szCs w:val="24"/>
-          <w:lang w:val="en-US"/>
-        </w:rPr>
-        <w:t xml:space="preserve"> </w:t>
+        <w:t xml:space="preserve">Similarly, the analysis revealed only anecdotal evidence for the absence of an interaction between the two </w:t>
       </w:r>
       <w:r>
         <w:rPr>
@@ -30023,283 +30211,6 @@
           <w:lang w:val="en-US"/>
         </w:rPr>
         <w:t>(</w:t>
-      </w:r>
-      <w:r>
-        <w:rPr>
-          <w:rFonts w:ascii="Times New Roman" w:hAnsi="Times New Roman" w:cs="Times New Roman"/>
-          <w:sz w:val="24"/>
-          <w:szCs w:val="24"/>
-        </w:rPr>
-        <w:t>Δ</w:t>
-      </w:r>
-      <w:r>
-        <w:rPr>
-          <w:rFonts w:ascii="Times New Roman" w:hAnsi="Times New Roman" w:cs="Times New Roman"/>
-          <w:sz w:val="24"/>
-          <w:szCs w:val="24"/>
-          <w:lang w:val="en-US"/>
-        </w:rPr>
-        <w:t xml:space="preserve"> </w:t>
-      </w:r>
-      <w:r>
-        <w:rPr>
-          <w:rFonts w:ascii="Times New Roman" w:hAnsi="Times New Roman" w:cs="Times New Roman"/>
-          <w:sz w:val="24"/>
-          <w:szCs w:val="24"/>
-          <w:lang w:val="en-US"/>
-        </w:rPr>
-        <w:t>= 42</w:t>
-      </w:r>
-      <w:r>
-        <w:rPr>
-          <w:rFonts w:ascii="Times New Roman" w:hAnsi="Times New Roman" w:cs="Times New Roman"/>
-          <w:sz w:val="24"/>
-          <w:szCs w:val="24"/>
-          <w:lang w:val="en-US"/>
-        </w:rPr>
-        <w:t>, SE =</w:t>
-      </w:r>
-      <w:r>
-        <w:rPr>
-          <w:rFonts w:ascii="Times New Roman" w:hAnsi="Times New Roman" w:cs="Times New Roman"/>
-          <w:sz w:val="24"/>
-          <w:szCs w:val="24"/>
-          <w:lang w:val="en-US"/>
-        </w:rPr>
-        <w:t xml:space="preserve"> 19.90</w:t>
-      </w:r>
-      <w:r>
-        <w:rPr>
-          <w:rFonts w:ascii="Times New Roman" w:hAnsi="Times New Roman" w:cs="Times New Roman"/>
-          <w:sz w:val="24"/>
-          <w:szCs w:val="24"/>
-          <w:lang w:val="en-US"/>
-        </w:rPr>
-        <w:t xml:space="preserve">, p = </w:t>
-      </w:r>
-      <w:r>
-        <w:rPr>
-          <w:rFonts w:ascii="Times New Roman" w:hAnsi="Times New Roman" w:cs="Times New Roman"/>
-          <w:sz w:val="24"/>
-          <w:szCs w:val="24"/>
-          <w:lang w:val="en-US"/>
-        </w:rPr>
-        <w:t>0</w:t>
-      </w:r>
-      <w:r>
-        <w:rPr>
-          <w:rFonts w:ascii="Times New Roman" w:hAnsi="Times New Roman" w:cs="Times New Roman"/>
-          <w:sz w:val="24"/>
-          <w:szCs w:val="24"/>
-          <w:lang w:val="en-US"/>
-        </w:rPr>
-        <w:t>.</w:t>
-      </w:r>
-      <w:r>
-        <w:rPr>
-          <w:rFonts w:ascii="Times New Roman" w:hAnsi="Times New Roman" w:cs="Times New Roman"/>
-          <w:sz w:val="24"/>
-          <w:szCs w:val="24"/>
-          <w:lang w:val="en-US"/>
-        </w:rPr>
-        <w:t>04</w:t>
-      </w:r>
-      <w:r>
-        <w:rPr>
-          <w:rFonts w:ascii="Times New Roman" w:hAnsi="Times New Roman" w:cs="Times New Roman"/>
-          <w:sz w:val="24"/>
-          <w:szCs w:val="24"/>
-          <w:lang w:val="en-US"/>
-        </w:rPr>
-        <w:t>)</w:t>
-      </w:r>
-      <w:r>
-        <w:rPr>
-          <w:rFonts w:ascii="Times New Roman" w:hAnsi="Times New Roman" w:cs="Times New Roman"/>
-          <w:sz w:val="24"/>
-          <w:szCs w:val="24"/>
-          <w:lang w:val="en-US"/>
-        </w:rPr>
-        <w:t>. This difference did not reach significance under EE conditions</w:t>
-      </w:r>
-      <w:r>
-        <w:rPr>
-          <w:rFonts w:ascii="Times New Roman" w:hAnsi="Times New Roman" w:cs="Times New Roman"/>
-          <w:sz w:val="24"/>
-          <w:szCs w:val="24"/>
-          <w:lang w:val="en-US"/>
-        </w:rPr>
-        <w:t xml:space="preserve"> </w:t>
-      </w:r>
-      <w:r>
-        <w:rPr>
-          <w:rFonts w:ascii="Times New Roman" w:hAnsi="Times New Roman" w:cs="Times New Roman"/>
-          <w:sz w:val="24"/>
-          <w:szCs w:val="24"/>
-          <w:lang w:val="en-US"/>
-        </w:rPr>
-        <w:t>(</w:t>
-      </w:r>
-      <w:r>
-        <w:rPr>
-          <w:rFonts w:ascii="Times New Roman" w:hAnsi="Times New Roman" w:cs="Times New Roman"/>
-          <w:sz w:val="24"/>
-          <w:szCs w:val="24"/>
-        </w:rPr>
-        <w:t>Δ</w:t>
-      </w:r>
-      <w:r>
-        <w:rPr>
-          <w:rFonts w:ascii="Times New Roman" w:hAnsi="Times New Roman" w:cs="Times New Roman"/>
-          <w:sz w:val="24"/>
-          <w:szCs w:val="24"/>
-          <w:lang w:val="en-US"/>
-        </w:rPr>
-        <w:t xml:space="preserve"> </w:t>
-      </w:r>
-      <w:r>
-        <w:rPr>
-          <w:rFonts w:ascii="Times New Roman" w:hAnsi="Times New Roman" w:cs="Times New Roman"/>
-          <w:sz w:val="24"/>
-          <w:szCs w:val="24"/>
-          <w:lang w:val="en-US"/>
-        </w:rPr>
-        <w:t>= 29.30</w:t>
-      </w:r>
-      <w:r>
-        <w:rPr>
-          <w:rFonts w:ascii="Times New Roman" w:hAnsi="Times New Roman" w:cs="Times New Roman"/>
-          <w:sz w:val="24"/>
-          <w:szCs w:val="24"/>
-          <w:lang w:val="en-US"/>
-        </w:rPr>
-        <w:t>, SE =</w:t>
-      </w:r>
-      <w:r>
-        <w:rPr>
-          <w:rFonts w:ascii="Times New Roman" w:hAnsi="Times New Roman" w:cs="Times New Roman"/>
-          <w:sz w:val="24"/>
-          <w:szCs w:val="24"/>
-          <w:lang w:val="en-US"/>
-        </w:rPr>
-        <w:t xml:space="preserve"> 16.70</w:t>
-      </w:r>
-      <w:r>
-        <w:rPr>
-          <w:rFonts w:ascii="Times New Roman" w:hAnsi="Times New Roman" w:cs="Times New Roman"/>
-          <w:sz w:val="24"/>
-          <w:szCs w:val="24"/>
-          <w:lang w:val="en-US"/>
-        </w:rPr>
-        <w:t xml:space="preserve">, p = </w:t>
-      </w:r>
-      <w:r>
-        <w:rPr>
-          <w:rFonts w:ascii="Times New Roman" w:hAnsi="Times New Roman" w:cs="Times New Roman"/>
-          <w:sz w:val="24"/>
-          <w:szCs w:val="24"/>
-          <w:lang w:val="en-US"/>
-        </w:rPr>
-        <w:t>0</w:t>
-      </w:r>
-      <w:r>
-        <w:rPr>
-          <w:rFonts w:ascii="Times New Roman" w:hAnsi="Times New Roman" w:cs="Times New Roman"/>
-          <w:sz w:val="24"/>
-          <w:szCs w:val="24"/>
-          <w:lang w:val="en-US"/>
-        </w:rPr>
-        <w:t>.</w:t>
-      </w:r>
-      <w:r>
-        <w:rPr>
-          <w:rFonts w:ascii="Times New Roman" w:hAnsi="Times New Roman" w:cs="Times New Roman"/>
-          <w:sz w:val="24"/>
-          <w:szCs w:val="24"/>
-          <w:lang w:val="en-US"/>
-        </w:rPr>
-        <w:t>09</w:t>
-      </w:r>
-      <w:r>
-        <w:rPr>
-          <w:rFonts w:ascii="Times New Roman" w:hAnsi="Times New Roman" w:cs="Times New Roman"/>
-          <w:sz w:val="24"/>
-          <w:szCs w:val="24"/>
-          <w:lang w:val="en-US"/>
-        </w:rPr>
-        <w:t>)</w:t>
-      </w:r>
-      <w:r>
-        <w:rPr>
-          <w:rFonts w:ascii="Times New Roman" w:hAnsi="Times New Roman" w:cs="Times New Roman"/>
-          <w:sz w:val="24"/>
-          <w:szCs w:val="24"/>
-          <w:lang w:val="en-US"/>
-        </w:rPr>
-        <w:t xml:space="preserve">. </w:t>
-      </w:r>
-      <w:r>
-        <w:rPr>
-          <w:rFonts w:ascii="Times New Roman" w:hAnsi="Times New Roman" w:cs="Times New Roman"/>
-          <w:sz w:val="24"/>
-          <w:szCs w:val="24"/>
-          <w:lang w:val="en-US"/>
-        </w:rPr>
-        <w:t>However, t</w:t>
-      </w:r>
-      <w:r>
-        <w:rPr>
-          <w:rFonts w:ascii="Times New Roman" w:hAnsi="Times New Roman" w:cs="Times New Roman"/>
-          <w:sz w:val="24"/>
-          <w:szCs w:val="24"/>
-          <w:lang w:val="en-US"/>
-        </w:rPr>
-        <w:t xml:space="preserve">he </w:t>
-      </w:r>
-      <w:r>
-        <w:rPr>
-          <w:rFonts w:ascii="Times New Roman" w:hAnsi="Times New Roman" w:cs="Times New Roman"/>
-          <w:sz w:val="24"/>
-          <w:szCs w:val="24"/>
-          <w:lang w:val="en-US"/>
-        </w:rPr>
-        <w:t xml:space="preserve">same comparison in a </w:t>
-      </w:r>
-      <w:r>
-        <w:rPr>
-          <w:rFonts w:ascii="Times New Roman" w:hAnsi="Times New Roman" w:cs="Times New Roman"/>
-          <w:sz w:val="24"/>
-          <w:szCs w:val="24"/>
-          <w:lang w:val="en-US"/>
-        </w:rPr>
-        <w:t>Bayesian</w:t>
-      </w:r>
-      <w:r>
-        <w:rPr>
-          <w:rFonts w:ascii="Times New Roman" w:hAnsi="Times New Roman" w:cs="Times New Roman"/>
-          <w:sz w:val="24"/>
-          <w:szCs w:val="24"/>
-          <w:lang w:val="en-US"/>
-        </w:rPr>
-        <w:t xml:space="preserve"> framework </w:t>
-      </w:r>
-      <w:r>
-        <w:rPr>
-          <w:rFonts w:ascii="Times New Roman" w:hAnsi="Times New Roman" w:cs="Times New Roman"/>
-          <w:sz w:val="24"/>
-          <w:szCs w:val="24"/>
-          <w:lang w:val="en-US"/>
-        </w:rPr>
-        <w:t>indicated essentially no evidence for either hypothesis in the EE condition</w:t>
-      </w:r>
-      <w:r>
-        <w:rPr>
-          <w:rFonts w:ascii="Times New Roman" w:hAnsi="Times New Roman" w:cs="Times New Roman"/>
-          <w:sz w:val="24"/>
-          <w:szCs w:val="24"/>
-          <w:lang w:val="en-US"/>
-        </w:rPr>
-        <w:t xml:space="preserve"> (</w:t>
       </w:r>
       <m:oMath>
         <m:sSub>
@@ -30357,7 +30268,17 @@
           <w:szCs w:val="24"/>
           <w:lang w:val="en-US"/>
         </w:rPr>
-        <w:t>1.18</w:t>
+        <w:t>0.</w:t>
+      </w:r>
+      <w:r>
+        <w:rPr>
+          <w:rFonts w:ascii="Times New Roman" w:eastAsiaTheme="minorEastAsia" w:hAnsi="Times New Roman" w:cs="Times New Roman"/>
+          <w:iCs/>
+          <w:sz w:val="24"/>
+          <w:szCs w:val="24"/>
+          <w:lang w:val="en-US"/>
+        </w:rPr>
+        <w:t>66</w:t>
       </w:r>
       <w:r>
         <w:rPr>
@@ -30446,7 +30367,7 @@
           <w:szCs w:val="24"/>
           <w:lang w:val="en-US"/>
         </w:rPr>
-        <w:t>1.50</w:t>
+        <w:t>0.</w:t>
       </w:r>
       <w:r>
         <w:rPr>
@@ -30455,6 +30376,15 @@
           <w:szCs w:val="24"/>
           <w:lang w:val="en-US"/>
         </w:rPr>
+        <w:t>61</w:t>
+      </w:r>
+      <w:r>
+        <w:rPr>
+          <w:rFonts w:ascii="Times New Roman" w:eastAsiaTheme="minorEastAsia" w:hAnsi="Times New Roman" w:cs="Times New Roman"/>
+          <w:sz w:val="24"/>
+          <w:szCs w:val="24"/>
+          <w:lang w:val="en-US"/>
+        </w:rPr>
         <w:t>;</w:t>
       </w:r>
       <w:r>
@@ -30464,7 +30394,7 @@
           <w:szCs w:val="24"/>
           <w:lang w:val="en-US"/>
         </w:rPr>
-        <w:t>-0.09</w:t>
+        <w:t>1.26</w:t>
       </w:r>
       <w:r>
         <w:rPr>
@@ -30486,7 +30416,7 @@
       </w:r>
       <w:r>
         <w:rPr>
-          <w:rFonts w:ascii="Times New Roman" w:hAnsi="Times New Roman" w:cs="Times New Roman"/>
+          <w:rFonts w:ascii="Times New Roman" w:eastAsiaTheme="minorEastAsia" w:hAnsi="Times New Roman" w:cs="Times New Roman"/>
           <w:sz w:val="24"/>
           <w:szCs w:val="24"/>
           <w:lang w:val="en-US"/>
@@ -30509,7 +30439,25 @@
           <w:szCs w:val="24"/>
           <w:lang w:val="en-US"/>
         </w:rPr>
-        <w:t xml:space="preserve">Given the limited evidence for the absence of an interaction and the inconclusive EE contrast, an interaction cannot be ruled out. However, the current dataset does not provide sufficient information to support any </w:t>
+        <w:t>Given the limited evidence for the absence of an interactio</w:t>
+      </w:r>
+      <w:r>
+        <w:rPr>
+          <w:rFonts w:ascii="Times New Roman" w:hAnsi="Times New Roman" w:cs="Times New Roman"/>
+          <w:sz w:val="24"/>
+          <w:szCs w:val="24"/>
+          <w:lang w:val="en-US"/>
+        </w:rPr>
+        <w:t>n, an effect</w:t>
+      </w:r>
+      <w:r>
+        <w:rPr>
+          <w:rFonts w:ascii="Times New Roman" w:hAnsi="Times New Roman" w:cs="Times New Roman"/>
+          <w:sz w:val="24"/>
+          <w:szCs w:val="24"/>
+          <w:lang w:val="en-US"/>
+        </w:rPr>
+        <w:t xml:space="preserve"> cannot be ruled out. However, the current dataset does not provide sufficient information to support any </w:t>
       </w:r>
       <w:r>
         <w:rPr>
@@ -30594,7 +30542,6 @@
           <w:szCs w:val="24"/>
           <w:lang w:val="en-US"/>
         </w:rPr>
-        <w:lastRenderedPageBreak/>
         <w:drawing>
           <wp:inline distT="0" distB="0" distL="0" distR="0" wp14:anchorId="163F7D3F" wp14:editId="62896961">
             <wp:extent cx="2505075" cy="1926981"/>
@@ -30663,6 +30610,7 @@
           <w:szCs w:val="24"/>
           <w:lang w:val="en-US"/>
         </w:rPr>
+        <w:lastRenderedPageBreak/>
         <w:t xml:space="preserve">Note. </w:t>
       </w:r>
       <w:r>
@@ -32293,17 +32241,7 @@
           <w:szCs w:val="24"/>
           <w:lang w:val="en-US"/>
         </w:rPr>
-        <w:t xml:space="preserve">. In contrast, the Day × Environment </w:t>
-      </w:r>
-      <w:r>
-        <w:rPr>
-          <w:rFonts w:ascii="Times New Roman" w:hAnsi="Times New Roman" w:cs="Times New Roman"/>
-          <w:sz w:val="24"/>
-          <w:szCs w:val="24"/>
-          <w:lang w:val="en-US"/>
-        </w:rPr>
-        <w:lastRenderedPageBreak/>
-        <w:t>interaction did not reach significance (</w:t>
+        <w:t>. In contrast, the Day × Environment interaction did not reach significance (</w:t>
       </w:r>
       <w:r>
         <w:rPr>
@@ -32654,6 +32592,7 @@
           <w:szCs w:val="24"/>
           <w:lang w:val="en-US"/>
         </w:rPr>
+        <w:lastRenderedPageBreak/>
         <w:t xml:space="preserve">Results from the acquisition phase  </w:t>
       </w:r>
     </w:p>
@@ -33525,17 +33464,7 @@
           <w:szCs w:val="24"/>
           <w:lang w:val="en-US"/>
         </w:rPr>
-        <w:t xml:space="preserve">The same applies to the Day × Treatment interaction, which confirms our earlier </w:t>
-      </w:r>
-      <w:r>
-        <w:rPr>
-          <w:rFonts w:ascii="Times New Roman" w:hAnsi="Times New Roman" w:cs="Times New Roman"/>
-          <w:sz w:val="24"/>
-          <w:szCs w:val="24"/>
-          <w:lang w:val="en-US"/>
-        </w:rPr>
-        <w:lastRenderedPageBreak/>
-        <w:t xml:space="preserve">assumption that the apparent effect was driven by </w:t>
+        <w:t xml:space="preserve">The same applies to the Day × Treatment interaction, which confirms our earlier assumption that the apparent effect was driven by </w:t>
       </w:r>
       <w:r>
         <w:rPr>
@@ -33651,6 +33580,7 @@
           <w:szCs w:val="24"/>
           <w:lang w:val="en-US"/>
         </w:rPr>
+        <w:lastRenderedPageBreak/>
         <w:drawing>
           <wp:inline distT="0" distB="0" distL="0" distR="0" wp14:anchorId="5E5D1558" wp14:editId="3408C33C">
             <wp:extent cx="3524250" cy="2228850"/>
@@ -35218,7 +35148,6 @@
           <w:szCs w:val="24"/>
           <w:lang w:val="en-US"/>
         </w:rPr>
-        <w:lastRenderedPageBreak/>
         <w:t>Taken together, the results indicate a clear learning effect across days for all mice. Learning rates differed between treatments, with CVAD</w:t>
       </w:r>
       <w:r>
@@ -35294,7 +35223,17 @@
           <w:lang w:val="en-US"/>
         </w:rPr>
         <w:noBreakHyphen/>
-        <w:t>induced deficit in the initial starting value, indicating that EE supported overall activity levels before learning had occurred</w:t>
+        <w:t xml:space="preserve">induced deficit in the initial starting </w:t>
+      </w:r>
+      <w:r>
+        <w:rPr>
+          <w:rFonts w:ascii="Times New Roman" w:hAnsi="Times New Roman" w:cs="Times New Roman"/>
+          <w:sz w:val="24"/>
+          <w:szCs w:val="24"/>
+          <w:lang w:val="en-US"/>
+        </w:rPr>
+        <w:lastRenderedPageBreak/>
+        <w:t>value, indicating that EE supported overall activity levels before learning had occurred</w:t>
       </w:r>
       <w:r>
         <w:rPr>
@@ -37654,7 +37593,6 @@
           <w:szCs w:val="24"/>
           <w:lang w:val="en-US"/>
         </w:rPr>
-        <w:lastRenderedPageBreak/>
         <w:t xml:space="preserve">Results from the reversal acquisition phase  </w:t>
       </w:r>
     </w:p>
@@ -37676,8 +37614,9 @@
           <w:szCs w:val="24"/>
           <w:lang w:val="en-US"/>
         </w:rPr>
+        <w:lastRenderedPageBreak/>
         <w:drawing>
-          <wp:inline distT="0" distB="0" distL="0" distR="0" wp14:anchorId="310C1BEA" wp14:editId="41FF46E9">
+          <wp:inline distT="0" distB="0" distL="0" distR="0" wp14:anchorId="310C1BEA" wp14:editId="29760013">
             <wp:extent cx="4686300" cy="2321333"/>
             <wp:effectExtent l="0" t="0" r="0" b="3175"/>
             <wp:docPr id="2112177372" name="Picture 1"/>
@@ -39862,7 +39801,6 @@
           <w:szCs w:val="24"/>
           <w:lang w:val="en-US"/>
         </w:rPr>
-        <w:lastRenderedPageBreak/>
         <w:drawing>
           <wp:inline distT="0" distB="0" distL="0" distR="0" wp14:anchorId="082A9441" wp14:editId="1DB53BAD">
             <wp:extent cx="2446020" cy="2038350"/>
@@ -39932,6 +39870,7 @@
           <w:szCs w:val="24"/>
           <w:lang w:val="en-US"/>
         </w:rPr>
+        <w:lastRenderedPageBreak/>
         <w:t xml:space="preserve">Note. </w:t>
       </w:r>
       <w:r>
@@ -39994,7 +39933,18 @@
           <w:lang w:val="en-US"/>
         </w:rPr>
         <w:noBreakHyphen/>
-        <w:t>maze task, total path length was used as an additional measure of general exploration</w:t>
+        <w:t xml:space="preserve">maze task, total path length was used as an additional measure of </w:t>
+      </w:r>
+      <w:r>
+        <w:rPr>
+          <w:b w:val="0"/>
+          <w:bCs w:val="0"/>
+          <w:i/>
+          <w:iCs/>
+          <w:szCs w:val="24"/>
+          <w:lang w:val="en-US"/>
+        </w:rPr>
+        <w:t>general exploration</w:t>
       </w:r>
       <w:r>
         <w:rPr>
@@ -40646,6 +40596,9 @@
           </m:sSubPr>
           <m:e>
             <m:r>
+              <m:rPr>
+                <m:sty m:val="bi"/>
+              </m:rPr>
               <w:rPr>
                 <w:rFonts w:ascii="Cambria Math" w:hAnsi="Cambria Math"/>
                 <w:szCs w:val="24"/>
@@ -40656,6 +40609,9 @@
           </m:e>
           <m:sub>
             <m:r>
+              <m:rPr>
+                <m:sty m:val="bi"/>
+              </m:rPr>
               <w:rPr>
                 <w:rFonts w:ascii="Cambria Math" w:hAnsi="Cambria Math"/>
                 <w:szCs w:val="24"/>
@@ -40701,6 +40657,9 @@
           </m:sSubPr>
           <m:e>
             <m:r>
+              <m:rPr>
+                <m:sty m:val="bi"/>
+              </m:rPr>
               <w:rPr>
                 <w:rFonts w:ascii="Cambria Math" w:hAnsi="Cambria Math"/>
                 <w:szCs w:val="24"/>
@@ -40710,6 +40669,9 @@
           </m:e>
           <m:sub>
             <m:r>
+              <m:rPr>
+                <m:sty m:val="bi"/>
+              </m:rPr>
               <w:rPr>
                 <w:rFonts w:ascii="Cambria Math" w:hAnsi="Cambria Math"/>
                 <w:szCs w:val="24"/>
@@ -40766,6 +40728,9 @@
           </m:sSubPr>
           <m:e>
             <m:r>
+              <m:rPr>
+                <m:sty m:val="bi"/>
+              </m:rPr>
               <w:rPr>
                 <w:rFonts w:ascii="Cambria Math" w:hAnsi="Cambria Math"/>
                 <w:szCs w:val="24"/>
@@ -40776,6 +40741,9 @@
           </m:e>
           <m:sub>
             <m:r>
+              <m:rPr>
+                <m:sty m:val="bi"/>
+              </m:rPr>
               <w:rPr>
                 <w:rFonts w:ascii="Cambria Math" w:hAnsi="Cambria Math"/>
                 <w:szCs w:val="24"/>
@@ -40821,6 +40789,9 @@
           </m:sSubPr>
           <m:e>
             <m:r>
+              <m:rPr>
+                <m:sty m:val="bi"/>
+              </m:rPr>
               <w:rPr>
                 <w:rFonts w:ascii="Cambria Math" w:hAnsi="Cambria Math"/>
                 <w:szCs w:val="24"/>
@@ -40830,6 +40801,9 @@
           </m:e>
           <m:sub>
             <m:r>
+              <m:rPr>
+                <m:sty m:val="bi"/>
+              </m:rPr>
               <w:rPr>
                 <w:rFonts w:ascii="Cambria Math" w:hAnsi="Cambria Math"/>
                 <w:szCs w:val="24"/>
@@ -40886,6 +40860,9 @@
           </m:sSubPr>
           <m:e>
             <m:r>
+              <m:rPr>
+                <m:sty m:val="bi"/>
+              </m:rPr>
               <w:rPr>
                 <w:rFonts w:ascii="Cambria Math" w:hAnsi="Cambria Math"/>
                 <w:szCs w:val="24"/>
@@ -40896,6 +40873,9 @@
           </m:e>
           <m:sub>
             <m:r>
+              <m:rPr>
+                <m:sty m:val="bi"/>
+              </m:rPr>
               <w:rPr>
                 <w:rFonts w:ascii="Cambria Math" w:hAnsi="Cambria Math"/>
                 <w:szCs w:val="24"/>
@@ -40941,6 +40921,9 @@
           </m:sSubPr>
           <m:e>
             <m:r>
+              <m:rPr>
+                <m:sty m:val="bi"/>
+              </m:rPr>
               <w:rPr>
                 <w:rFonts w:ascii="Cambria Math" w:hAnsi="Cambria Math"/>
                 <w:szCs w:val="24"/>
@@ -40950,6 +40933,9 @@
           </m:e>
           <m:sub>
             <m:r>
+              <m:rPr>
+                <m:sty m:val="bi"/>
+              </m:rPr>
               <w:rPr>
                 <w:rFonts w:ascii="Cambria Math" w:hAnsi="Cambria Math"/>
                 <w:szCs w:val="24"/>
@@ -41271,6 +41257,9 @@
           </m:sSubPr>
           <m:e>
             <m:r>
+              <m:rPr>
+                <m:sty m:val="bi"/>
+              </m:rPr>
               <w:rPr>
                 <w:rFonts w:ascii="Cambria Math" w:hAnsi="Cambria Math"/>
                 <w:szCs w:val="24"/>
@@ -41281,6 +41270,9 @@
           </m:e>
           <m:sub>
             <m:r>
+              <m:rPr>
+                <m:sty m:val="bi"/>
+              </m:rPr>
               <w:rPr>
                 <w:rFonts w:ascii="Cambria Math" w:hAnsi="Cambria Math"/>
                 <w:szCs w:val="24"/>
@@ -41326,6 +41318,9 @@
           </m:sSubPr>
           <m:e>
             <m:r>
+              <m:rPr>
+                <m:sty m:val="bi"/>
+              </m:rPr>
               <w:rPr>
                 <w:rFonts w:ascii="Cambria Math" w:hAnsi="Cambria Math"/>
                 <w:szCs w:val="24"/>
@@ -41335,6 +41330,9 @@
           </m:e>
           <m:sub>
             <m:r>
+              <m:rPr>
+                <m:sty m:val="bi"/>
+              </m:rPr>
               <w:rPr>
                 <w:rFonts w:ascii="Cambria Math" w:hAnsi="Cambria Math"/>
                 <w:szCs w:val="24"/>
@@ -41391,6 +41389,9 @@
           </m:sSubPr>
           <m:e>
             <m:r>
+              <m:rPr>
+                <m:sty m:val="bi"/>
+              </m:rPr>
               <w:rPr>
                 <w:rFonts w:ascii="Cambria Math" w:hAnsi="Cambria Math"/>
                 <w:szCs w:val="24"/>
@@ -41401,6 +41402,9 @@
           </m:e>
           <m:sub>
             <m:r>
+              <m:rPr>
+                <m:sty m:val="bi"/>
+              </m:rPr>
               <w:rPr>
                 <w:rFonts w:ascii="Cambria Math" w:hAnsi="Cambria Math"/>
                 <w:szCs w:val="24"/>
@@ -41446,6 +41450,9 @@
           </m:sSubPr>
           <m:e>
             <m:r>
+              <m:rPr>
+                <m:sty m:val="bi"/>
+              </m:rPr>
               <w:rPr>
                 <w:rFonts w:ascii="Cambria Math" w:hAnsi="Cambria Math"/>
                 <w:szCs w:val="24"/>
@@ -41455,6 +41462,9 @@
           </m:e>
           <m:sub>
             <m:r>
+              <m:rPr>
+                <m:sty m:val="bi"/>
+              </m:rPr>
               <w:rPr>
                 <w:rFonts w:ascii="Cambria Math" w:hAnsi="Cambria Math"/>
                 <w:szCs w:val="24"/>
@@ -41511,6 +41521,9 @@
           </m:sSubPr>
           <m:e>
             <m:r>
+              <m:rPr>
+                <m:sty m:val="bi"/>
+              </m:rPr>
               <w:rPr>
                 <w:rFonts w:ascii="Cambria Math" w:hAnsi="Cambria Math"/>
                 <w:szCs w:val="24"/>
@@ -41521,6 +41534,9 @@
           </m:e>
           <m:sub>
             <m:r>
+              <m:rPr>
+                <m:sty m:val="bi"/>
+              </m:rPr>
               <w:rPr>
                 <w:rFonts w:ascii="Cambria Math" w:hAnsi="Cambria Math"/>
                 <w:szCs w:val="24"/>
@@ -41566,6 +41582,9 @@
           </m:sSubPr>
           <m:e>
             <m:r>
+              <m:rPr>
+                <m:sty m:val="bi"/>
+              </m:rPr>
               <w:rPr>
                 <w:rFonts w:ascii="Cambria Math" w:hAnsi="Cambria Math"/>
                 <w:szCs w:val="24"/>
@@ -41575,6 +41594,9 @@
           </m:e>
           <m:sub>
             <m:r>
+              <m:rPr>
+                <m:sty m:val="bi"/>
+              </m:rPr>
               <w:rPr>
                 <w:rFonts w:ascii="Cambria Math" w:hAnsi="Cambria Math"/>
                 <w:szCs w:val="24"/>
@@ -41616,7 +41638,6 @@
         <w:rPr>
           <w:lang w:val="en-US"/>
         </w:rPr>
-        <w:lastRenderedPageBreak/>
         <w:t>Passive avoidance</w:t>
       </w:r>
     </w:p>
@@ -42291,7 +42312,17 @@
           <w:szCs w:val="24"/>
           <w:lang w:val="en-US"/>
         </w:rPr>
-        <w:t>and only anecdotal evidence for the absence of a treatment effect</w:t>
+        <w:t xml:space="preserve">and only anecdotal evidence for the </w:t>
+      </w:r>
+      <w:r>
+        <w:rPr>
+          <w:rFonts w:ascii="Times New Roman" w:hAnsi="Times New Roman" w:cs="Times New Roman"/>
+          <w:sz w:val="24"/>
+          <w:szCs w:val="24"/>
+          <w:lang w:val="en-US"/>
+        </w:rPr>
+        <w:lastRenderedPageBreak/>
+        <w:t>absence of a treatment effect</w:t>
       </w:r>
       <w:r>
         <w:rPr>
@@ -42888,7 +42919,7 @@
           <w:szCs w:val="24"/>
           <w:lang w:val="en-US"/>
         </w:rPr>
-        <w:t>) reached significance. Bayesian factors similarly indicated anecdotal evidence for the absence of trial x environment</w:t>
+        <w:t>) reached significance. Bayes factors similarly indicated anecdotal evidence for the absence of trial x environment</w:t>
       </w:r>
       <w:r>
         <w:rPr>
@@ -44015,6 +44046,7 @@
         <w:pStyle w:val="Sectionheading"/>
       </w:pPr>
       <w:r>
+        <w:lastRenderedPageBreak/>
         <w:t>Discussion &amp; Limitations</w:t>
       </w:r>
     </w:p>
@@ -44025,7 +44057,308 @@
           <w:rFonts w:ascii="Times New Roman" w:hAnsi="Times New Roman" w:cs="Times New Roman"/>
           <w:sz w:val="24"/>
           <w:szCs w:val="24"/>
-          <w:lang w:val="en-GB"/>
+          <w:lang w:val="en-US"/>
+        </w:rPr>
+      </w:pPr>
+      <w:r>
+        <w:rPr>
+          <w:rFonts w:ascii="Times New Roman" w:hAnsi="Times New Roman" w:cs="Times New Roman"/>
+          <w:sz w:val="24"/>
+          <w:szCs w:val="24"/>
+          <w:lang w:val="en-US"/>
+        </w:rPr>
+        <w:t>This thesis investigated the potential protective role of EE</w:t>
+      </w:r>
+      <w:r>
+        <w:rPr>
+          <w:rFonts w:ascii="Times New Roman" w:hAnsi="Times New Roman" w:cs="Times New Roman"/>
+          <w:sz w:val="24"/>
+          <w:szCs w:val="24"/>
+          <w:lang w:val="en-US"/>
+        </w:rPr>
+        <w:t xml:space="preserve"> </w:t>
+      </w:r>
+      <w:r>
+        <w:rPr>
+          <w:rFonts w:ascii="Times New Roman" w:hAnsi="Times New Roman" w:cs="Times New Roman"/>
+          <w:sz w:val="24"/>
+          <w:szCs w:val="24"/>
+          <w:lang w:val="en-US"/>
+        </w:rPr>
+        <w:t>against chemotherapy</w:t>
+      </w:r>
+      <w:r>
+        <w:rPr>
+          <w:rFonts w:ascii="Times New Roman" w:hAnsi="Times New Roman" w:cs="Times New Roman"/>
+          <w:sz w:val="24"/>
+          <w:szCs w:val="24"/>
+          <w:lang w:val="en-US"/>
+        </w:rPr>
+        <w:noBreakHyphen/>
+        <w:t>induced cognitive and physical impairments in juvenile mice. Using the Marlau</w:t>
+      </w:r>
+      <w:r>
+        <w:rPr>
+          <w:rFonts w:ascii="Times New Roman" w:hAnsi="Times New Roman" w:cs="Times New Roman"/>
+          <w:sz w:val="24"/>
+          <w:szCs w:val="24"/>
+          <w:lang w:val="en-US"/>
+        </w:rPr>
+        <w:t>®</w:t>
+      </w:r>
+      <w:r>
+        <w:rPr>
+          <w:rFonts w:ascii="Times New Roman" w:hAnsi="Times New Roman" w:cs="Times New Roman"/>
+          <w:sz w:val="24"/>
+          <w:szCs w:val="24"/>
+          <w:lang w:val="en-US"/>
+        </w:rPr>
+        <w:t xml:space="preserve"> cage allowed us to combine multiple dimensions of enrichmen</w:t>
+      </w:r>
+      <w:r>
+        <w:rPr>
+          <w:rFonts w:ascii="Times New Roman" w:hAnsi="Times New Roman" w:cs="Times New Roman"/>
+          <w:sz w:val="24"/>
+          <w:szCs w:val="24"/>
+          <w:lang w:val="en-US"/>
+        </w:rPr>
+        <w:t>t (</w:t>
+      </w:r>
+      <w:r>
+        <w:rPr>
+          <w:rFonts w:ascii="Times New Roman" w:hAnsi="Times New Roman" w:cs="Times New Roman"/>
+          <w:sz w:val="24"/>
+          <w:szCs w:val="24"/>
+          <w:lang w:val="en-US"/>
+        </w:rPr>
+        <w:t>physical, social,</w:t>
+      </w:r>
+      <w:r>
+        <w:rPr>
+          <w:rFonts w:ascii="Times New Roman" w:hAnsi="Times New Roman" w:cs="Times New Roman"/>
+          <w:sz w:val="24"/>
+          <w:szCs w:val="24"/>
+          <w:lang w:val="en-US"/>
+        </w:rPr>
+        <w:t xml:space="preserve"> sensory,</w:t>
+      </w:r>
+      <w:r>
+        <w:rPr>
+          <w:rFonts w:ascii="Times New Roman" w:hAnsi="Times New Roman" w:cs="Times New Roman"/>
+          <w:sz w:val="24"/>
+          <w:szCs w:val="24"/>
+          <w:lang w:val="en-US"/>
+        </w:rPr>
+        <w:t xml:space="preserve"> and cognitive stimulation</w:t>
+      </w:r>
+      <w:r>
+        <w:rPr>
+          <w:rFonts w:ascii="Times New Roman" w:hAnsi="Times New Roman" w:cs="Times New Roman"/>
+          <w:sz w:val="24"/>
+          <w:szCs w:val="24"/>
+          <w:lang w:val="en-US"/>
+        </w:rPr>
+        <w:t xml:space="preserve">), </w:t>
+      </w:r>
+      <w:r>
+        <w:rPr>
+          <w:rFonts w:ascii="Times New Roman" w:hAnsi="Times New Roman" w:cs="Times New Roman"/>
+          <w:sz w:val="24"/>
+          <w:szCs w:val="24"/>
+          <w:lang w:val="en-US"/>
+        </w:rPr>
+        <w:t xml:space="preserve">thereby implementing a more comprehensive EE paradigm than is </w:t>
+      </w:r>
+      <w:r>
+        <w:rPr>
+          <w:rFonts w:ascii="Times New Roman" w:hAnsi="Times New Roman" w:cs="Times New Roman"/>
+          <w:sz w:val="24"/>
+          <w:szCs w:val="24"/>
+          <w:lang w:val="en-US"/>
+        </w:rPr>
+        <w:t>sometimes</w:t>
+      </w:r>
+      <w:r>
+        <w:rPr>
+          <w:rFonts w:ascii="Times New Roman" w:hAnsi="Times New Roman" w:cs="Times New Roman"/>
+          <w:sz w:val="24"/>
+          <w:szCs w:val="24"/>
+          <w:lang w:val="en-US"/>
+        </w:rPr>
+        <w:t xml:space="preserve"> used. In parallel, we employed a chemotherapy protocol that more closely models the hyper</w:t>
+      </w:r>
+      <w:r>
+        <w:rPr>
+          <w:rFonts w:ascii="Times New Roman" w:hAnsi="Times New Roman" w:cs="Times New Roman"/>
+          <w:sz w:val="24"/>
+          <w:szCs w:val="24"/>
+          <w:lang w:val="en-US"/>
+        </w:rPr>
+        <w:noBreakHyphen/>
+        <w:t>CVAD regimen used in human populations, increasing the ecological and clinical relevance of the work. Finally, by focusing on juvenile mice, the study more accurately reflects the developmental context of childhood ALL survivors. In the following section, we discuss our findings, their limitations, and potential interpretations.</w:t>
+      </w:r>
+    </w:p>
+    <w:p>
+      <w:pPr>
+        <w:pStyle w:val="discussion"/>
+      </w:pPr>
+      <w:r>
+        <w:t>Physical and sensorimotor function</w:t>
+      </w:r>
+    </w:p>
+    <w:p>
+      <w:pPr>
+        <w:pStyle w:val="discussion"/>
+        <w:numPr>
+          <w:ilvl w:val="0"/>
+          <w:numId w:val="0"/>
+        </w:numPr>
+        <w:spacing w:line="276" w:lineRule="auto"/>
+        <w:ind w:firstLine="709"/>
+        <w:rPr>
+          <w:b w:val="0"/>
+          <w:bCs/>
+        </w:rPr>
+      </w:pPr>
+      <w:r>
+        <w:rPr>
+          <w:b w:val="0"/>
+          <w:bCs/>
+        </w:rPr>
+        <w:t>When considering the overall physical outcomes, we assessed general activity and exploratory behavior across four tests. Across these four tests, the pattern of effects did not converge. We observed an environment effect in one test (with a possible small effect in the NOR) and a treatment effect in two others. The clear environment effect was only observed during the OF. A plausible explanation for the strong environment effect in the OF is that this task is more dependent on anxiety</w:t>
+      </w:r>
+      <w:r>
+        <w:rPr>
+          <w:b w:val="0"/>
+          <w:bCs/>
+        </w:rPr>
+        <w:noBreakHyphen/>
+        <w:t>related behavior than the others. Whereas the SPSN, T</w:t>
+      </w:r>
+      <w:r>
+        <w:rPr>
+          <w:b w:val="0"/>
+          <w:bCs/>
+        </w:rPr>
+        <w:noBreakHyphen/>
+        <w:t>maze, and NOR were conducted in dimly lit arenas to minimize anxiety, the OF is intentionally brightly lit to elicit anxiety. This interpretation is supported by the pattern in our anxiety measures, where an environment effect was present but a reliable treatment effect was not. It is therefore possible that locomotion in the OF was confounded by processes more closely tied to anxiety than to general activity. A second explanation is that the influence of EE on locomotion and exploration diminishes over time, which is consistent with the large effect in the OF and the smaller effect in the NOR. Similarly, Amaral et al. (2008) reported that locomotor differences observed after four weeks of EE were no longer detectable following a two</w:t>
+      </w:r>
+      <w:r>
+        <w:rPr>
+          <w:b w:val="0"/>
+          <w:bCs/>
+        </w:rPr>
+        <w:noBreakHyphen/>
+        <w:t>month withdrawal period. The same study also indicated that a minimum of four weeks of enrichment is required to produce reliable locomotor effects. Given that our alternative EE was likely a weaker form of stimulation than the Marlau® cage, the animals effectively experienced only about two weeks of meaningful enrichment. This limited exposure may explain the rapid decline of EE</w:t>
+      </w:r>
+      <w:r>
+        <w:rPr>
+          <w:b w:val="0"/>
+          <w:bCs/>
+        </w:rPr>
+        <w:noBreakHyphen/>
+        <w:t>related locomotor effects. However, studies systematically combining EE duration with both short</w:t>
+      </w:r>
+      <w:r>
+        <w:rPr>
+          <w:b w:val="0"/>
+          <w:bCs/>
+        </w:rPr>
+        <w:noBreakHyphen/>
+        <w:t xml:space="preserve"> and long</w:t>
+      </w:r>
+      <w:r>
+        <w:rPr>
+          <w:b w:val="0"/>
+          <w:bCs/>
+        </w:rPr>
+        <w:noBreakHyphen/>
+        <w:t>term behavioral assessments are still lacking, making this interpretation provisional. Interpreting the inconsistencies in treatment effects is more challenging, especially given the existing evidence for chemotherapy</w:t>
+      </w:r>
+      <w:r>
+        <w:rPr>
+          <w:b w:val="0"/>
+          <w:bCs/>
+        </w:rPr>
+        <w:noBreakHyphen/>
+        <w:t xml:space="preserve">induced changes in physical activity (Crouch et al., 2017). When examining the NOR, our only test showing substantial evidence against a treatment effect, it is important to note that locomotion in this task is quantified as time spent in the two object zones rather than as path length. This metric may reflect exploratory curiosity more than general locomotion. A mouse may move very little yet spend considerable time in the object zones, or conversely move extensively without remaining in those zones. In contrast, the other tests measured path length, which is a more direct and reliable index of overall activity. If we therefore treat the NOR as a less valid measure of true locomotion, the majority of remaining evidence points toward a treatment effect. Regardless of the presence of a treatment effect, it </w:t>
+      </w:r>
+      <w:r>
+        <w:rPr>
+          <w:b w:val="0"/>
+          <w:bCs/>
+        </w:rPr>
+        <w:lastRenderedPageBreak/>
+        <w:t>was clear that EE did not provide a stronger protective benefit for chemotherapy</w:t>
+      </w:r>
+      <w:r>
+        <w:rPr>
+          <w:b w:val="0"/>
+          <w:bCs/>
+        </w:rPr>
+        <w:noBreakHyphen/>
+        <w:t>treated mice than for saline controls. Future work could examine whether more precise monitoring or more intensive forms of physical enrichment offer better protection against chemotherapy</w:t>
+      </w:r>
+      <w:r>
+        <w:rPr>
+          <w:b w:val="0"/>
+          <w:bCs/>
+        </w:rPr>
+        <w:noBreakHyphen/>
+        <w:t>related declines in physical activity.</w:t>
+      </w:r>
+    </w:p>
+    <w:p>
+      <w:pPr>
+        <w:pStyle w:val="discussion"/>
+        <w:numPr>
+          <w:ilvl w:val="0"/>
+          <w:numId w:val="0"/>
+        </w:numPr>
+        <w:spacing w:line="276" w:lineRule="auto"/>
+        <w:ind w:firstLine="709"/>
+        <w:rPr>
+          <w:b w:val="0"/>
+          <w:bCs/>
+        </w:rPr>
+      </w:pPr>
+      <w:r>
+        <w:rPr>
+          <w:b w:val="0"/>
+          <w:bCs/>
+        </w:rPr>
+        <w:t>For the remaining physical and sensorimotor functions (motor coordination, nociception, and olfactory function) we did not observe any reliable effects. The TF test assessing nociception was highly handling</w:t>
+      </w:r>
+      <w:r>
+        <w:rPr>
+          <w:b w:val="0"/>
+          <w:bCs/>
+        </w:rPr>
+        <w:noBreakHyphen/>
+        <w:t>intensive, which likely introduced substantial measurement error, as reflected in the large variability around the group means. A similar issue occurred in the RR (motor coordination) and BFT (olfactory function), where the signal</w:t>
+      </w:r>
+      <w:r>
+        <w:rPr>
+          <w:b w:val="0"/>
+          <w:bCs/>
+        </w:rPr>
+        <w:noBreakHyphen/>
+        <w:t>to</w:t>
+      </w:r>
+      <w:r>
+        <w:rPr>
+          <w:b w:val="0"/>
+          <w:bCs/>
+        </w:rPr>
+        <w:noBreakHyphen/>
+        <w:t>noise ratio was extremely low, making it difficult to detect any meaningful effects. Although the source of this noise is unclear, it is evident that there were large individual differences in performance. Interestingly, this pattern aligns with the documented inconsistency in olfactory function following chemotherapy in human populations (Spotten et al., 2017), where substantial interindividual variability is also observed. Future work should investigate what drives these individual differences and how they interact with chemotherapy and enrichment conditions.</w:t>
+      </w:r>
+    </w:p>
+    <w:p>
+      <w:pPr>
+        <w:ind w:firstLine="709"/>
+        <w:rPr>
+          <w:lang w:val="en-US"/>
         </w:rPr>
       </w:pPr>
     </w:p>
@@ -44264,17 +44597,8 @@
           <w:szCs w:val="24"/>
           <w:lang w:val="en-GB"/>
         </w:rPr>
-        <w:t xml:space="preserve">Kantarjian, H. M., O’Brien, S., Smith, T. L., Cortes, J., Giles, F. J., Beran, M., Pierce, S., Huh, Y., Andreeff, M., Koller, C., Ha, C. S., Keating, M. J., Murphy, S., &amp; Freireich, E. J. (2000). Results of treatment with Hyper-CVAD, a Dose-Intensive </w:t>
-      </w:r>
-      <w:r>
-        <w:rPr>
-          <w:rFonts w:ascii="Times New Roman" w:hAnsi="Times New Roman" w:cs="Times New Roman"/>
-          <w:sz w:val="24"/>
-          <w:szCs w:val="24"/>
-          <w:lang w:val="en-GB"/>
-        </w:rPr>
         <w:lastRenderedPageBreak/>
-        <w:t xml:space="preserve">regimen, in adult acute lymphocytic leukemia. </w:t>
+        <w:t xml:space="preserve">Kantarjian, H. M., O’Brien, S., Smith, T. L., Cortes, J., Giles, F. J., Beran, M., Pierce, S., Huh, Y., Andreeff, M., Koller, C., Ha, C. S., Keating, M. J., Murphy, S., &amp; Freireich, E. J. (2000). Results of treatment with Hyper-CVAD, a Dose-Intensive regimen, in adult acute lymphocytic leukemia. </w:t>
       </w:r>
       <w:r>
         <w:rPr>
@@ -44893,6 +45217,7 @@
         <w:rPr>
           <w:lang w:val="en-US"/>
         </w:rPr>
+        <w:lastRenderedPageBreak/>
         <w:t xml:space="preserve">Morris, R. G. (1981). Spatial localization does not require the presence of local cues. </w:t>
       </w:r>
       <w:r>
@@ -44953,7 +45278,6 @@
         <w:rPr>
           <w:lang w:val="en-US"/>
         </w:rPr>
-        <w:lastRenderedPageBreak/>
         <w:t xml:space="preserve">Redish, A. D., &amp; Touretzky, D. S. (1998). The Role of the Hippocampus in Solving the Morris Water Maze. </w:t>
       </w:r>
       <w:r>
@@ -45576,6 +45900,7 @@
         <w:rPr>
           <w:lang w:val="en-US"/>
         </w:rPr>
+        <w:lastRenderedPageBreak/>
         <w:t xml:space="preserve">Yolanda, S., Redjeki, S., Andraini, T., Santoso, D. I. S., Ibrahim, N., &amp; Mailani, R. (2019). Combination of Aerobic Exercise and Continuous Environmental Enrichment Improves Adult Male Rats’ Spatial Memory: Study on Hippocampal Insulin Like Growth Factor 1 (IGF-1) and Fibroblast Growth Factor 2 (FGF-2) Expression. </w:t>
       </w:r>
       <w:r>
@@ -45583,15 +45908,7 @@
           <w:i/>
           <w:iCs/>
         </w:rPr>
-        <w:t xml:space="preserve">The </w:t>
-      </w:r>
-      <w:r>
-        <w:rPr>
-          <w:i/>
-          <w:iCs/>
-        </w:rPr>
-        <w:lastRenderedPageBreak/>
-        <w:t>Indonesian Biomedical Journal</w:t>
+        <w:t>The Indonesian Biomedical Journal</w:t>
       </w:r>
       <w:r>
         <w:t xml:space="preserve">, </w:t>
@@ -47293,6 +47610,93 @@
     </w:lvl>
   </w:abstractNum>
   <w:abstractNum w:abstractNumId="13" w15:restartNumberingAfterBreak="0">
+    <w:nsid w:val="685A1A51"/>
+    <w:multiLevelType w:val="hybridMultilevel"/>
+    <w:tmpl w:val="7460EB2A"/>
+    <w:lvl w:ilvl="0" w:tplc="5CE4ED98">
+      <w:start w:val="1"/>
+      <w:numFmt w:val="decimal"/>
+      <w:pStyle w:val="discussion"/>
+      <w:lvlText w:val="%1."/>
+      <w:lvlJc w:val="left"/>
+      <w:pPr>
+        <w:ind w:left="6" w:hanging="360"/>
+      </w:pPr>
+    </w:lvl>
+    <w:lvl w:ilvl="1" w:tplc="04130019" w:tentative="1">
+      <w:start w:val="1"/>
+      <w:numFmt w:val="lowerLetter"/>
+      <w:lvlText w:val="%2."/>
+      <w:lvlJc w:val="left"/>
+      <w:pPr>
+        <w:ind w:left="726" w:hanging="360"/>
+      </w:pPr>
+    </w:lvl>
+    <w:lvl w:ilvl="2" w:tplc="0413001B" w:tentative="1">
+      <w:start w:val="1"/>
+      <w:numFmt w:val="lowerRoman"/>
+      <w:lvlText w:val="%3."/>
+      <w:lvlJc w:val="right"/>
+      <w:pPr>
+        <w:ind w:left="1446" w:hanging="180"/>
+      </w:pPr>
+    </w:lvl>
+    <w:lvl w:ilvl="3" w:tplc="0413000F" w:tentative="1">
+      <w:start w:val="1"/>
+      <w:numFmt w:val="decimal"/>
+      <w:lvlText w:val="%4."/>
+      <w:lvlJc w:val="left"/>
+      <w:pPr>
+        <w:ind w:left="2166" w:hanging="360"/>
+      </w:pPr>
+    </w:lvl>
+    <w:lvl w:ilvl="4" w:tplc="04130019" w:tentative="1">
+      <w:start w:val="1"/>
+      <w:numFmt w:val="lowerLetter"/>
+      <w:lvlText w:val="%5."/>
+      <w:lvlJc w:val="left"/>
+      <w:pPr>
+        <w:ind w:left="2886" w:hanging="360"/>
+      </w:pPr>
+    </w:lvl>
+    <w:lvl w:ilvl="5" w:tplc="0413001B" w:tentative="1">
+      <w:start w:val="1"/>
+      <w:numFmt w:val="lowerRoman"/>
+      <w:lvlText w:val="%6."/>
+      <w:lvlJc w:val="right"/>
+      <w:pPr>
+        <w:ind w:left="3606" w:hanging="180"/>
+      </w:pPr>
+    </w:lvl>
+    <w:lvl w:ilvl="6" w:tplc="0413000F" w:tentative="1">
+      <w:start w:val="1"/>
+      <w:numFmt w:val="decimal"/>
+      <w:lvlText w:val="%7."/>
+      <w:lvlJc w:val="left"/>
+      <w:pPr>
+        <w:ind w:left="4326" w:hanging="360"/>
+      </w:pPr>
+    </w:lvl>
+    <w:lvl w:ilvl="7" w:tplc="04130019" w:tentative="1">
+      <w:start w:val="1"/>
+      <w:numFmt w:val="lowerLetter"/>
+      <w:lvlText w:val="%8."/>
+      <w:lvlJc w:val="left"/>
+      <w:pPr>
+        <w:ind w:left="5046" w:hanging="360"/>
+      </w:pPr>
+    </w:lvl>
+    <w:lvl w:ilvl="8" w:tplc="0413001B" w:tentative="1">
+      <w:start w:val="1"/>
+      <w:numFmt w:val="lowerRoman"/>
+      <w:lvlText w:val="%9."/>
+      <w:lvlJc w:val="right"/>
+      <w:pPr>
+        <w:ind w:left="5766" w:hanging="180"/>
+      </w:pPr>
+    </w:lvl>
+  </w:abstractNum>
+  <w:abstractNum w:abstractNumId="14" w15:restartNumberingAfterBreak="0">
     <w:nsid w:val="6BD76272"/>
     <w:multiLevelType w:val="hybridMultilevel"/>
     <w:tmpl w:val="8250C690"/>
@@ -47378,7 +47782,7 @@
       </w:pPr>
     </w:lvl>
   </w:abstractNum>
-  <w:abstractNum w:abstractNumId="14" w15:restartNumberingAfterBreak="0">
+  <w:abstractNum w:abstractNumId="15" w15:restartNumberingAfterBreak="0">
     <w:nsid w:val="6C375552"/>
     <w:multiLevelType w:val="hybridMultilevel"/>
     <w:tmpl w:val="01B6E024"/>
@@ -47467,7 +47871,7 @@
       </w:pPr>
     </w:lvl>
   </w:abstractNum>
-  <w:abstractNum w:abstractNumId="15" w15:restartNumberingAfterBreak="0">
+  <w:abstractNum w:abstractNumId="16" w15:restartNumberingAfterBreak="0">
     <w:nsid w:val="6D385C2B"/>
     <w:multiLevelType w:val="hybridMultilevel"/>
     <w:tmpl w:val="85FE0AD6"/>
@@ -47556,7 +47960,7 @@
       </w:pPr>
     </w:lvl>
   </w:abstractNum>
-  <w:abstractNum w:abstractNumId="16" w15:restartNumberingAfterBreak="0">
+  <w:abstractNum w:abstractNumId="17" w15:restartNumberingAfterBreak="0">
     <w:nsid w:val="6FBF3E2E"/>
     <w:multiLevelType w:val="multilevel"/>
     <w:tmpl w:val="3B8AAE6C"/>
@@ -47669,7 +48073,7 @@
       </w:pPr>
     </w:lvl>
   </w:abstractNum>
-  <w:abstractNum w:abstractNumId="17" w15:restartNumberingAfterBreak="0">
+  <w:abstractNum w:abstractNumId="18" w15:restartNumberingAfterBreak="0">
     <w:nsid w:val="714828AA"/>
     <w:multiLevelType w:val="hybridMultilevel"/>
     <w:tmpl w:val="86A4D03C"/>
@@ -47758,7 +48162,7 @@
       </w:pPr>
     </w:lvl>
   </w:abstractNum>
-  <w:abstractNum w:abstractNumId="18" w15:restartNumberingAfterBreak="0">
+  <w:abstractNum w:abstractNumId="19" w15:restartNumberingAfterBreak="0">
     <w:nsid w:val="7B037A53"/>
     <w:multiLevelType w:val="hybridMultilevel"/>
     <w:tmpl w:val="4580A6CA"/>
@@ -47848,13 +48252,13 @@
     <w:abstractNumId w:val="7"/>
   </w:num>
   <w:num w:numId="2" w16cid:durableId="570773892">
-    <w:abstractNumId w:val="14"/>
+    <w:abstractNumId w:val="15"/>
   </w:num>
   <w:num w:numId="3" w16cid:durableId="1914775211">
     <w:abstractNumId w:val="6"/>
   </w:num>
   <w:num w:numId="4" w16cid:durableId="2007241016">
-    <w:abstractNumId w:val="16"/>
+    <w:abstractNumId w:val="17"/>
   </w:num>
   <w:num w:numId="5" w16cid:durableId="2071489433">
     <w:abstractNumId w:val="12"/>
@@ -47863,10 +48267,10 @@
     <w:abstractNumId w:val="4"/>
   </w:num>
   <w:num w:numId="7" w16cid:durableId="1026296684">
-    <w:abstractNumId w:val="13"/>
+    <w:abstractNumId w:val="14"/>
   </w:num>
   <w:num w:numId="8" w16cid:durableId="52047897">
-    <w:abstractNumId w:val="18"/>
+    <w:abstractNumId w:val="19"/>
   </w:num>
   <w:num w:numId="9" w16cid:durableId="624115011">
     <w:abstractNumId w:val="2"/>
@@ -47881,7 +48285,7 @@
     <w:abstractNumId w:val="1"/>
   </w:num>
   <w:num w:numId="13" w16cid:durableId="901017902">
-    <w:abstractNumId w:val="15"/>
+    <w:abstractNumId w:val="16"/>
   </w:num>
   <w:num w:numId="14" w16cid:durableId="534120895">
     <w:abstractNumId w:val="2"/>
@@ -47902,7 +48306,7 @@
     </w:lvlOverride>
   </w:num>
   <w:num w:numId="16" w16cid:durableId="593709827">
-    <w:abstractNumId w:val="17"/>
+    <w:abstractNumId w:val="18"/>
   </w:num>
   <w:num w:numId="17" w16cid:durableId="801263626">
     <w:abstractNumId w:val="9"/>
@@ -47924,6 +48328,9 @@
   </w:num>
   <w:num w:numId="23" w16cid:durableId="981270916">
     <w:abstractNumId w:val="10"/>
+  </w:num>
+  <w:num w:numId="24" w16cid:durableId="896937802">
+    <w:abstractNumId w:val="13"/>
   </w:num>
 </w:numbering>
 </file>
@@ -49233,6 +49640,40 @@
     <w:uiPriority w:val="99"/>
     <w:rsid w:val="009C66FA"/>
   </w:style>
+  <w:style w:type="paragraph" w:customStyle="1" w:styleId="discussion">
+    <w:name w:val="discussion"/>
+    <w:basedOn w:val="Normal"/>
+    <w:link w:val="discussionChar"/>
+    <w:qFormat/>
+    <w:rsid w:val="0064374E"/>
+    <w:pPr>
+      <w:numPr>
+        <w:numId w:val="24"/>
+      </w:numPr>
+      <w:spacing w:line="360" w:lineRule="auto"/>
+      <w:ind w:left="357" w:hanging="357"/>
+    </w:pPr>
+    <w:rPr>
+      <w:rFonts w:ascii="Times New Roman" w:hAnsi="Times New Roman" w:cs="Times New Roman"/>
+      <w:b/>
+      <w:sz w:val="24"/>
+      <w:szCs w:val="24"/>
+      <w:lang w:val="en-GB"/>
+    </w:rPr>
+  </w:style>
+  <w:style w:type="character" w:customStyle="1" w:styleId="discussionChar">
+    <w:name w:val="discussion Char"/>
+    <w:basedOn w:val="DefaultParagraphFont"/>
+    <w:link w:val="discussion"/>
+    <w:rsid w:val="0064374E"/>
+    <w:rPr>
+      <w:rFonts w:ascii="Times New Roman" w:hAnsi="Times New Roman" w:cs="Times New Roman"/>
+      <w:b/>
+      <w:sz w:val="24"/>
+      <w:szCs w:val="24"/>
+      <w:lang w:val="en-GB"/>
+    </w:rPr>
+  </w:style>
 </w:styles>
 </file>
 

--- a/Thesis_SiebeEveraerts_draft4.docx
+++ b/Thesis_SiebeEveraerts_draft4.docx
@@ -7698,7 +7698,7 @@
           <w:lang w:val="en-US"/>
         </w:rPr>
         <w:drawing>
-          <wp:inline distT="0" distB="0" distL="0" distR="0" wp14:anchorId="2DC578DB" wp14:editId="6C993B1A">
+          <wp:inline distT="0" distB="0" distL="0" distR="0" wp14:anchorId="2DC578DB" wp14:editId="18145AFF">
             <wp:extent cx="5760720" cy="904576"/>
             <wp:effectExtent l="0" t="0" r="0" b="0"/>
             <wp:docPr id="490171308" name="Picture 2"/>
@@ -9191,7 +9191,7 @@
           <w:lang w:val="en-US"/>
         </w:rPr>
         <w:drawing>
-          <wp:inline distT="0" distB="0" distL="0" distR="0" wp14:anchorId="1D443C78" wp14:editId="2EED9C7D">
+          <wp:inline distT="0" distB="0" distL="0" distR="0" wp14:anchorId="1D443C78" wp14:editId="508EF9DC">
             <wp:extent cx="1751162" cy="1670485"/>
             <wp:effectExtent l="0" t="0" r="1905" b="6350"/>
             <wp:docPr id="1430163639" name="Picture 4"/>
@@ -16597,7 +16597,7 @@
           <w:szCs w:val="24"/>
           <w:lang w:val="en-US"/>
         </w:rPr>
-        <w:t>treatment</w:t>
+        <w:t>environment</w:t>
       </w:r>
       <w:r>
         <w:rPr>
@@ -16971,7 +16971,25 @@
           <w:szCs w:val="24"/>
           <w:lang w:val="en-US"/>
         </w:rPr>
-        <w:t xml:space="preserve">evidence for an environment effect on peripheral time </w:t>
+        <w:t>evidence for a</w:t>
+      </w:r>
+      <w:r>
+        <w:rPr>
+          <w:rFonts w:ascii="Times New Roman" w:hAnsi="Times New Roman" w:cs="Times New Roman"/>
+          <w:sz w:val="24"/>
+          <w:szCs w:val="24"/>
+          <w:lang w:val="en-US"/>
+        </w:rPr>
+        <w:t xml:space="preserve">n </w:t>
+      </w:r>
+      <w:r>
+        <w:rPr>
+          <w:rFonts w:ascii="Times New Roman" w:hAnsi="Times New Roman" w:cs="Times New Roman"/>
+          <w:sz w:val="24"/>
+          <w:szCs w:val="24"/>
+          <w:lang w:val="en-US"/>
+        </w:rPr>
+        <w:t xml:space="preserve">environment effect on peripheral time </w:t>
       </w:r>
       <w:r>
         <w:rPr>
@@ -17346,7 +17364,16 @@
           <w:szCs w:val="24"/>
           <w:lang w:val="en-US"/>
         </w:rPr>
-        <w:t xml:space="preserve">treatment </w:t>
+        <w:t>environment</w:t>
+      </w:r>
+      <w:r>
+        <w:rPr>
+          <w:rFonts w:ascii="Times New Roman" w:hAnsi="Times New Roman" w:cs="Times New Roman"/>
+          <w:sz w:val="24"/>
+          <w:szCs w:val="24"/>
+          <w:lang w:val="en-US"/>
+        </w:rPr>
+        <w:t xml:space="preserve"> </w:t>
       </w:r>
       <w:r>
         <w:rPr>
@@ -30201,16 +30228,7 @@
           <w:szCs w:val="24"/>
           <w:lang w:val="en-US"/>
         </w:rPr>
-        <w:t xml:space="preserve">Similarly, the analysis revealed only anecdotal evidence for the absence of an interaction between the two </w:t>
-      </w:r>
-      <w:r>
-        <w:rPr>
-          <w:rFonts w:ascii="Times New Roman" w:hAnsi="Times New Roman" w:cs="Times New Roman"/>
-          <w:sz w:val="24"/>
-          <w:szCs w:val="24"/>
-          <w:lang w:val="en-US"/>
-        </w:rPr>
-        <w:t>(</w:t>
+        <w:t>Similarly, the analysis revealed only anecdotal evidence for the absence of an interaction between the two (</w:t>
       </w:r>
       <m:oMath>
         <m:sSub>
@@ -30268,17 +30286,7 @@
           <w:szCs w:val="24"/>
           <w:lang w:val="en-US"/>
         </w:rPr>
-        <w:t>0.</w:t>
-      </w:r>
-      <w:r>
-        <w:rPr>
-          <w:rFonts w:ascii="Times New Roman" w:eastAsiaTheme="minorEastAsia" w:hAnsi="Times New Roman" w:cs="Times New Roman"/>
-          <w:iCs/>
-          <w:sz w:val="24"/>
-          <w:szCs w:val="24"/>
-          <w:lang w:val="en-US"/>
-        </w:rPr>
-        <w:t>66</w:t>
+        <w:t>0.66</w:t>
       </w:r>
       <w:r>
         <w:rPr>
@@ -30367,7 +30375,7 @@
           <w:szCs w:val="24"/>
           <w:lang w:val="en-US"/>
         </w:rPr>
-        <w:t>0.</w:t>
+        <w:t>0.61</w:t>
       </w:r>
       <w:r>
         <w:rPr>
@@ -30376,7 +30384,7 @@
           <w:szCs w:val="24"/>
           <w:lang w:val="en-US"/>
         </w:rPr>
-        <w:t>61</w:t>
+        <w:t>;</w:t>
       </w:r>
       <w:r>
         <w:rPr>
@@ -30385,7 +30393,7 @@
           <w:szCs w:val="24"/>
           <w:lang w:val="en-US"/>
         </w:rPr>
-        <w:t>;</w:t>
+        <w:t>1.26</w:t>
       </w:r>
       <w:r>
         <w:rPr>
@@ -30394,7 +30402,7 @@
           <w:szCs w:val="24"/>
           <w:lang w:val="en-US"/>
         </w:rPr>
-        <w:t>1.26</w:t>
+        <w:t>]</w:t>
       </w:r>
       <w:r>
         <w:rPr>
@@ -30403,25 +30411,7 @@
           <w:szCs w:val="24"/>
           <w:lang w:val="en-US"/>
         </w:rPr>
-        <w:t>]</w:t>
-      </w:r>
-      <w:r>
-        <w:rPr>
-          <w:rFonts w:ascii="Times New Roman" w:eastAsiaTheme="minorEastAsia" w:hAnsi="Times New Roman" w:cs="Times New Roman"/>
-          <w:sz w:val="24"/>
-          <w:szCs w:val="24"/>
-          <w:lang w:val="en-US"/>
-        </w:rPr>
-        <w:t>)</w:t>
-      </w:r>
-      <w:r>
-        <w:rPr>
-          <w:rFonts w:ascii="Times New Roman" w:eastAsiaTheme="minorEastAsia" w:hAnsi="Times New Roman" w:cs="Times New Roman"/>
-          <w:sz w:val="24"/>
-          <w:szCs w:val="24"/>
-          <w:lang w:val="en-US"/>
-        </w:rPr>
-        <w:t>.</w:t>
+        <w:t>).</w:t>
       </w:r>
       <w:r>
         <w:rPr>
@@ -37616,7 +37606,7 @@
         </w:rPr>
         <w:lastRenderedPageBreak/>
         <w:drawing>
-          <wp:inline distT="0" distB="0" distL="0" distR="0" wp14:anchorId="310C1BEA" wp14:editId="29760013">
+          <wp:inline distT="0" distB="0" distL="0" distR="0" wp14:anchorId="310C1BEA" wp14:editId="5DA9A795">
             <wp:extent cx="4686300" cy="2321333"/>
             <wp:effectExtent l="0" t="0" r="0" b="3175"/>
             <wp:docPr id="2112177372" name="Picture 1"/>
@@ -40170,25 +40160,16 @@
           <w:szCs w:val="24"/>
           <w:lang w:val="en-US"/>
         </w:rPr>
-        <w:t>, indicating that mice explored equally during the training and testing phases. However, we did find a significant main effect of treatment</w:t>
-      </w:r>
-      <w:r>
-        <w:rPr>
-          <w:b w:val="0"/>
-          <w:bCs w:val="0"/>
-          <w:szCs w:val="24"/>
-          <w:lang w:val="en-US"/>
-        </w:rPr>
-        <w:t xml:space="preserve"> </w:t>
-      </w:r>
-      <w:r>
-        <w:rPr>
-          <w:b w:val="0"/>
-          <w:bCs w:val="0"/>
-          <w:szCs w:val="24"/>
-          <w:lang w:val="en-US"/>
-        </w:rPr>
-        <w:t>(</w:t>
+        <w:t xml:space="preserve">, indicating that mice explored equally during the training and testing phases. However, we did find a </w:t>
+      </w:r>
+      <w:r>
+        <w:rPr>
+          <w:b w:val="0"/>
+          <w:bCs w:val="0"/>
+          <w:szCs w:val="24"/>
+          <w:lang w:val="en-US"/>
+        </w:rPr>
+        <w:t>significant main effect of treatment (</w:t>
       </w:r>
       <w:r>
         <w:rPr>
@@ -40208,43 +40189,7 @@
           <w:szCs w:val="24"/>
           <w:lang w:val="en-US"/>
         </w:rPr>
-        <w:t>(</w:t>
-      </w:r>
-      <w:r>
-        <w:rPr>
-          <w:b w:val="0"/>
-          <w:bCs w:val="0"/>
-          <w:szCs w:val="24"/>
-          <w:lang w:val="en-US"/>
-        </w:rPr>
-        <w:t>30</w:t>
-      </w:r>
-      <w:r>
-        <w:rPr>
-          <w:b w:val="0"/>
-          <w:bCs w:val="0"/>
-          <w:szCs w:val="24"/>
-          <w:lang w:val="en-US"/>
-        </w:rPr>
-        <w:t xml:space="preserve">) = </w:t>
-      </w:r>
-      <w:r>
-        <w:rPr>
-          <w:b w:val="0"/>
-          <w:bCs w:val="0"/>
-          <w:szCs w:val="24"/>
-          <w:lang w:val="en-US"/>
-        </w:rPr>
-        <w:t>-2.18</w:t>
-      </w:r>
-      <w:r>
-        <w:rPr>
-          <w:b w:val="0"/>
-          <w:bCs w:val="0"/>
-          <w:szCs w:val="24"/>
-          <w:lang w:val="en-US"/>
-        </w:rPr>
-        <w:t xml:space="preserve">, </w:t>
+        <w:t xml:space="preserve">(30) = -2.18, </w:t>
       </w:r>
       <w:r>
         <w:rPr>
@@ -40264,25 +40209,7 @@
           <w:szCs w:val="24"/>
           <w:lang w:val="en-US"/>
         </w:rPr>
-        <w:t xml:space="preserve"> = 0.</w:t>
-      </w:r>
-      <w:r>
-        <w:rPr>
-          <w:b w:val="0"/>
-          <w:bCs w:val="0"/>
-          <w:szCs w:val="24"/>
-          <w:lang w:val="en-US"/>
-        </w:rPr>
-        <w:t>04</w:t>
-      </w:r>
-      <w:r>
-        <w:rPr>
-          <w:b w:val="0"/>
-          <w:bCs w:val="0"/>
-          <w:szCs w:val="24"/>
-          <w:lang w:val="en-US"/>
-        </w:rPr>
-        <w:t xml:space="preserve">, </w:t>
+        <w:t xml:space="preserve"> = 0.04, </w:t>
       </w:r>
       <w:r>
         <w:rPr>
@@ -40302,52 +40229,7 @@
           <w:szCs w:val="24"/>
           <w:lang w:val="en-US"/>
         </w:rPr>
-        <w:t xml:space="preserve"> = 0.</w:t>
-      </w:r>
-      <w:r>
-        <w:rPr>
-          <w:b w:val="0"/>
-          <w:bCs w:val="0"/>
-          <w:szCs w:val="24"/>
-          <w:lang w:val="en-US"/>
-        </w:rPr>
-        <w:t>10</w:t>
-      </w:r>
-      <w:r>
-        <w:rPr>
-          <w:b w:val="0"/>
-          <w:bCs w:val="0"/>
-          <w:szCs w:val="24"/>
-          <w:lang w:val="en-US"/>
-        </w:rPr>
-        <w:t>)</w:t>
-      </w:r>
-      <w:r>
-        <w:rPr>
-          <w:b w:val="0"/>
-          <w:bCs w:val="0"/>
-          <w:szCs w:val="24"/>
-          <w:lang w:val="en-US"/>
-        </w:rPr>
-        <w:t>, whereas environment did not influence exploration</w:t>
-      </w:r>
-      <w:r>
-        <w:rPr>
-          <w:b w:val="0"/>
-          <w:bCs w:val="0"/>
-          <w:szCs w:val="24"/>
-          <w:lang w:val="en-US"/>
-        </w:rPr>
-        <w:t xml:space="preserve"> </w:t>
-      </w:r>
-      <w:r>
-        <w:rPr>
-          <w:b w:val="0"/>
-          <w:bCs w:val="0"/>
-          <w:szCs w:val="24"/>
-          <w:lang w:val="en-US"/>
-        </w:rPr>
-        <w:t>(</w:t>
+        <w:t xml:space="preserve"> = 0.10), whereas environment did not influence exploration (</w:t>
       </w:r>
       <w:r>
         <w:rPr>
@@ -40367,43 +40249,7 @@
           <w:szCs w:val="24"/>
           <w:lang w:val="en-US"/>
         </w:rPr>
-        <w:t>(</w:t>
-      </w:r>
-      <w:r>
-        <w:rPr>
-          <w:b w:val="0"/>
-          <w:bCs w:val="0"/>
-          <w:szCs w:val="24"/>
-          <w:lang w:val="en-US"/>
-        </w:rPr>
-        <w:t>30</w:t>
-      </w:r>
-      <w:r>
-        <w:rPr>
-          <w:b w:val="0"/>
-          <w:bCs w:val="0"/>
-          <w:szCs w:val="24"/>
-          <w:lang w:val="en-US"/>
-        </w:rPr>
-        <w:t xml:space="preserve">) = </w:t>
-      </w:r>
-      <w:r>
-        <w:rPr>
-          <w:b w:val="0"/>
-          <w:bCs w:val="0"/>
-          <w:szCs w:val="24"/>
-          <w:lang w:val="en-US"/>
-        </w:rPr>
-        <w:t>0.76</w:t>
-      </w:r>
-      <w:r>
-        <w:rPr>
-          <w:b w:val="0"/>
-          <w:bCs w:val="0"/>
-          <w:szCs w:val="24"/>
-          <w:lang w:val="en-US"/>
-        </w:rPr>
-        <w:t xml:space="preserve">, </w:t>
+        <w:t xml:space="preserve">(30) = 0.76, </w:t>
       </w:r>
       <w:r>
         <w:rPr>
@@ -40423,25 +40269,7 @@
           <w:szCs w:val="24"/>
           <w:lang w:val="en-US"/>
         </w:rPr>
-        <w:t xml:space="preserve"> = 0.</w:t>
-      </w:r>
-      <w:r>
-        <w:rPr>
-          <w:b w:val="0"/>
-          <w:bCs w:val="0"/>
-          <w:szCs w:val="24"/>
-          <w:lang w:val="en-US"/>
-        </w:rPr>
-        <w:t>45</w:t>
-      </w:r>
-      <w:r>
-        <w:rPr>
-          <w:b w:val="0"/>
-          <w:bCs w:val="0"/>
-          <w:szCs w:val="24"/>
-          <w:lang w:val="en-US"/>
-        </w:rPr>
-        <w:t xml:space="preserve">, </w:t>
+        <w:t xml:space="preserve"> = 0.45, </w:t>
       </w:r>
       <w:r>
         <w:rPr>
@@ -40461,43 +40289,7 @@
           <w:szCs w:val="24"/>
           <w:lang w:val="en-US"/>
         </w:rPr>
-        <w:t xml:space="preserve"> = 0.0</w:t>
-      </w:r>
-      <w:r>
-        <w:rPr>
-          <w:b w:val="0"/>
-          <w:bCs w:val="0"/>
-          <w:szCs w:val="24"/>
-          <w:lang w:val="en-US"/>
-        </w:rPr>
-        <w:t>1</w:t>
-      </w:r>
-      <w:r>
-        <w:rPr>
-          <w:b w:val="0"/>
-          <w:bCs w:val="0"/>
-          <w:szCs w:val="24"/>
-          <w:lang w:val="en-US"/>
-        </w:rPr>
-        <w:t>)</w:t>
-      </w:r>
-      <w:r>
-        <w:rPr>
-          <w:b w:val="0"/>
-          <w:bCs w:val="0"/>
-          <w:szCs w:val="24"/>
-          <w:lang w:val="en-US"/>
-        </w:rPr>
-        <w:t xml:space="preserve">. Overall, chemotherapy-treated mice explored less than saline-treated mice. The environment × treatment interaction </w:t>
-      </w:r>
-      <w:r>
-        <w:rPr>
-          <w:b w:val="0"/>
-          <w:bCs w:val="0"/>
-          <w:szCs w:val="24"/>
-          <w:lang w:val="en-US"/>
-        </w:rPr>
-        <w:t>was also non</w:t>
+        <w:t xml:space="preserve"> = 0.01). Overall, chemotherapy-treated mice explored less than saline-treated mice. The environment × treatment interaction was also non</w:t>
       </w:r>
       <w:r>
         <w:rPr>
@@ -40596,9 +40388,6 @@
           </m:sSubPr>
           <m:e>
             <m:r>
-              <m:rPr>
-                <m:sty m:val="bi"/>
-              </m:rPr>
               <w:rPr>
                 <w:rFonts w:ascii="Cambria Math" w:hAnsi="Cambria Math"/>
                 <w:szCs w:val="24"/>
@@ -40609,9 +40398,6 @@
           </m:e>
           <m:sub>
             <m:r>
-              <m:rPr>
-                <m:sty m:val="bi"/>
-              </m:rPr>
               <w:rPr>
                 <w:rFonts w:ascii="Cambria Math" w:hAnsi="Cambria Math"/>
                 <w:szCs w:val="24"/>
@@ -40657,9 +40443,6 @@
           </m:sSubPr>
           <m:e>
             <m:r>
-              <m:rPr>
-                <m:sty m:val="bi"/>
-              </m:rPr>
               <w:rPr>
                 <w:rFonts w:ascii="Cambria Math" w:hAnsi="Cambria Math"/>
                 <w:szCs w:val="24"/>
@@ -40669,9 +40452,6 @@
           </m:e>
           <m:sub>
             <m:r>
-              <m:rPr>
-                <m:sty m:val="bi"/>
-              </m:rPr>
               <w:rPr>
                 <w:rFonts w:ascii="Cambria Math" w:hAnsi="Cambria Math"/>
                 <w:szCs w:val="24"/>
@@ -40728,9 +40508,6 @@
           </m:sSubPr>
           <m:e>
             <m:r>
-              <m:rPr>
-                <m:sty m:val="bi"/>
-              </m:rPr>
               <w:rPr>
                 <w:rFonts w:ascii="Cambria Math" w:hAnsi="Cambria Math"/>
                 <w:szCs w:val="24"/>
@@ -40741,9 +40518,6 @@
           </m:e>
           <m:sub>
             <m:r>
-              <m:rPr>
-                <m:sty m:val="bi"/>
-              </m:rPr>
               <w:rPr>
                 <w:rFonts w:ascii="Cambria Math" w:hAnsi="Cambria Math"/>
                 <w:szCs w:val="24"/>
@@ -40789,9 +40563,6 @@
           </m:sSubPr>
           <m:e>
             <m:r>
-              <m:rPr>
-                <m:sty m:val="bi"/>
-              </m:rPr>
               <w:rPr>
                 <w:rFonts w:ascii="Cambria Math" w:hAnsi="Cambria Math"/>
                 <w:szCs w:val="24"/>
@@ -40801,9 +40572,6 @@
           </m:e>
           <m:sub>
             <m:r>
-              <m:rPr>
-                <m:sty m:val="bi"/>
-              </m:rPr>
               <w:rPr>
                 <w:rFonts w:ascii="Cambria Math" w:hAnsi="Cambria Math"/>
                 <w:szCs w:val="24"/>
@@ -40860,9 +40628,6 @@
           </m:sSubPr>
           <m:e>
             <m:r>
-              <m:rPr>
-                <m:sty m:val="bi"/>
-              </m:rPr>
               <w:rPr>
                 <w:rFonts w:ascii="Cambria Math" w:hAnsi="Cambria Math"/>
                 <w:szCs w:val="24"/>
@@ -40873,9 +40638,6 @@
           </m:e>
           <m:sub>
             <m:r>
-              <m:rPr>
-                <m:sty m:val="bi"/>
-              </m:rPr>
               <w:rPr>
                 <w:rFonts w:ascii="Cambria Math" w:hAnsi="Cambria Math"/>
                 <w:szCs w:val="24"/>
@@ -40921,9 +40683,6 @@
           </m:sSubPr>
           <m:e>
             <m:r>
-              <m:rPr>
-                <m:sty m:val="bi"/>
-              </m:rPr>
               <w:rPr>
                 <w:rFonts w:ascii="Cambria Math" w:hAnsi="Cambria Math"/>
                 <w:szCs w:val="24"/>
@@ -40933,9 +40692,6 @@
           </m:e>
           <m:sub>
             <m:r>
-              <m:rPr>
-                <m:sty m:val="bi"/>
-              </m:rPr>
               <w:rPr>
                 <w:rFonts w:ascii="Cambria Math" w:hAnsi="Cambria Math"/>
                 <w:szCs w:val="24"/>
@@ -40989,7 +40745,27 @@
           <w:szCs w:val="24"/>
           <w:lang w:val="en-US"/>
         </w:rPr>
-        <w:t>To assess spatial working memory, we computed the novel arm preference (NAP) as the proportion of time spent in the novel arm relative to the total time spent in both arms (</w:t>
+        <w:t>To assess</w:t>
+      </w:r>
+      <w:r>
+        <w:rPr>
+          <w:b w:val="0"/>
+          <w:bCs w:val="0"/>
+          <w:i/>
+          <w:iCs/>
+          <w:szCs w:val="24"/>
+          <w:lang w:val="en-US"/>
+        </w:rPr>
+        <w:t xml:space="preserve"> spatial working memory</w:t>
+      </w:r>
+      <w:r>
+        <w:rPr>
+          <w:b w:val="0"/>
+          <w:bCs w:val="0"/>
+          <w:szCs w:val="24"/>
+          <w:lang w:val="en-US"/>
+        </w:rPr>
+        <w:t>, we computed the novel arm preference (NAP) as the proportion of time spent in the novel arm relative to the total time spent in both arms (</w:t>
       </w:r>
       <w:r>
         <w:rPr>
@@ -41257,9 +41033,6 @@
           </m:sSubPr>
           <m:e>
             <m:r>
-              <m:rPr>
-                <m:sty m:val="bi"/>
-              </m:rPr>
               <w:rPr>
                 <w:rFonts w:ascii="Cambria Math" w:hAnsi="Cambria Math"/>
                 <w:szCs w:val="24"/>
@@ -41270,9 +41043,6 @@
           </m:e>
           <m:sub>
             <m:r>
-              <m:rPr>
-                <m:sty m:val="bi"/>
-              </m:rPr>
               <w:rPr>
                 <w:rFonts w:ascii="Cambria Math" w:hAnsi="Cambria Math"/>
                 <w:szCs w:val="24"/>
@@ -41318,9 +41088,6 @@
           </m:sSubPr>
           <m:e>
             <m:r>
-              <m:rPr>
-                <m:sty m:val="bi"/>
-              </m:rPr>
               <w:rPr>
                 <w:rFonts w:ascii="Cambria Math" w:hAnsi="Cambria Math"/>
                 <w:szCs w:val="24"/>
@@ -41330,9 +41097,6 @@
           </m:e>
           <m:sub>
             <m:r>
-              <m:rPr>
-                <m:sty m:val="bi"/>
-              </m:rPr>
               <w:rPr>
                 <w:rFonts w:ascii="Cambria Math" w:hAnsi="Cambria Math"/>
                 <w:szCs w:val="24"/>
@@ -41389,9 +41153,6 @@
           </m:sSubPr>
           <m:e>
             <m:r>
-              <m:rPr>
-                <m:sty m:val="bi"/>
-              </m:rPr>
               <w:rPr>
                 <w:rFonts w:ascii="Cambria Math" w:hAnsi="Cambria Math"/>
                 <w:szCs w:val="24"/>
@@ -41402,9 +41163,6 @@
           </m:e>
           <m:sub>
             <m:r>
-              <m:rPr>
-                <m:sty m:val="bi"/>
-              </m:rPr>
               <w:rPr>
                 <w:rFonts w:ascii="Cambria Math" w:hAnsi="Cambria Math"/>
                 <w:szCs w:val="24"/>
@@ -41450,9 +41208,6 @@
           </m:sSubPr>
           <m:e>
             <m:r>
-              <m:rPr>
-                <m:sty m:val="bi"/>
-              </m:rPr>
               <w:rPr>
                 <w:rFonts w:ascii="Cambria Math" w:hAnsi="Cambria Math"/>
                 <w:szCs w:val="24"/>
@@ -41462,9 +41217,6 @@
           </m:e>
           <m:sub>
             <m:r>
-              <m:rPr>
-                <m:sty m:val="bi"/>
-              </m:rPr>
               <w:rPr>
                 <w:rFonts w:ascii="Cambria Math" w:hAnsi="Cambria Math"/>
                 <w:szCs w:val="24"/>
@@ -41521,9 +41273,6 @@
           </m:sSubPr>
           <m:e>
             <m:r>
-              <m:rPr>
-                <m:sty m:val="bi"/>
-              </m:rPr>
               <w:rPr>
                 <w:rFonts w:ascii="Cambria Math" w:hAnsi="Cambria Math"/>
                 <w:szCs w:val="24"/>
@@ -41534,9 +41283,6 @@
           </m:e>
           <m:sub>
             <m:r>
-              <m:rPr>
-                <m:sty m:val="bi"/>
-              </m:rPr>
               <w:rPr>
                 <w:rFonts w:ascii="Cambria Math" w:hAnsi="Cambria Math"/>
                 <w:szCs w:val="24"/>
@@ -41582,9 +41328,6 @@
           </m:sSubPr>
           <m:e>
             <m:r>
-              <m:rPr>
-                <m:sty m:val="bi"/>
-              </m:rPr>
               <w:rPr>
                 <w:rFonts w:ascii="Cambria Math" w:hAnsi="Cambria Math"/>
                 <w:szCs w:val="24"/>
@@ -41594,9 +41337,6 @@
           </m:e>
           <m:sub>
             <m:r>
-              <m:rPr>
-                <m:sty m:val="bi"/>
-              </m:rPr>
               <w:rPr>
                 <w:rFonts w:ascii="Cambria Math" w:hAnsi="Cambria Math"/>
                 <w:szCs w:val="24"/>
@@ -41658,7 +41398,47 @@
           <w:szCs w:val="24"/>
           <w:lang w:val="en-US"/>
         </w:rPr>
-        <w:t>To assess associative learning and contextual memory, latency to enter the dark compartment during the passive avoidance test was analyzed using a mixed effects model with trial as the repeated factor and treatment and environment as between subject factors</w:t>
+        <w:t xml:space="preserve">To assess </w:t>
+      </w:r>
+      <w:r>
+        <w:rPr>
+          <w:rFonts w:ascii="Times New Roman" w:hAnsi="Times New Roman" w:cs="Times New Roman"/>
+          <w:i/>
+          <w:iCs/>
+          <w:sz w:val="24"/>
+          <w:szCs w:val="24"/>
+          <w:lang w:val="en-US"/>
+        </w:rPr>
+        <w:t>associative learning</w:t>
+      </w:r>
+      <w:r>
+        <w:rPr>
+          <w:rFonts w:ascii="Times New Roman" w:hAnsi="Times New Roman" w:cs="Times New Roman"/>
+          <w:sz w:val="24"/>
+          <w:szCs w:val="24"/>
+          <w:lang w:val="en-US"/>
+        </w:rPr>
+        <w:t xml:space="preserve"> and </w:t>
+      </w:r>
+      <w:r>
+        <w:rPr>
+          <w:rFonts w:ascii="Times New Roman" w:hAnsi="Times New Roman" w:cs="Times New Roman"/>
+          <w:i/>
+          <w:iCs/>
+          <w:sz w:val="24"/>
+          <w:szCs w:val="24"/>
+          <w:lang w:val="en-US"/>
+        </w:rPr>
+        <w:t>contextual memory</w:t>
+      </w:r>
+      <w:r>
+        <w:rPr>
+          <w:rFonts w:ascii="Times New Roman" w:hAnsi="Times New Roman" w:cs="Times New Roman"/>
+          <w:sz w:val="24"/>
+          <w:szCs w:val="24"/>
+          <w:lang w:val="en-US"/>
+        </w:rPr>
+        <w:t>, latency to enter the dark compartment during the passive avoidance test was analyzed using a mixed effects model with trial as the repeated factor and treatment and environment as between subject factors</w:t>
       </w:r>
       <w:r>
         <w:rPr>
@@ -44356,22 +44136,99 @@
     </w:p>
     <w:p>
       <w:pPr>
-        <w:ind w:firstLine="709"/>
-        <w:rPr>
-          <w:lang w:val="en-US"/>
-        </w:rPr>
-      </w:pPr>
+        <w:pStyle w:val="discussion"/>
+      </w:pPr>
+      <w:r>
+        <w:t>Social and affective function</w:t>
+      </w:r>
     </w:p>
     <w:p>
       <w:pPr>
+        <w:pStyle w:val="discussion"/>
+        <w:numPr>
+          <w:ilvl w:val="0"/>
+          <w:numId w:val="0"/>
+        </w:numPr>
+        <w:spacing w:line="276" w:lineRule="auto"/>
         <w:ind w:firstLine="709"/>
-        <w:rPr>
-          <w:rFonts w:ascii="Times New Roman" w:hAnsi="Times New Roman" w:cs="Times New Roman"/>
-          <w:sz w:val="24"/>
-          <w:szCs w:val="24"/>
-          <w:lang w:val="en-GB"/>
-        </w:rPr>
-      </w:pPr>
+      </w:pPr>
+      <w:r>
+        <w:rPr>
+          <w:b w:val="0"/>
+          <w:bCs/>
+        </w:rPr>
+        <w:t>We assessed anxiety</w:t>
+      </w:r>
+      <w:r>
+        <w:rPr>
+          <w:b w:val="0"/>
+          <w:bCs/>
+        </w:rPr>
+        <w:noBreakHyphen/>
+        <w:t>like behavior using two outcome measures in the open field. When considered together, these measures provide little evidence that EE reliably alters anxiety, regardless of treatment. This aligns with the broader literature showing that EE can influence anxiety, but that its effects depend strongly on species, enrichment type, duration, group size, and other methodological factors (Lopes et al., 2018). Future work should therefore clarify the specific conditions under which EE mitigates anxiety</w:t>
+      </w:r>
+      <w:r>
+        <w:rPr>
+          <w:b w:val="0"/>
+          <w:bCs/>
+        </w:rPr>
+        <w:noBreakHyphen/>
+        <w:t>related behavior.</w:t>
+      </w:r>
+      <w:r>
+        <w:rPr>
+          <w:b w:val="0"/>
+          <w:bCs/>
+        </w:rPr>
+        <w:t xml:space="preserve"> </w:t>
+      </w:r>
+      <w:r>
+        <w:rPr>
+          <w:b w:val="0"/>
+          <w:bCs/>
+        </w:rPr>
+        <w:t>Similarly, chemotherapy did not increase anxiety in our cohort, despite reports of chemo</w:t>
+      </w:r>
+      <w:r>
+        <w:rPr>
+          <w:b w:val="0"/>
+          <w:bCs/>
+        </w:rPr>
+        <w:noBreakHyphen/>
+        <w:t>related affective disturbances in the literature. Notably, however, EE did exert a protective effect for CICI animals that was not observed in saline controls. One potential mechanism is that chemotherapy induces an exaggerated stress response, as seen in human patients where treatment alters stress</w:t>
+      </w:r>
+      <w:r>
+        <w:rPr>
+          <w:b w:val="0"/>
+          <w:bCs/>
+        </w:rPr>
+        <w:noBreakHyphen/>
+        <w:t>related biomarkers regulated by the hypothalamic–pituitary–adrenal (HPA) axis (Limberaki et al., 2011). Complementary animal work shows that EE reduces HPA</w:t>
+      </w:r>
+      <w:r>
+        <w:rPr>
+          <w:b w:val="0"/>
+          <w:bCs/>
+        </w:rPr>
+        <w:noBreakHyphen/>
+        <w:t>axis activation compared to PE housing (Belz et al., 2003). Together, these findings suggest that EE may buffer chemotherapy</w:t>
+      </w:r>
+      <w:r>
+        <w:rPr>
+          <w:b w:val="0"/>
+          <w:bCs/>
+        </w:rPr>
+        <w:noBreakHyphen/>
+        <w:t>induced alterations in HPA</w:t>
+      </w:r>
+      <w:r>
+        <w:rPr>
+          <w:b w:val="0"/>
+          <w:bCs/>
+        </w:rPr>
+        <w:noBreakHyphen/>
+        <w:t>axis responsiveness, thereby providing a selective protective effect in CICI mice.</w:t>
+      </w:r>
     </w:p>
     <w:p>
       <w:pPr>
@@ -44380,9 +44237,299 @@
           <w:rFonts w:ascii="Times New Roman" w:hAnsi="Times New Roman" w:cs="Times New Roman"/>
           <w:sz w:val="24"/>
           <w:szCs w:val="24"/>
-          <w:lang w:val="en-GB"/>
-        </w:rPr>
-      </w:pPr>
+          <w:lang w:val="en-US"/>
+        </w:rPr>
+      </w:pPr>
+      <w:r>
+        <w:rPr>
+          <w:rFonts w:ascii="Times New Roman" w:hAnsi="Times New Roman" w:cs="Times New Roman"/>
+          <w:sz w:val="24"/>
+          <w:szCs w:val="24"/>
+          <w:lang w:val="en-US"/>
+        </w:rPr>
+        <w:t>In terms of general sociability, only an environmental effect emerged. This reduction in social approach in EE</w:t>
+      </w:r>
+      <w:r>
+        <w:rPr>
+          <w:rFonts w:ascii="Times New Roman" w:hAnsi="Times New Roman" w:cs="Times New Roman"/>
+          <w:sz w:val="24"/>
+          <w:szCs w:val="24"/>
+          <w:lang w:val="en-US"/>
+        </w:rPr>
+        <w:noBreakHyphen/>
+        <w:t>housed mice is likely attributable to habituation, as increased social exposure in enriched cages may diminish the novelty value of an unfamiliar conspecific. Treatment did not alter sociability, and EE did not confer protection against chemotherapy</w:t>
+      </w:r>
+      <w:r>
+        <w:rPr>
+          <w:rFonts w:ascii="Times New Roman" w:hAnsi="Times New Roman" w:cs="Times New Roman"/>
+          <w:sz w:val="24"/>
+          <w:szCs w:val="24"/>
+          <w:lang w:val="en-US"/>
+        </w:rPr>
+        <w:noBreakHyphen/>
+        <w:t>related social impairments. Importantly, the SPSN primarily indexes social novelty preference, not broader social functioning. As such, the observed effects may be task</w:t>
+      </w:r>
+      <w:r>
+        <w:rPr>
+          <w:rFonts w:ascii="Times New Roman" w:hAnsi="Times New Roman" w:cs="Times New Roman"/>
+          <w:sz w:val="24"/>
+          <w:szCs w:val="24"/>
+          <w:lang w:val="en-US"/>
+        </w:rPr>
+        <w:noBreakHyphen/>
+        <w:t xml:space="preserve">specific rather than reflective of genuine differences in </w:t>
+      </w:r>
+      <w:r>
+        <w:rPr>
+          <w:rFonts w:ascii="Times New Roman" w:hAnsi="Times New Roman" w:cs="Times New Roman"/>
+          <w:sz w:val="24"/>
+          <w:szCs w:val="24"/>
+          <w:lang w:val="en-US"/>
+        </w:rPr>
+        <w:t>general sociability</w:t>
+      </w:r>
+      <w:r>
+        <w:rPr>
+          <w:rFonts w:ascii="Times New Roman" w:hAnsi="Times New Roman" w:cs="Times New Roman"/>
+          <w:sz w:val="24"/>
+          <w:szCs w:val="24"/>
+          <w:lang w:val="en-US"/>
+        </w:rPr>
+        <w:t xml:space="preserve">. Future work would benefit from incorporating more ecologically valid social </w:t>
+      </w:r>
+      <w:r>
+        <w:rPr>
+          <w:rFonts w:ascii="Times New Roman" w:hAnsi="Times New Roman" w:cs="Times New Roman"/>
+          <w:sz w:val="24"/>
+          <w:szCs w:val="24"/>
+          <w:lang w:val="en-US"/>
+        </w:rPr>
+        <w:t xml:space="preserve">tests </w:t>
+      </w:r>
+      <w:r>
+        <w:rPr>
+          <w:rFonts w:ascii="Times New Roman" w:hAnsi="Times New Roman" w:cs="Times New Roman"/>
+          <w:sz w:val="24"/>
+          <w:szCs w:val="24"/>
+          <w:lang w:val="en-US"/>
+        </w:rPr>
+        <w:t>to determine whether similar patterns emerge under more naturalistic social conditions.</w:t>
+      </w:r>
+    </w:p>
+    <w:p>
+      <w:pPr>
+        <w:pStyle w:val="discussion"/>
+      </w:pPr>
+      <w:r>
+        <w:lastRenderedPageBreak/>
+        <w:t>Cognitive function</w:t>
+      </w:r>
+    </w:p>
+    <w:p>
+      <w:pPr>
+        <w:pStyle w:val="discussion"/>
+        <w:numPr>
+          <w:ilvl w:val="0"/>
+          <w:numId w:val="0"/>
+        </w:numPr>
+        <w:ind w:firstLine="709"/>
+        <w:rPr>
+          <w:b w:val="0"/>
+          <w:bCs/>
+        </w:rPr>
+      </w:pPr>
+      <w:r>
+        <w:rPr>
+          <w:b w:val="0"/>
+          <w:bCs/>
+        </w:rPr>
+        <w:t>The majority of the behavioral tests in this thesis measured cognitive function, with a particular emphasis on different forms of memory. This focus aligns with our primary research question, namely whether EE can protect against CICI. In total, five tasks were used to assess distinct cognitive domains: the NOR, SPSN, MWM, T</w:t>
+      </w:r>
+      <w:r>
+        <w:rPr>
+          <w:b w:val="0"/>
+          <w:bCs/>
+        </w:rPr>
+        <w:noBreakHyphen/>
+        <w:t xml:space="preserve">maze, and PA. Together, these tests allowed us to evaluate recognition memory (object and social), spatial learning and memory, cognitive flexibility, spatial working memory, and associative learning. </w:t>
+      </w:r>
+    </w:p>
+    <w:p>
+      <w:pPr>
+        <w:pStyle w:val="discussion"/>
+        <w:numPr>
+          <w:ilvl w:val="0"/>
+          <w:numId w:val="0"/>
+        </w:numPr>
+        <w:ind w:firstLine="709"/>
+        <w:rPr>
+          <w:b w:val="0"/>
+          <w:bCs/>
+        </w:rPr>
+      </w:pPr>
+      <w:r>
+        <w:rPr>
+          <w:b w:val="0"/>
+          <w:bCs/>
+        </w:rPr>
+        <w:t>For recognition memory, no group differences were observed, indicating that neither environment nor treatment influenced performance. Recognition memory, particularly social recognition, is relatively understudied in the chemotherapy literature. However, Seigers et al. (2015) compared multiple chemotherapeutic agents to chance performance in the NOR task and found that only three out of eight treatment types failed to perform above chance, with some treatments even outperforming controls. Additionally, studies show that recognition memory relies primarily on the peri-postrhinal cortex, rather than the hippocampus that support spatial learning (Winters et al., 2004). To date, there is no clear evidence that chemotherapy damages peri</w:t>
+      </w:r>
+      <w:r>
+        <w:rPr>
+          <w:b w:val="0"/>
+          <w:bCs/>
+        </w:rPr>
+        <w:noBreakHyphen/>
+        <w:t>postrhinal cortical areas, whereas hippocampal vulnerability is extensively documented. If these cortical regions are relatively resistant to chemotherapy</w:t>
+      </w:r>
+      <w:r>
+        <w:rPr>
+          <w:b w:val="0"/>
+          <w:bCs/>
+        </w:rPr>
+        <w:noBreakHyphen/>
+        <w:t>induced neurotoxicity, recognition memory would be expected to remain intact. This could also explain why we did not observe a protective effect of EE: when baseline deficits are minimal or absent, detecting enrichment</w:t>
+      </w:r>
+      <w:r>
+        <w:rPr>
+          <w:b w:val="0"/>
+          <w:bCs/>
+        </w:rPr>
+        <w:noBreakHyphen/>
+        <w:t>related improvements becomes inherently more difficult. Future work could benefit from testing these assumptions at the neural level, as direct evidence on chemotherapy</w:t>
+      </w:r>
+      <w:r>
+        <w:rPr>
+          <w:b w:val="0"/>
+          <w:bCs/>
+        </w:rPr>
+        <w:noBreakHyphen/>
+        <w:t>induced changes in peri</w:t>
+      </w:r>
+      <w:r>
+        <w:rPr>
+          <w:b w:val="0"/>
+          <w:bCs/>
+        </w:rPr>
+        <w:noBreakHyphen/>
+        <w:t>postrhinal cortical areas is lacking. Such studies could clarify whether the preserved recognition memory observed here reflects true neurobiological resilience in these regions.</w:t>
+      </w:r>
+    </w:p>
+    <w:p>
+      <w:pPr>
+        <w:pStyle w:val="discussion"/>
+        <w:numPr>
+          <w:ilvl w:val="0"/>
+          <w:numId w:val="0"/>
+        </w:numPr>
+        <w:ind w:firstLine="709"/>
+        <w:rPr>
+          <w:b w:val="0"/>
+          <w:bCs/>
+        </w:rPr>
+      </w:pPr>
+      <w:r>
+        <w:rPr>
+          <w:b w:val="0"/>
+          <w:bCs/>
+        </w:rPr>
+        <w:t>In comparison, the neurotoxic effects of chemotherapy on the hippocampus and the associated impairments in hippocampus</w:t>
+      </w:r>
+      <w:r>
+        <w:rPr>
+          <w:b w:val="0"/>
+          <w:bCs/>
+        </w:rPr>
+        <w:noBreakHyphen/>
+        <w:t>dependent spatial (working) memory are well-documented (Thomas et al., 2017; Yang et al., 2010; Yang et al., 2011). However, we did not observe consistent effects of treatment, environment, or a potential protective role of EE on spatial (working) memory or cognitive flexibility in this thesis. The absence of treatment differences is somewhat unexpected given the existing literature. One could argue that our treatment manipulation was ineffective, but the weight</w:t>
+      </w:r>
+      <w:r>
+        <w:rPr>
+          <w:b w:val="0"/>
+          <w:bCs/>
+        </w:rPr>
+        <w:noBreakHyphen/>
+        <w:t xml:space="preserve">loss data clearly indicate that the chemotherapy regimen produced the expected physiological impact (see Appendix Figure I, Table I, and Table II). Although we detected a treatment effect at the start of the MWM, these </w:t>
+      </w:r>
+      <w:r>
+        <w:rPr>
+          <w:b w:val="0"/>
+          <w:bCs/>
+        </w:rPr>
+        <w:lastRenderedPageBreak/>
+        <w:t>early differences likely reflect differences in initial search strategies on day 1 rather than genuine differences in spatial (working) memory. It remains unclear why spatial memory did not differ between treatment groups. Bayes factors frequently yielded only anecdotal evidence close to one for treatment effects and, in some cases, no evidence or anecdotal evidence for an interaction effect. This suggests that true effects cannot be ruled out but may have been too subtle to detect with the current sample size. As discussed later, the study is underpowered for several of the behavioral outcomes, and replication with a larger sample would be necessary to draw firm conclusions about the presence or absence of chemotherapy</w:t>
+      </w:r>
+      <w:r>
+        <w:rPr>
+          <w:b w:val="0"/>
+          <w:bCs/>
+        </w:rPr>
+        <w:noBreakHyphen/>
+        <w:t>induced spatial memory deficits.</w:t>
+      </w:r>
+    </w:p>
+    <w:p>
+      <w:pPr>
+        <w:pStyle w:val="discussion"/>
+        <w:numPr>
+          <w:ilvl w:val="0"/>
+          <w:numId w:val="0"/>
+        </w:numPr>
+        <w:ind w:firstLine="709"/>
+        <w:rPr>
+          <w:b w:val="0"/>
+          <w:bCs/>
+        </w:rPr>
+      </w:pPr>
+      <w:r>
+        <w:rPr>
+          <w:b w:val="0"/>
+          <w:bCs/>
+        </w:rPr>
+        <w:t xml:space="preserve">Finally,  Associative learning and fear-based memory was assessed using the PA task. Aversive learning deficits are also documented in the literature (Kitamura et al., 2015). But again, none of the effects were present in this dataset. Treatment nor environment altered associative learning or fear-based memory. A possible explanation for the lack of effects could be because of ceiling effects </w:t>
+      </w:r>
+    </w:p>
+    <w:p>
+      <w:pPr>
+        <w:pStyle w:val="discussion"/>
+        <w:numPr>
+          <w:ilvl w:val="0"/>
+          <w:numId w:val="0"/>
+        </w:numPr>
+        <w:ind w:left="357" w:firstLine="709"/>
+        <w:rPr>
+          <w:b w:val="0"/>
+          <w:bCs/>
+        </w:rPr>
+      </w:pPr>
+      <w:r>
+        <w:rPr>
+          <w:b w:val="0"/>
+          <w:bCs/>
+        </w:rPr>
+        <w:t>Ceiling effects</w:t>
+      </w:r>
+    </w:p>
+    <w:p>
+      <w:pPr>
+        <w:pStyle w:val="discussion"/>
+        <w:numPr>
+          <w:ilvl w:val="0"/>
+          <w:numId w:val="0"/>
+        </w:numPr>
+        <w:ind w:left="357" w:firstLine="709"/>
+        <w:rPr>
+          <w:b w:val="0"/>
+          <w:bCs/>
+        </w:rPr>
+      </w:pPr>
+      <w:r>
+        <w:rPr>
+          <w:b w:val="0"/>
+          <w:bCs/>
+        </w:rPr>
+        <w:t xml:space="preserve">Last task </w:t>
+      </w:r>
     </w:p>
     <w:p>
       <w:pPr>
